--- a/Doc/辨音识键系统_v3.docx
+++ b/Doc/辨音识键系统_v3.docx
@@ -1725,11 +1725,11 @@
         </w:rPr>
       </w:pPr>
       <w:bookmarkStart w:id="2" w:name="_Toc164802039"/>
-      <w:bookmarkStart w:id="3" w:name="_Toc162393583"/>
-      <w:bookmarkStart w:id="4" w:name="_Toc164194363"/>
+      <w:bookmarkStart w:id="3" w:name="_Toc164194363"/>
+      <w:bookmarkStart w:id="4" w:name="_Toc164194617"/>
       <w:bookmarkStart w:id="5" w:name="_Toc164182091"/>
-      <w:bookmarkStart w:id="6" w:name="_Toc164182275"/>
-      <w:bookmarkStart w:id="7" w:name="_Toc164194617"/>
+      <w:bookmarkStart w:id="6" w:name="_Toc162393583"/>
+      <w:bookmarkStart w:id="7" w:name="_Toc164182275"/>
       <w:r>
         <w:rPr>
           <w:rFonts w:hint="eastAsia" w:ascii="黑体" w:hAnsi="黑体" w:eastAsia="黑体"/>
@@ -1884,12 +1884,12 @@
         </w:rPr>
       </w:pPr>
       <w:bookmarkStart w:id="8" w:name="_Toc164194364"/>
-      <w:bookmarkStart w:id="9" w:name="_Toc134347591"/>
-      <w:bookmarkStart w:id="10" w:name="_Toc164802040"/>
-      <w:bookmarkStart w:id="11" w:name="_Toc164194618"/>
-      <w:bookmarkStart w:id="12" w:name="_Toc164182092"/>
+      <w:bookmarkStart w:id="9" w:name="_Toc164802040"/>
+      <w:bookmarkStart w:id="10" w:name="_Toc164182092"/>
+      <w:bookmarkStart w:id="11" w:name="_Toc164182276"/>
+      <w:bookmarkStart w:id="12" w:name="_Toc134347591"/>
       <w:bookmarkStart w:id="13" w:name="_Toc162393584"/>
-      <w:bookmarkStart w:id="14" w:name="_Toc164182276"/>
+      <w:bookmarkStart w:id="14" w:name="_Toc164194618"/>
       <w:r>
         <w:rPr>
           <w:b/>
@@ -2121,7 +2121,7 @@
           <w:bCs/>
           <w:szCs w:val="30"/>
         </w:rPr>
-        <w:instrText xml:space="preserve"> HYPERLINK \l _Toc29597 </w:instrText>
+        <w:instrText xml:space="preserve"> HYPERLINK \l _Toc12838 </w:instrText>
       </w:r>
       <w:r>
         <w:rPr>
@@ -2146,7 +2146,7 @@
         <w:fldChar w:fldCharType="begin"/>
       </w:r>
       <w:r>
-        <w:instrText xml:space="preserve"> PAGEREF _Toc29597 \h </w:instrText>
+        <w:instrText xml:space="preserve"> PAGEREF _Toc12838 \h </w:instrText>
       </w:r>
       <w:r>
         <w:fldChar w:fldCharType="separate"/>
@@ -2187,7 +2187,7 @@
           <w:bCs/>
           <w:szCs w:val="30"/>
         </w:rPr>
-        <w:instrText xml:space="preserve"> HYPERLINK \l _Toc10113 </w:instrText>
+        <w:instrText xml:space="preserve"> HYPERLINK \l _Toc22265 </w:instrText>
       </w:r>
       <w:r>
         <w:rPr>
@@ -2232,7 +2232,7 @@
         <w:fldChar w:fldCharType="begin"/>
       </w:r>
       <w:r>
-        <w:instrText xml:space="preserve"> PAGEREF _Toc10113 \h </w:instrText>
+        <w:instrText xml:space="preserve"> PAGEREF _Toc22265 \h </w:instrText>
       </w:r>
       <w:r>
         <w:fldChar w:fldCharType="separate"/>
@@ -2273,7 +2273,7 @@
           <w:bCs/>
           <w:szCs w:val="30"/>
         </w:rPr>
-        <w:instrText xml:space="preserve"> HYPERLINK \l _Toc29709 </w:instrText>
+        <w:instrText xml:space="preserve"> HYPERLINK \l _Toc23755 </w:instrText>
       </w:r>
       <w:r>
         <w:rPr>
@@ -2338,7 +2338,7 @@
         <w:fldChar w:fldCharType="begin"/>
       </w:r>
       <w:r>
-        <w:instrText xml:space="preserve"> PAGEREF _Toc29709 \h </w:instrText>
+        <w:instrText xml:space="preserve"> PAGEREF _Toc23755 \h </w:instrText>
       </w:r>
       <w:r>
         <w:fldChar w:fldCharType="separate"/>
@@ -2379,7 +2379,7 @@
           <w:bCs/>
           <w:szCs w:val="30"/>
         </w:rPr>
-        <w:instrText xml:space="preserve"> HYPERLINK \l _Toc13747 </w:instrText>
+        <w:instrText xml:space="preserve"> HYPERLINK \l _Toc27871 </w:instrText>
       </w:r>
       <w:r>
         <w:rPr>
@@ -2424,7 +2424,7 @@
         <w:fldChar w:fldCharType="begin"/>
       </w:r>
       <w:r>
-        <w:instrText xml:space="preserve"> PAGEREF _Toc13747 \h </w:instrText>
+        <w:instrText xml:space="preserve"> PAGEREF _Toc27871 \h </w:instrText>
       </w:r>
       <w:r>
         <w:fldChar w:fldCharType="separate"/>
@@ -2465,7 +2465,7 @@
           <w:bCs/>
           <w:szCs w:val="30"/>
         </w:rPr>
-        <w:instrText xml:space="preserve"> HYPERLINK \l _Toc6928 </w:instrText>
+        <w:instrText xml:space="preserve"> HYPERLINK \l _Toc7353 </w:instrText>
       </w:r>
       <w:r>
         <w:rPr>
@@ -2524,7 +2524,7 @@
         <w:fldChar w:fldCharType="begin"/>
       </w:r>
       <w:r>
-        <w:instrText xml:space="preserve"> PAGEREF _Toc6928 \h </w:instrText>
+        <w:instrText xml:space="preserve"> PAGEREF _Toc7353 \h </w:instrText>
       </w:r>
       <w:r>
         <w:fldChar w:fldCharType="separate"/>
@@ -2565,7 +2565,7 @@
           <w:bCs/>
           <w:szCs w:val="30"/>
         </w:rPr>
-        <w:instrText xml:space="preserve"> HYPERLINK \l _Toc19319 </w:instrText>
+        <w:instrText xml:space="preserve"> HYPERLINK \l _Toc24286 </w:instrText>
       </w:r>
       <w:r>
         <w:rPr>
@@ -2581,16 +2581,7 @@
           <w:bCs/>
           <w:szCs w:val="30"/>
         </w:rPr>
-        <w:t xml:space="preserve">第2章 </w:t>
-      </w:r>
-      <w:r>
-        <w:rPr>
-          <w:rFonts w:hint="eastAsia" w:cs="黑体"/>
-          <w:bCs/>
-          <w:szCs w:val="30"/>
-          <w:lang w:val="en-US" w:eastAsia="zh-CN"/>
-        </w:rPr>
-        <w:t>系统相关技术与理论基础</w:t>
+        <w:t>第2章 系统相关技术与理论基础</w:t>
       </w:r>
       <w:r>
         <w:tab/>
@@ -2599,7 +2590,7 @@
         <w:fldChar w:fldCharType="begin"/>
       </w:r>
       <w:r>
-        <w:instrText xml:space="preserve"> PAGEREF _Toc19319 \h </w:instrText>
+        <w:instrText xml:space="preserve"> PAGEREF _Toc24286 \h </w:instrText>
       </w:r>
       <w:r>
         <w:fldChar w:fldCharType="separate"/>
@@ -2640,7 +2631,7 @@
           <w:bCs/>
           <w:szCs w:val="30"/>
         </w:rPr>
-        <w:instrText xml:space="preserve"> HYPERLINK \l _Toc14973 </w:instrText>
+        <w:instrText xml:space="preserve"> HYPERLINK \l _Toc3456 </w:instrText>
       </w:r>
       <w:r>
         <w:rPr>
@@ -2652,11 +2643,9 @@
       </w:r>
       <w:r>
         <w:rPr>
-          <w:rFonts w:hint="default" w:cs="黑体" w:asciiTheme="majorEastAsia" w:hAnsiTheme="majorEastAsia" w:eastAsiaTheme="majorEastAsia"/>
-          <w:bCs/>
-          <w:kern w:val="2"/>
-          <w:szCs w:val="30"/>
-          <w:lang w:val="en-US" w:eastAsia="zh-CN" w:bidi="ar-SA"/>
+          <w:rFonts w:cs="黑体" w:asciiTheme="majorEastAsia" w:hAnsiTheme="majorEastAsia" w:eastAsiaTheme="majorEastAsia"/>
+          <w:bCs/>
+          <w:szCs w:val="30"/>
         </w:rPr>
         <w:t>第2.1节</w:t>
       </w:r>
@@ -2664,20 +2653,9 @@
         <w:rPr>
           <w:rFonts w:hint="eastAsia" w:cs="黑体" w:asciiTheme="majorEastAsia" w:hAnsiTheme="majorEastAsia" w:eastAsiaTheme="majorEastAsia"/>
           <w:bCs/>
-          <w:kern w:val="2"/>
-          <w:szCs w:val="30"/>
-          <w:lang w:val="en-US" w:eastAsia="zh-CN" w:bidi="ar-SA"/>
-        </w:rPr>
-        <w:t xml:space="preserve"> </w:t>
-      </w:r>
-      <w:r>
-        <w:rPr>
-          <w:rFonts w:hint="eastAsia" w:cs="黑体" w:asciiTheme="majorEastAsia" w:hAnsiTheme="majorEastAsia" w:eastAsiaTheme="majorEastAsia"/>
-          <w:bCs/>
-          <w:szCs w:val="30"/>
-          <w:lang w:val="en-US" w:eastAsia="zh-CN"/>
-        </w:rPr>
-        <w:t>嵌入式主控与实时处理基础</w:t>
+          <w:szCs w:val="30"/>
+        </w:rPr>
+        <w:t xml:space="preserve"> 嵌入式主控与实时处理基础</w:t>
       </w:r>
       <w:r>
         <w:tab/>
@@ -2686,7 +2664,7 @@
         <w:fldChar w:fldCharType="begin"/>
       </w:r>
       <w:r>
-        <w:instrText xml:space="preserve"> PAGEREF _Toc14973 \h </w:instrText>
+        <w:instrText xml:space="preserve"> PAGEREF _Toc3456 \h </w:instrText>
       </w:r>
       <w:r>
         <w:fldChar w:fldCharType="separate"/>
@@ -2727,7 +2705,7 @@
           <w:bCs/>
           <w:szCs w:val="30"/>
         </w:rPr>
-        <w:instrText xml:space="preserve"> HYPERLINK \l _Toc18347 </w:instrText>
+        <w:instrText xml:space="preserve"> HYPERLINK \l _Toc9175 </w:instrText>
       </w:r>
       <w:r>
         <w:rPr>
@@ -2739,32 +2717,103 @@
       </w:r>
       <w:r>
         <w:rPr>
-          <w:rFonts w:hint="default" w:cs="黑体" w:asciiTheme="majorEastAsia" w:hAnsiTheme="majorEastAsia" w:eastAsiaTheme="majorEastAsia"/>
-          <w:bCs/>
-          <w:kern w:val="2"/>
-          <w:szCs w:val="30"/>
-          <w:lang w:val="en-US" w:eastAsia="zh-CN" w:bidi="ar-SA"/>
-        </w:rPr>
-        <w:t>第2.2节</w:t>
-      </w:r>
-      <w:r>
-        <w:rPr>
-          <w:rFonts w:hint="eastAsia" w:cs="黑体" w:asciiTheme="majorEastAsia" w:hAnsiTheme="majorEastAsia" w:eastAsiaTheme="majorEastAsia"/>
-          <w:bCs/>
-          <w:kern w:val="2"/>
-          <w:szCs w:val="30"/>
-          <w:lang w:val="en-US" w:eastAsia="zh-CN" w:bidi="ar-SA"/>
-        </w:rPr>
-        <w:t xml:space="preserve"> </w:t>
-      </w:r>
-      <w:r>
-        <w:rPr>
-          <w:rFonts w:hint="eastAsia" w:cs="黑体" w:asciiTheme="majorEastAsia" w:hAnsiTheme="majorEastAsia" w:eastAsiaTheme="majorEastAsia"/>
+          <w:rFonts w:cs="黑体" w:asciiTheme="majorEastAsia" w:hAnsiTheme="majorEastAsia" w:eastAsiaTheme="majorEastAsia"/>
+          <w:bCs/>
+          <w:szCs w:val="30"/>
+        </w:rPr>
+        <w:t>第2.2节 系统实现相关技术</w:t>
+      </w:r>
+      <w:r>
+        <w:tab/>
+      </w:r>
+      <w:r>
+        <w:fldChar w:fldCharType="begin"/>
+      </w:r>
+      <w:r>
+        <w:instrText xml:space="preserve"> PAGEREF _Toc9175 \h </w:instrText>
+      </w:r>
+      <w:r>
+        <w:fldChar w:fldCharType="separate"/>
+      </w:r>
+      <w:r>
+        <w:t>6</w:t>
+      </w:r>
+      <w:r>
+        <w:fldChar w:fldCharType="end"/>
+      </w:r>
+      <w:r>
+        <w:rPr>
+          <w:rFonts w:hint="eastAsia" w:cs="黑体" w:asciiTheme="majorEastAsia" w:hAnsiTheme="majorEastAsia" w:eastAsiaTheme="majorEastAsia"/>
+          <w:bCs/>
+          <w:szCs w:val="30"/>
+        </w:rPr>
+        <w:fldChar w:fldCharType="end"/>
+      </w:r>
+    </w:p>
+    <w:p>
+      <w:pPr>
+        <w:pStyle w:val="5"/>
+        <w:tabs>
+          <w:tab w:val="right" w:leader="dot" w:pos="8306"/>
+        </w:tabs>
+      </w:pPr>
+      <w:r>
+        <w:rPr>
+          <w:rFonts w:hint="eastAsia" w:cs="黑体" w:asciiTheme="majorEastAsia" w:hAnsiTheme="majorEastAsia" w:eastAsiaTheme="majorEastAsia"/>
+          <w:bCs/>
+          <w:szCs w:val="30"/>
+        </w:rPr>
+        <w:fldChar w:fldCharType="begin"/>
+      </w:r>
+      <w:r>
+        <w:rPr>
+          <w:rFonts w:hint="eastAsia" w:cs="黑体" w:asciiTheme="majorEastAsia" w:hAnsiTheme="majorEastAsia" w:eastAsiaTheme="majorEastAsia"/>
+          <w:bCs/>
+          <w:szCs w:val="30"/>
+        </w:rPr>
+        <w:instrText xml:space="preserve"> HYPERLINK \l _Toc13774 </w:instrText>
+      </w:r>
+      <w:r>
+        <w:rPr>
+          <w:rFonts w:hint="eastAsia" w:cs="黑体" w:asciiTheme="majorEastAsia" w:hAnsiTheme="majorEastAsia" w:eastAsiaTheme="majorEastAsia"/>
+          <w:bCs/>
+          <w:szCs w:val="30"/>
+        </w:rPr>
+        <w:fldChar w:fldCharType="separate"/>
+      </w:r>
+      <w:r>
+        <w:rPr>
+          <w:rFonts w:hint="eastAsia" w:cs="黑体"/>
+          <w:bCs/>
+          <w:szCs w:val="30"/>
+        </w:rPr>
+        <w:t>第</w:t>
+      </w:r>
+      <w:r>
+        <w:rPr>
+          <w:rFonts w:hint="eastAsia" w:cs="黑体"/>
           <w:bCs/>
           <w:szCs w:val="30"/>
           <w:lang w:val="en-US" w:eastAsia="zh-CN"/>
         </w:rPr>
-        <w:t>声学信号采集与模拟前端理论</w:t>
+        <w:t>3</w:t>
+      </w:r>
+      <w:r>
+        <w:rPr>
+          <w:rFonts w:hint="eastAsia" w:cs="黑体"/>
+          <w:bCs/>
+          <w:szCs w:val="30"/>
+        </w:rPr>
+        <w:t xml:space="preserve">章 </w:t>
+      </w:r>
+      <w:r>
+        <w:rPr>
+          <w:rFonts w:hint="eastAsia" w:cs="黑体"/>
+          <w:bCs/>
+          <w:szCs w:val="30"/>
+          <w:lang w:val="en-US" w:eastAsia="zh-CN"/>
+        </w:rPr>
+        <w:t>系统硬件设计与实现</w:t>
       </w:r>
       <w:r>
         <w:tab/>
@@ -2773,13 +2822,13 @@
         <w:fldChar w:fldCharType="begin"/>
       </w:r>
       <w:r>
-        <w:instrText xml:space="preserve"> PAGEREF _Toc18347 \h </w:instrText>
+        <w:instrText xml:space="preserve"> PAGEREF _Toc13774 \h </w:instrText>
       </w:r>
       <w:r>
         <w:fldChar w:fldCharType="separate"/>
       </w:r>
       <w:r>
-        <w:t>4</w:t>
+        <w:t>9</w:t>
       </w:r>
       <w:r>
         <w:fldChar w:fldCharType="end"/>
@@ -2814,7 +2863,7 @@
           <w:bCs/>
           <w:szCs w:val="30"/>
         </w:rPr>
-        <w:instrText xml:space="preserve"> HYPERLINK \l _Toc16523 </w:instrText>
+        <w:instrText xml:space="preserve"> HYPERLINK \l _Toc3550 </w:instrText>
       </w:r>
       <w:r>
         <w:rPr>
@@ -2832,7 +2881,7 @@
           <w:szCs w:val="30"/>
           <w:lang w:val="en-US" w:eastAsia="zh-CN" w:bidi="ar-SA"/>
         </w:rPr>
-        <w:t>第2.</w:t>
+        <w:t>第</w:t>
       </w:r>
       <w:r>
         <w:rPr>
@@ -2852,7 +2901,7 @@
           <w:szCs w:val="30"/>
           <w:lang w:val="en-US" w:eastAsia="zh-CN" w:bidi="ar-SA"/>
         </w:rPr>
-        <w:t>节</w:t>
+        <w:t>.1节</w:t>
       </w:r>
       <w:r>
         <w:rPr>
@@ -2871,7 +2920,7 @@
           <w:szCs w:val="30"/>
           <w:lang w:val="en-US" w:eastAsia="zh-CN"/>
         </w:rPr>
-        <w:t>采样理论与数字化处理基础</w:t>
+        <w:t>系统硬件总体方案</w:t>
       </w:r>
       <w:r>
         <w:tab/>
@@ -2880,13 +2929,13 @@
         <w:fldChar w:fldCharType="begin"/>
       </w:r>
       <w:r>
-        <w:instrText xml:space="preserve"> PAGEREF _Toc16523 \h </w:instrText>
+        <w:instrText xml:space="preserve"> PAGEREF _Toc3550 \h </w:instrText>
       </w:r>
       <w:r>
         <w:fldChar w:fldCharType="separate"/>
       </w:r>
       <w:r>
-        <w:t>5</w:t>
+        <w:t>9</w:t>
       </w:r>
       <w:r>
         <w:fldChar w:fldCharType="end"/>
@@ -2921,7 +2970,7 @@
           <w:bCs/>
           <w:szCs w:val="30"/>
         </w:rPr>
-        <w:instrText xml:space="preserve"> HYPERLINK \l _Toc10014 </w:instrText>
+        <w:instrText xml:space="preserve"> HYPERLINK \l _Toc29954 </w:instrText>
       </w:r>
       <w:r>
         <w:rPr>
@@ -2939,7 +2988,7 @@
           <w:szCs w:val="30"/>
           <w:lang w:val="en-US" w:eastAsia="zh-CN" w:bidi="ar-SA"/>
         </w:rPr>
-        <w:t>第2.</w:t>
+        <w:t>第</w:t>
       </w:r>
       <w:r>
         <w:rPr>
@@ -2949,7 +2998,7 @@
           <w:szCs w:val="30"/>
           <w:lang w:val="en-US" w:eastAsia="zh-CN" w:bidi="ar-SA"/>
         </w:rPr>
-        <w:t>4</w:t>
+        <w:t>3</w:t>
       </w:r>
       <w:r>
         <w:rPr>
@@ -2959,7 +3008,7 @@
           <w:szCs w:val="30"/>
           <w:lang w:val="en-US" w:eastAsia="zh-CN" w:bidi="ar-SA"/>
         </w:rPr>
-        <w:t>节</w:t>
+        <w:t>.2节</w:t>
       </w:r>
       <w:r>
         <w:rPr>
@@ -2978,7 +3027,7 @@
           <w:szCs w:val="30"/>
           <w:lang w:val="en-US" w:eastAsia="zh-CN"/>
         </w:rPr>
-        <w:t>频域分析与FFT理论基础</w:t>
+        <w:t>主控平台与引脚分配</w:t>
       </w:r>
       <w:r>
         <w:tab/>
@@ -2987,13 +3036,13 @@
         <w:fldChar w:fldCharType="begin"/>
       </w:r>
       <w:r>
-        <w:instrText xml:space="preserve"> PAGEREF _Toc10014 \h </w:instrText>
+        <w:instrText xml:space="preserve"> PAGEREF _Toc29954 \h </w:instrText>
       </w:r>
       <w:r>
         <w:fldChar w:fldCharType="separate"/>
       </w:r>
       <w:r>
-        <w:t>5</w:t>
+        <w:t>9</w:t>
       </w:r>
       <w:r>
         <w:fldChar w:fldCharType="end"/>
@@ -3028,7 +3077,7 @@
           <w:bCs/>
           <w:szCs w:val="30"/>
         </w:rPr>
-        <w:instrText xml:space="preserve"> HYPERLINK \l _Toc10367 </w:instrText>
+        <w:instrText xml:space="preserve"> HYPERLINK \l _Toc26128 </w:instrText>
       </w:r>
       <w:r>
         <w:rPr>
@@ -3046,7 +3095,7 @@
           <w:szCs w:val="30"/>
           <w:lang w:val="en-US" w:eastAsia="zh-CN" w:bidi="ar-SA"/>
         </w:rPr>
-        <w:t>第2.</w:t>
+        <w:t>第</w:t>
       </w:r>
       <w:r>
         <w:rPr>
@@ -3056,7 +3105,7 @@
           <w:szCs w:val="30"/>
           <w:lang w:val="en-US" w:eastAsia="zh-CN" w:bidi="ar-SA"/>
         </w:rPr>
-        <w:t>5</w:t>
+        <w:t>3</w:t>
       </w:r>
       <w:r>
         <w:rPr>
@@ -3066,6 +3115,26 @@
           <w:szCs w:val="30"/>
           <w:lang w:val="en-US" w:eastAsia="zh-CN" w:bidi="ar-SA"/>
         </w:rPr>
+        <w:t>.</w:t>
+      </w:r>
+      <w:r>
+        <w:rPr>
+          <w:rFonts w:hint="eastAsia" w:cs="黑体" w:asciiTheme="majorEastAsia" w:hAnsiTheme="majorEastAsia" w:eastAsiaTheme="majorEastAsia"/>
+          <w:bCs/>
+          <w:kern w:val="2"/>
+          <w:szCs w:val="30"/>
+          <w:lang w:val="en-US" w:eastAsia="zh-CN" w:bidi="ar-SA"/>
+        </w:rPr>
+        <w:t>3</w:t>
+      </w:r>
+      <w:r>
+        <w:rPr>
+          <w:rFonts w:hint="default" w:cs="黑体" w:asciiTheme="majorEastAsia" w:hAnsiTheme="majorEastAsia" w:eastAsiaTheme="majorEastAsia"/>
+          <w:bCs/>
+          <w:kern w:val="2"/>
+          <w:szCs w:val="30"/>
+          <w:lang w:val="en-US" w:eastAsia="zh-CN" w:bidi="ar-SA"/>
+        </w:rPr>
         <w:t>节</w:t>
       </w:r>
       <w:r>
@@ -3085,7 +3154,7 @@
           <w:szCs w:val="30"/>
           <w:lang w:val="en-US" w:eastAsia="zh-CN"/>
         </w:rPr>
-        <w:t>特征提取与模板匹配判定理论</w:t>
+        <w:t>声学采集模块（MAX9814）</w:t>
       </w:r>
       <w:r>
         <w:tab/>
@@ -3094,13 +3163,13 @@
         <w:fldChar w:fldCharType="begin"/>
       </w:r>
       <w:r>
-        <w:instrText xml:space="preserve"> PAGEREF _Toc10367 \h </w:instrText>
+        <w:instrText xml:space="preserve"> PAGEREF _Toc26128 \h </w:instrText>
       </w:r>
       <w:r>
         <w:fldChar w:fldCharType="separate"/>
       </w:r>
       <w:r>
-        <w:t>6</w:t>
+        <w:t>10</w:t>
       </w:r>
       <w:r>
         <w:fldChar w:fldCharType="end"/>
@@ -3135,7 +3204,7 @@
           <w:bCs/>
           <w:szCs w:val="30"/>
         </w:rPr>
-        <w:instrText xml:space="preserve"> HYPERLINK \l _Toc19202 </w:instrText>
+        <w:instrText xml:space="preserve"> HYPERLINK \l _Toc554 </w:instrText>
       </w:r>
       <w:r>
         <w:rPr>
@@ -3153,7 +3222,7 @@
           <w:szCs w:val="30"/>
           <w:lang w:val="en-US" w:eastAsia="zh-CN" w:bidi="ar-SA"/>
         </w:rPr>
-        <w:t>第2.</w:t>
+        <w:t>第</w:t>
       </w:r>
       <w:r>
         <w:rPr>
@@ -3163,6 +3232,220 @@
           <w:szCs w:val="30"/>
           <w:lang w:val="en-US" w:eastAsia="zh-CN" w:bidi="ar-SA"/>
         </w:rPr>
+        <w:t>3</w:t>
+      </w:r>
+      <w:r>
+        <w:rPr>
+          <w:rFonts w:hint="default" w:cs="黑体" w:asciiTheme="majorEastAsia" w:hAnsiTheme="majorEastAsia" w:eastAsiaTheme="majorEastAsia"/>
+          <w:bCs/>
+          <w:kern w:val="2"/>
+          <w:szCs w:val="30"/>
+          <w:lang w:val="en-US" w:eastAsia="zh-CN" w:bidi="ar-SA"/>
+        </w:rPr>
+        <w:t>.</w:t>
+      </w:r>
+      <w:r>
+        <w:rPr>
+          <w:rFonts w:hint="eastAsia" w:cs="黑体" w:asciiTheme="majorEastAsia" w:hAnsiTheme="majorEastAsia" w:eastAsiaTheme="majorEastAsia"/>
+          <w:bCs/>
+          <w:kern w:val="2"/>
+          <w:szCs w:val="30"/>
+          <w:lang w:val="en-US" w:eastAsia="zh-CN" w:bidi="ar-SA"/>
+        </w:rPr>
+        <w:t>4</w:t>
+      </w:r>
+      <w:r>
+        <w:rPr>
+          <w:rFonts w:hint="default" w:cs="黑体" w:asciiTheme="majorEastAsia" w:hAnsiTheme="majorEastAsia" w:eastAsiaTheme="majorEastAsia"/>
+          <w:bCs/>
+          <w:kern w:val="2"/>
+          <w:szCs w:val="30"/>
+          <w:lang w:val="en-US" w:eastAsia="zh-CN" w:bidi="ar-SA"/>
+        </w:rPr>
+        <w:t>节</w:t>
+      </w:r>
+      <w:r>
+        <w:rPr>
+          <w:rFonts w:hint="eastAsia" w:cs="黑体" w:asciiTheme="majorEastAsia" w:hAnsiTheme="majorEastAsia" w:eastAsiaTheme="majorEastAsia"/>
+          <w:bCs/>
+          <w:kern w:val="2"/>
+          <w:szCs w:val="30"/>
+          <w:lang w:val="en-US" w:eastAsia="zh-CN" w:bidi="ar-SA"/>
+        </w:rPr>
+        <w:t xml:space="preserve"> </w:t>
+      </w:r>
+      <w:r>
+        <w:rPr>
+          <w:rFonts w:hint="eastAsia" w:cs="黑体" w:asciiTheme="majorEastAsia" w:hAnsiTheme="majorEastAsia" w:eastAsiaTheme="majorEastAsia"/>
+          <w:bCs/>
+          <w:szCs w:val="30"/>
+          <w:lang w:val="en-US" w:eastAsia="zh-CN"/>
+        </w:rPr>
+        <w:t>可编程增益模块（PGA117）</w:t>
+      </w:r>
+      <w:r>
+        <w:tab/>
+      </w:r>
+      <w:r>
+        <w:fldChar w:fldCharType="begin"/>
+      </w:r>
+      <w:r>
+        <w:instrText xml:space="preserve"> PAGEREF _Toc554 \h </w:instrText>
+      </w:r>
+      <w:r>
+        <w:fldChar w:fldCharType="separate"/>
+      </w:r>
+      <w:r>
+        <w:t>11</w:t>
+      </w:r>
+      <w:r>
+        <w:fldChar w:fldCharType="end"/>
+      </w:r>
+      <w:r>
+        <w:rPr>
+          <w:rFonts w:hint="eastAsia" w:cs="黑体" w:asciiTheme="majorEastAsia" w:hAnsiTheme="majorEastAsia" w:eastAsiaTheme="majorEastAsia"/>
+          <w:bCs/>
+          <w:szCs w:val="30"/>
+        </w:rPr>
+        <w:fldChar w:fldCharType="end"/>
+      </w:r>
+    </w:p>
+    <w:p>
+      <w:pPr>
+        <w:pStyle w:val="6"/>
+        <w:tabs>
+          <w:tab w:val="right" w:leader="dot" w:pos="8306"/>
+        </w:tabs>
+      </w:pPr>
+      <w:r>
+        <w:rPr>
+          <w:rFonts w:hint="eastAsia" w:cs="黑体" w:asciiTheme="majorEastAsia" w:hAnsiTheme="majorEastAsia" w:eastAsiaTheme="majorEastAsia"/>
+          <w:bCs/>
+          <w:szCs w:val="30"/>
+        </w:rPr>
+        <w:fldChar w:fldCharType="begin"/>
+      </w:r>
+      <w:r>
+        <w:rPr>
+          <w:rFonts w:hint="eastAsia" w:cs="黑体" w:asciiTheme="majorEastAsia" w:hAnsiTheme="majorEastAsia" w:eastAsiaTheme="majorEastAsia"/>
+          <w:bCs/>
+          <w:szCs w:val="30"/>
+        </w:rPr>
+        <w:instrText xml:space="preserve"> HYPERLINK \l _Toc30715 </w:instrText>
+      </w:r>
+      <w:r>
+        <w:rPr>
+          <w:rFonts w:hint="eastAsia" w:cs="黑体" w:asciiTheme="majorEastAsia" w:hAnsiTheme="majorEastAsia" w:eastAsiaTheme="majorEastAsia"/>
+          <w:bCs/>
+          <w:szCs w:val="30"/>
+        </w:rPr>
+        <w:fldChar w:fldCharType="separate"/>
+      </w:r>
+      <w:r>
+        <w:rPr>
+          <w:rFonts w:hint="eastAsia" w:cs="黑体" w:asciiTheme="majorEastAsia" w:hAnsiTheme="majorEastAsia" w:eastAsiaTheme="majorEastAsia"/>
+          <w:bCs/>
+          <w:szCs w:val="30"/>
+          <w:lang w:val="en-US" w:eastAsia="zh-CN"/>
+        </w:rPr>
+        <w:t>第3.5节 模数转换接口设计</w:t>
+      </w:r>
+      <w:r>
+        <w:tab/>
+      </w:r>
+      <w:r>
+        <w:fldChar w:fldCharType="begin"/>
+      </w:r>
+      <w:r>
+        <w:instrText xml:space="preserve"> PAGEREF _Toc30715 \h </w:instrText>
+      </w:r>
+      <w:r>
+        <w:fldChar w:fldCharType="separate"/>
+      </w:r>
+      <w:r>
+        <w:t>12</w:t>
+      </w:r>
+      <w:r>
+        <w:fldChar w:fldCharType="end"/>
+      </w:r>
+      <w:r>
+        <w:rPr>
+          <w:rFonts w:hint="eastAsia" w:cs="黑体" w:asciiTheme="majorEastAsia" w:hAnsiTheme="majorEastAsia" w:eastAsiaTheme="majorEastAsia"/>
+          <w:bCs/>
+          <w:szCs w:val="30"/>
+        </w:rPr>
+        <w:fldChar w:fldCharType="end"/>
+      </w:r>
+    </w:p>
+    <w:p>
+      <w:pPr>
+        <w:pStyle w:val="6"/>
+        <w:tabs>
+          <w:tab w:val="right" w:leader="dot" w:pos="8306"/>
+        </w:tabs>
+      </w:pPr>
+      <w:r>
+        <w:rPr>
+          <w:rFonts w:hint="eastAsia" w:cs="黑体" w:asciiTheme="majorEastAsia" w:hAnsiTheme="majorEastAsia" w:eastAsiaTheme="majorEastAsia"/>
+          <w:bCs/>
+          <w:szCs w:val="30"/>
+        </w:rPr>
+        <w:fldChar w:fldCharType="begin"/>
+      </w:r>
+      <w:r>
+        <w:rPr>
+          <w:rFonts w:hint="eastAsia" w:cs="黑体" w:asciiTheme="majorEastAsia" w:hAnsiTheme="majorEastAsia" w:eastAsiaTheme="majorEastAsia"/>
+          <w:bCs/>
+          <w:szCs w:val="30"/>
+        </w:rPr>
+        <w:instrText xml:space="preserve"> HYPERLINK \l _Toc12376 </w:instrText>
+      </w:r>
+      <w:r>
+        <w:rPr>
+          <w:rFonts w:hint="eastAsia" w:cs="黑体" w:asciiTheme="majorEastAsia" w:hAnsiTheme="majorEastAsia" w:eastAsiaTheme="majorEastAsia"/>
+          <w:bCs/>
+          <w:szCs w:val="30"/>
+        </w:rPr>
+        <w:fldChar w:fldCharType="separate"/>
+      </w:r>
+      <w:r>
+        <w:rPr>
+          <w:rFonts w:hint="default" w:cs="黑体" w:asciiTheme="majorEastAsia" w:hAnsiTheme="majorEastAsia" w:eastAsiaTheme="majorEastAsia"/>
+          <w:bCs/>
+          <w:kern w:val="2"/>
+          <w:szCs w:val="30"/>
+          <w:lang w:val="en-US" w:eastAsia="zh-CN" w:bidi="ar-SA"/>
+        </w:rPr>
+        <w:t>第</w:t>
+      </w:r>
+      <w:r>
+        <w:rPr>
+          <w:rFonts w:hint="eastAsia" w:cs="黑体" w:asciiTheme="majorEastAsia" w:hAnsiTheme="majorEastAsia" w:eastAsiaTheme="majorEastAsia"/>
+          <w:bCs/>
+          <w:kern w:val="2"/>
+          <w:szCs w:val="30"/>
+          <w:lang w:val="en-US" w:eastAsia="zh-CN" w:bidi="ar-SA"/>
+        </w:rPr>
+        <w:t>3</w:t>
+      </w:r>
+      <w:r>
+        <w:rPr>
+          <w:rFonts w:hint="default" w:cs="黑体" w:asciiTheme="majorEastAsia" w:hAnsiTheme="majorEastAsia" w:eastAsiaTheme="majorEastAsia"/>
+          <w:bCs/>
+          <w:kern w:val="2"/>
+          <w:szCs w:val="30"/>
+          <w:lang w:val="en-US" w:eastAsia="zh-CN" w:bidi="ar-SA"/>
+        </w:rPr>
+        <w:t>.</w:t>
+      </w:r>
+      <w:r>
+        <w:rPr>
+          <w:rFonts w:hint="eastAsia" w:cs="黑体" w:asciiTheme="majorEastAsia" w:hAnsiTheme="majorEastAsia" w:eastAsiaTheme="majorEastAsia"/>
+          <w:bCs/>
+          <w:kern w:val="2"/>
+          <w:szCs w:val="30"/>
+          <w:lang w:val="en-US" w:eastAsia="zh-CN" w:bidi="ar-SA"/>
+        </w:rPr>
         <w:t>6</w:t>
       </w:r>
       <w:r>
@@ -3192,7 +3475,7 @@
           <w:szCs w:val="30"/>
           <w:lang w:val="en-US" w:eastAsia="zh-CN"/>
         </w:rPr>
-        <w:t>串口协议与状态机控制理论</w:t>
+        <w:t>人机交互与串口通信</w:t>
       </w:r>
       <w:r>
         <w:tab/>
@@ -3201,13 +3484,80 @@
         <w:fldChar w:fldCharType="begin"/>
       </w:r>
       <w:r>
-        <w:instrText xml:space="preserve"> PAGEREF _Toc19202 \h </w:instrText>
+        <w:instrText xml:space="preserve"> PAGEREF _Toc12376 \h </w:instrText>
       </w:r>
       <w:r>
         <w:fldChar w:fldCharType="separate"/>
       </w:r>
       <w:r>
-        <w:t>6</w:t>
+        <w:t>13</w:t>
+      </w:r>
+      <w:r>
+        <w:fldChar w:fldCharType="end"/>
+      </w:r>
+      <w:r>
+        <w:rPr>
+          <w:rFonts w:hint="eastAsia" w:cs="黑体" w:asciiTheme="majorEastAsia" w:hAnsiTheme="majorEastAsia" w:eastAsiaTheme="majorEastAsia"/>
+          <w:bCs/>
+          <w:szCs w:val="30"/>
+        </w:rPr>
+        <w:fldChar w:fldCharType="end"/>
+      </w:r>
+    </w:p>
+    <w:p>
+      <w:pPr>
+        <w:pStyle w:val="6"/>
+        <w:tabs>
+          <w:tab w:val="right" w:leader="dot" w:pos="8306"/>
+        </w:tabs>
+      </w:pPr>
+      <w:r>
+        <w:rPr>
+          <w:rFonts w:hint="eastAsia" w:cs="黑体" w:asciiTheme="majorEastAsia" w:hAnsiTheme="majorEastAsia" w:eastAsiaTheme="majorEastAsia"/>
+          <w:bCs/>
+          <w:szCs w:val="30"/>
+        </w:rPr>
+        <w:fldChar w:fldCharType="begin"/>
+      </w:r>
+      <w:r>
+        <w:rPr>
+          <w:rFonts w:hint="eastAsia" w:cs="黑体" w:asciiTheme="majorEastAsia" w:hAnsiTheme="majorEastAsia" w:eastAsiaTheme="majorEastAsia"/>
+          <w:bCs/>
+          <w:szCs w:val="30"/>
+        </w:rPr>
+        <w:instrText xml:space="preserve"> HYPERLINK \l _Toc4419 </w:instrText>
+      </w:r>
+      <w:r>
+        <w:rPr>
+          <w:rFonts w:hint="eastAsia" w:cs="黑体" w:asciiTheme="majorEastAsia" w:hAnsiTheme="majorEastAsia" w:eastAsiaTheme="majorEastAsia"/>
+          <w:bCs/>
+          <w:szCs w:val="30"/>
+        </w:rPr>
+        <w:fldChar w:fldCharType="separate"/>
+      </w:r>
+      <w:r>
+        <w:rPr>
+          <w:rFonts w:hint="eastAsia" w:cs="黑体" w:asciiTheme="majorEastAsia" w:hAnsiTheme="majorEastAsia" w:eastAsiaTheme="majorEastAsia"/>
+          <w:bCs/>
+          <w:szCs w:val="30"/>
+          <w:lang w:val="en-US" w:eastAsia="zh-CN"/>
+        </w:rPr>
+        <w:t>第3.7节 音频输出模块</w:t>
+      </w:r>
+      <w:r>
+        <w:tab/>
+      </w:r>
+      <w:r>
+        <w:fldChar w:fldCharType="begin"/>
+      </w:r>
+      <w:r>
+        <w:instrText xml:space="preserve"> PAGEREF _Toc4419 \h </w:instrText>
+      </w:r>
+      <w:r>
+        <w:fldChar w:fldCharType="separate"/>
+      </w:r>
+      <w:r>
+        <w:t>14</w:t>
       </w:r>
       <w:r>
         <w:fldChar w:fldCharType="end"/>
@@ -3242,7 +3592,7 @@
           <w:bCs/>
           <w:szCs w:val="30"/>
         </w:rPr>
-        <w:instrText xml:space="preserve"> HYPERLINK \l _Toc23992 </w:instrText>
+        <w:instrText xml:space="preserve"> HYPERLINK \l _Toc2603 </w:instrText>
       </w:r>
       <w:r>
         <w:rPr>
@@ -3267,7 +3617,7 @@
           <w:szCs w:val="30"/>
           <w:lang w:val="en-US" w:eastAsia="zh-CN"/>
         </w:rPr>
-        <w:t>3</w:t>
+        <w:t>4</w:t>
       </w:r>
       <w:r>
         <w:rPr>
@@ -3284,7 +3634,7 @@
           <w:szCs w:val="30"/>
           <w:lang w:val="en-US" w:eastAsia="zh-CN"/>
         </w:rPr>
-        <w:t>系统硬件设计与实现</w:t>
+        <w:t>软件设计与算法实现</w:t>
       </w:r>
       <w:r>
         <w:tab/>
@@ -3293,13 +3643,13 @@
         <w:fldChar w:fldCharType="begin"/>
       </w:r>
       <w:r>
-        <w:instrText xml:space="preserve"> PAGEREF _Toc23992 \h </w:instrText>
+        <w:instrText xml:space="preserve"> PAGEREF _Toc2603 \h </w:instrText>
       </w:r>
       <w:r>
         <w:fldChar w:fldCharType="separate"/>
       </w:r>
       <w:r>
-        <w:t>7</w:t>
+        <w:t>15</w:t>
       </w:r>
       <w:r>
         <w:fldChar w:fldCharType="end"/>
@@ -3334,7 +3684,7 @@
           <w:bCs/>
           <w:szCs w:val="30"/>
         </w:rPr>
-        <w:instrText xml:space="preserve"> HYPERLINK \l _Toc11338 </w:instrText>
+        <w:instrText xml:space="preserve"> HYPERLINK \l _Toc24426 </w:instrText>
       </w:r>
       <w:r>
         <w:rPr>
@@ -3346,52 +3696,12 @@
       </w:r>
       <w:r>
         <w:rPr>
-          <w:rFonts w:hint="default" w:cs="黑体" w:asciiTheme="majorEastAsia" w:hAnsiTheme="majorEastAsia" w:eastAsiaTheme="majorEastAsia"/>
-          <w:bCs/>
-          <w:kern w:val="2"/>
-          <w:szCs w:val="30"/>
-          <w:lang w:val="en-US" w:eastAsia="zh-CN" w:bidi="ar-SA"/>
-        </w:rPr>
-        <w:t>第</w:t>
-      </w:r>
-      <w:r>
-        <w:rPr>
-          <w:rFonts w:hint="eastAsia" w:cs="黑体" w:asciiTheme="majorEastAsia" w:hAnsiTheme="majorEastAsia" w:eastAsiaTheme="majorEastAsia"/>
-          <w:bCs/>
-          <w:kern w:val="2"/>
-          <w:szCs w:val="30"/>
-          <w:lang w:val="en-US" w:eastAsia="zh-CN" w:bidi="ar-SA"/>
-        </w:rPr>
-        <w:t>3</w:t>
-      </w:r>
-      <w:r>
-        <w:rPr>
-          <w:rFonts w:hint="default" w:cs="黑体" w:asciiTheme="majorEastAsia" w:hAnsiTheme="majorEastAsia" w:eastAsiaTheme="majorEastAsia"/>
-          <w:bCs/>
-          <w:kern w:val="2"/>
-          <w:szCs w:val="30"/>
-          <w:lang w:val="en-US" w:eastAsia="zh-CN" w:bidi="ar-SA"/>
-        </w:rPr>
-        <w:t>.1节</w:t>
-      </w:r>
-      <w:r>
-        <w:rPr>
-          <w:rFonts w:hint="eastAsia" w:cs="黑体" w:asciiTheme="majorEastAsia" w:hAnsiTheme="majorEastAsia" w:eastAsiaTheme="majorEastAsia"/>
-          <w:bCs/>
-          <w:kern w:val="2"/>
-          <w:szCs w:val="30"/>
-          <w:lang w:val="en-US" w:eastAsia="zh-CN" w:bidi="ar-SA"/>
-        </w:rPr>
-        <w:t xml:space="preserve"> </w:t>
-      </w:r>
-      <w:r>
-        <w:rPr>
           <w:rFonts w:hint="eastAsia" w:cs="黑体" w:asciiTheme="majorEastAsia" w:hAnsiTheme="majorEastAsia" w:eastAsiaTheme="majorEastAsia"/>
           <w:bCs/>
           <w:szCs w:val="30"/>
           <w:lang w:val="en-US" w:eastAsia="zh-CN"/>
         </w:rPr>
-        <w:t>系统硬件总体方案</w:t>
+        <w:t>第4.1节 系统主程序设计流程</w:t>
       </w:r>
       <w:r>
         <w:tab/>
@@ -3400,13 +3710,13 @@
         <w:fldChar w:fldCharType="begin"/>
       </w:r>
       <w:r>
-        <w:instrText xml:space="preserve"> PAGEREF _Toc11338 \h </w:instrText>
+        <w:instrText xml:space="preserve"> PAGEREF _Toc24426 \h </w:instrText>
       </w:r>
       <w:r>
         <w:fldChar w:fldCharType="separate"/>
       </w:r>
       <w:r>
-        <w:t>7</w:t>
+        <w:t>15</w:t>
       </w:r>
       <w:r>
         <w:fldChar w:fldCharType="end"/>
@@ -3441,7 +3751,7 @@
           <w:bCs/>
           <w:szCs w:val="30"/>
         </w:rPr>
-        <w:instrText xml:space="preserve"> HYPERLINK \l _Toc3110 </w:instrText>
+        <w:instrText xml:space="preserve"> HYPERLINK \l _Toc9975 </w:instrText>
       </w:r>
       <w:r>
         <w:rPr>
@@ -3453,52 +3763,12 @@
       </w:r>
       <w:r>
         <w:rPr>
-          <w:rFonts w:hint="default" w:cs="黑体" w:asciiTheme="majorEastAsia" w:hAnsiTheme="majorEastAsia" w:eastAsiaTheme="majorEastAsia"/>
-          <w:bCs/>
-          <w:kern w:val="2"/>
-          <w:szCs w:val="30"/>
-          <w:lang w:val="en-US" w:eastAsia="zh-CN" w:bidi="ar-SA"/>
-        </w:rPr>
-        <w:t>第</w:t>
-      </w:r>
-      <w:r>
-        <w:rPr>
-          <w:rFonts w:hint="eastAsia" w:cs="黑体" w:asciiTheme="majorEastAsia" w:hAnsiTheme="majorEastAsia" w:eastAsiaTheme="majorEastAsia"/>
-          <w:bCs/>
-          <w:kern w:val="2"/>
-          <w:szCs w:val="30"/>
-          <w:lang w:val="en-US" w:eastAsia="zh-CN" w:bidi="ar-SA"/>
-        </w:rPr>
-        <w:t>3</w:t>
-      </w:r>
-      <w:r>
-        <w:rPr>
-          <w:rFonts w:hint="default" w:cs="黑体" w:asciiTheme="majorEastAsia" w:hAnsiTheme="majorEastAsia" w:eastAsiaTheme="majorEastAsia"/>
-          <w:bCs/>
-          <w:kern w:val="2"/>
-          <w:szCs w:val="30"/>
-          <w:lang w:val="en-US" w:eastAsia="zh-CN" w:bidi="ar-SA"/>
-        </w:rPr>
-        <w:t>.2节</w:t>
-      </w:r>
-      <w:r>
-        <w:rPr>
-          <w:rFonts w:hint="eastAsia" w:cs="黑体" w:asciiTheme="majorEastAsia" w:hAnsiTheme="majorEastAsia" w:eastAsiaTheme="majorEastAsia"/>
-          <w:bCs/>
-          <w:kern w:val="2"/>
-          <w:szCs w:val="30"/>
-          <w:lang w:val="en-US" w:eastAsia="zh-CN" w:bidi="ar-SA"/>
-        </w:rPr>
-        <w:t xml:space="preserve"> </w:t>
-      </w:r>
-      <w:r>
-        <w:rPr>
           <w:rFonts w:hint="eastAsia" w:cs="黑体" w:asciiTheme="majorEastAsia" w:hAnsiTheme="majorEastAsia" w:eastAsiaTheme="majorEastAsia"/>
           <w:bCs/>
           <w:szCs w:val="30"/>
           <w:lang w:val="en-US" w:eastAsia="zh-CN"/>
         </w:rPr>
-        <w:t>主控平台与引脚分配</w:t>
+        <w:t>第4.2节 频域分析与模板匹配算法设计</w:t>
       </w:r>
       <w:r>
         <w:tab/>
@@ -3507,13 +3777,13 @@
         <w:fldChar w:fldCharType="begin"/>
       </w:r>
       <w:r>
-        <w:instrText xml:space="preserve"> PAGEREF _Toc3110 \h </w:instrText>
+        <w:instrText xml:space="preserve"> PAGEREF _Toc9975 \h </w:instrText>
       </w:r>
       <w:r>
         <w:fldChar w:fldCharType="separate"/>
       </w:r>
       <w:r>
-        <w:t>7</w:t>
+        <w:t>17</w:t>
       </w:r>
       <w:r>
         <w:fldChar w:fldCharType="end"/>
@@ -3548,7 +3818,7 @@
           <w:bCs/>
           <w:szCs w:val="30"/>
         </w:rPr>
-        <w:instrText xml:space="preserve"> HYPERLINK \l _Toc10951 </w:instrText>
+        <w:instrText xml:space="preserve"> HYPERLINK \l _Toc9447 </w:instrText>
       </w:r>
       <w:r>
         <w:rPr>
@@ -3560,72 +3830,12 @@
       </w:r>
       <w:r>
         <w:rPr>
-          <w:rFonts w:hint="default" w:cs="黑体" w:asciiTheme="majorEastAsia" w:hAnsiTheme="majorEastAsia" w:eastAsiaTheme="majorEastAsia"/>
-          <w:bCs/>
-          <w:kern w:val="2"/>
-          <w:szCs w:val="30"/>
-          <w:lang w:val="en-US" w:eastAsia="zh-CN" w:bidi="ar-SA"/>
-        </w:rPr>
-        <w:t>第</w:t>
-      </w:r>
-      <w:r>
-        <w:rPr>
-          <w:rFonts w:hint="eastAsia" w:cs="黑体" w:asciiTheme="majorEastAsia" w:hAnsiTheme="majorEastAsia" w:eastAsiaTheme="majorEastAsia"/>
-          <w:bCs/>
-          <w:kern w:val="2"/>
-          <w:szCs w:val="30"/>
-          <w:lang w:val="en-US" w:eastAsia="zh-CN" w:bidi="ar-SA"/>
-        </w:rPr>
-        <w:t>3</w:t>
-      </w:r>
-      <w:r>
-        <w:rPr>
-          <w:rFonts w:hint="default" w:cs="黑体" w:asciiTheme="majorEastAsia" w:hAnsiTheme="majorEastAsia" w:eastAsiaTheme="majorEastAsia"/>
-          <w:bCs/>
-          <w:kern w:val="2"/>
-          <w:szCs w:val="30"/>
-          <w:lang w:val="en-US" w:eastAsia="zh-CN" w:bidi="ar-SA"/>
-        </w:rPr>
-        <w:t>.</w:t>
-      </w:r>
-      <w:r>
-        <w:rPr>
-          <w:rFonts w:hint="eastAsia" w:cs="黑体" w:asciiTheme="majorEastAsia" w:hAnsiTheme="majorEastAsia" w:eastAsiaTheme="majorEastAsia"/>
-          <w:bCs/>
-          <w:kern w:val="2"/>
-          <w:szCs w:val="30"/>
-          <w:lang w:val="en-US" w:eastAsia="zh-CN" w:bidi="ar-SA"/>
-        </w:rPr>
-        <w:t>3</w:t>
-      </w:r>
-      <w:r>
-        <w:rPr>
-          <w:rFonts w:hint="default" w:cs="黑体" w:asciiTheme="majorEastAsia" w:hAnsiTheme="majorEastAsia" w:eastAsiaTheme="majorEastAsia"/>
-          <w:bCs/>
-          <w:kern w:val="2"/>
-          <w:szCs w:val="30"/>
-          <w:lang w:val="en-US" w:eastAsia="zh-CN" w:bidi="ar-SA"/>
-        </w:rPr>
-        <w:t>节</w:t>
-      </w:r>
-      <w:r>
-        <w:rPr>
-          <w:rFonts w:hint="eastAsia" w:cs="黑体" w:asciiTheme="majorEastAsia" w:hAnsiTheme="majorEastAsia" w:eastAsiaTheme="majorEastAsia"/>
-          <w:bCs/>
-          <w:kern w:val="2"/>
-          <w:szCs w:val="30"/>
-          <w:lang w:val="en-US" w:eastAsia="zh-CN" w:bidi="ar-SA"/>
-        </w:rPr>
-        <w:t xml:space="preserve"> </w:t>
-      </w:r>
-      <w:r>
-        <w:rPr>
           <w:rFonts w:hint="eastAsia" w:cs="黑体" w:asciiTheme="majorEastAsia" w:hAnsiTheme="majorEastAsia" w:eastAsiaTheme="majorEastAsia"/>
           <w:bCs/>
           <w:szCs w:val="30"/>
           <w:lang w:val="en-US" w:eastAsia="zh-CN"/>
         </w:rPr>
-        <w:t>声学采集模块（MAX9814）</w:t>
+        <w:t>第4.3节 串口协议与报文解析</w:t>
       </w:r>
       <w:r>
         <w:tab/>
@@ -3634,13 +3844,13 @@
         <w:fldChar w:fldCharType="begin"/>
       </w:r>
       <w:r>
-        <w:instrText xml:space="preserve"> PAGEREF _Toc10951 \h </w:instrText>
+        <w:instrText xml:space="preserve"> PAGEREF _Toc9447 \h </w:instrText>
       </w:r>
       <w:r>
         <w:fldChar w:fldCharType="separate"/>
       </w:r>
       <w:r>
-        <w:t>8</w:t>
+        <w:t>18</w:t>
       </w:r>
       <w:r>
         <w:fldChar w:fldCharType="end"/>
@@ -3675,7 +3885,7 @@
           <w:bCs/>
           <w:szCs w:val="30"/>
         </w:rPr>
-        <w:instrText xml:space="preserve"> HYPERLINK \l _Toc29043 </w:instrText>
+        <w:instrText xml:space="preserve"> HYPERLINK \l _Toc28158 </w:instrText>
       </w:r>
       <w:r>
         <w:rPr>
@@ -3687,72 +3897,104 @@
       </w:r>
       <w:r>
         <w:rPr>
-          <w:rFonts w:hint="default" w:cs="黑体" w:asciiTheme="majorEastAsia" w:hAnsiTheme="majorEastAsia" w:eastAsiaTheme="majorEastAsia"/>
-          <w:bCs/>
-          <w:kern w:val="2"/>
-          <w:szCs w:val="30"/>
-          <w:lang w:val="en-US" w:eastAsia="zh-CN" w:bidi="ar-SA"/>
+          <w:rFonts w:hint="eastAsia" w:cs="黑体" w:asciiTheme="majorEastAsia" w:hAnsiTheme="majorEastAsia" w:eastAsiaTheme="majorEastAsia"/>
+          <w:bCs/>
+          <w:szCs w:val="30"/>
+          <w:lang w:val="en-US" w:eastAsia="zh-CN"/>
+        </w:rPr>
+        <w:t>第4.4节 音频输出与乐曲播放</w:t>
+      </w:r>
+      <w:r>
+        <w:tab/>
+      </w:r>
+      <w:r>
+        <w:fldChar w:fldCharType="begin"/>
+      </w:r>
+      <w:r>
+        <w:instrText xml:space="preserve"> PAGEREF _Toc28158 \h </w:instrText>
+      </w:r>
+      <w:r>
+        <w:fldChar w:fldCharType="separate"/>
+      </w:r>
+      <w:r>
+        <w:t>18</w:t>
+      </w:r>
+      <w:r>
+        <w:fldChar w:fldCharType="end"/>
+      </w:r>
+      <w:r>
+        <w:rPr>
+          <w:rFonts w:hint="eastAsia" w:cs="黑体" w:asciiTheme="majorEastAsia" w:hAnsiTheme="majorEastAsia" w:eastAsiaTheme="majorEastAsia"/>
+          <w:bCs/>
+          <w:szCs w:val="30"/>
+        </w:rPr>
+        <w:fldChar w:fldCharType="end"/>
+      </w:r>
+    </w:p>
+    <w:p>
+      <w:pPr>
+        <w:pStyle w:val="5"/>
+        <w:tabs>
+          <w:tab w:val="right" w:leader="dot" w:pos="8306"/>
+        </w:tabs>
+      </w:pPr>
+      <w:r>
+        <w:rPr>
+          <w:rFonts w:hint="eastAsia" w:cs="黑体" w:asciiTheme="majorEastAsia" w:hAnsiTheme="majorEastAsia" w:eastAsiaTheme="majorEastAsia"/>
+          <w:bCs/>
+          <w:szCs w:val="30"/>
+        </w:rPr>
+        <w:fldChar w:fldCharType="begin"/>
+      </w:r>
+      <w:r>
+        <w:rPr>
+          <w:rFonts w:hint="eastAsia" w:cs="黑体" w:asciiTheme="majorEastAsia" w:hAnsiTheme="majorEastAsia" w:eastAsiaTheme="majorEastAsia"/>
+          <w:bCs/>
+          <w:szCs w:val="30"/>
+        </w:rPr>
+        <w:instrText xml:space="preserve"> HYPERLINK \l _Toc18419 </w:instrText>
+      </w:r>
+      <w:r>
+        <w:rPr>
+          <w:rFonts w:hint="eastAsia" w:cs="黑体" w:asciiTheme="majorEastAsia" w:hAnsiTheme="majorEastAsia" w:eastAsiaTheme="majorEastAsia"/>
+          <w:bCs/>
+          <w:szCs w:val="30"/>
+        </w:rPr>
+        <w:fldChar w:fldCharType="separate"/>
+      </w:r>
+      <w:r>
+        <w:rPr>
+          <w:rFonts w:hint="eastAsia" w:cs="黑体"/>
+          <w:bCs/>
+          <w:szCs w:val="30"/>
         </w:rPr>
         <w:t>第</w:t>
       </w:r>
       <w:r>
         <w:rPr>
-          <w:rFonts w:hint="eastAsia" w:cs="黑体" w:asciiTheme="majorEastAsia" w:hAnsiTheme="majorEastAsia" w:eastAsiaTheme="majorEastAsia"/>
-          <w:bCs/>
-          <w:kern w:val="2"/>
-          <w:szCs w:val="30"/>
-          <w:lang w:val="en-US" w:eastAsia="zh-CN" w:bidi="ar-SA"/>
-        </w:rPr>
-        <w:t>3</w:t>
-      </w:r>
-      <w:r>
-        <w:rPr>
-          <w:rFonts w:hint="default" w:cs="黑体" w:asciiTheme="majorEastAsia" w:hAnsiTheme="majorEastAsia" w:eastAsiaTheme="majorEastAsia"/>
-          <w:bCs/>
-          <w:kern w:val="2"/>
-          <w:szCs w:val="30"/>
-          <w:lang w:val="en-US" w:eastAsia="zh-CN" w:bidi="ar-SA"/>
-        </w:rPr>
-        <w:t>.</w:t>
-      </w:r>
-      <w:r>
-        <w:rPr>
-          <w:rFonts w:hint="eastAsia" w:cs="黑体" w:asciiTheme="majorEastAsia" w:hAnsiTheme="majorEastAsia" w:eastAsiaTheme="majorEastAsia"/>
-          <w:bCs/>
-          <w:kern w:val="2"/>
-          <w:szCs w:val="30"/>
-          <w:lang w:val="en-US" w:eastAsia="zh-CN" w:bidi="ar-SA"/>
-        </w:rPr>
-        <w:t>4</w:t>
-      </w:r>
-      <w:r>
-        <w:rPr>
-          <w:rFonts w:hint="default" w:cs="黑体" w:asciiTheme="majorEastAsia" w:hAnsiTheme="majorEastAsia" w:eastAsiaTheme="majorEastAsia"/>
-          <w:bCs/>
-          <w:kern w:val="2"/>
-          <w:szCs w:val="30"/>
-          <w:lang w:val="en-US" w:eastAsia="zh-CN" w:bidi="ar-SA"/>
-        </w:rPr>
-        <w:t>节</w:t>
-      </w:r>
-      <w:r>
-        <w:rPr>
-          <w:rFonts w:hint="eastAsia" w:cs="黑体" w:asciiTheme="majorEastAsia" w:hAnsiTheme="majorEastAsia" w:eastAsiaTheme="majorEastAsia"/>
-          <w:bCs/>
-          <w:kern w:val="2"/>
-          <w:szCs w:val="30"/>
-          <w:lang w:val="en-US" w:eastAsia="zh-CN" w:bidi="ar-SA"/>
-        </w:rPr>
-        <w:t xml:space="preserve"> </w:t>
-      </w:r>
-      <w:r>
-        <w:rPr>
-          <w:rFonts w:hint="eastAsia" w:cs="黑体" w:asciiTheme="majorEastAsia" w:hAnsiTheme="majorEastAsia" w:eastAsiaTheme="majorEastAsia"/>
+          <w:rFonts w:hint="eastAsia" w:cs="黑体"/>
           <w:bCs/>
           <w:szCs w:val="30"/>
           <w:lang w:val="en-US" w:eastAsia="zh-CN"/>
         </w:rPr>
-        <w:t>可编程增益模块（PGA117）</w:t>
+        <w:t>5</w:t>
+      </w:r>
+      <w:r>
+        <w:rPr>
+          <w:rFonts w:hint="eastAsia" w:cs="黑体"/>
+          <w:bCs/>
+          <w:szCs w:val="30"/>
+        </w:rPr>
+        <w:t xml:space="preserve">章 </w:t>
+      </w:r>
+      <w:r>
+        <w:rPr>
+          <w:rFonts w:hint="eastAsia" w:cs="黑体"/>
+          <w:bCs/>
+          <w:szCs w:val="30"/>
+          <w:lang w:val="en-US" w:eastAsia="zh-CN"/>
+        </w:rPr>
+        <w:t>系统调试与实验结果</w:t>
       </w:r>
       <w:r>
         <w:tab/>
@@ -3761,13 +4003,13 @@
         <w:fldChar w:fldCharType="begin"/>
       </w:r>
       <w:r>
-        <w:instrText xml:space="preserve"> PAGEREF _Toc29043 \h </w:instrText>
+        <w:instrText xml:space="preserve"> PAGEREF _Toc18419 \h </w:instrText>
       </w:r>
       <w:r>
         <w:fldChar w:fldCharType="separate"/>
       </w:r>
       <w:r>
-        <w:t>9</w:t>
+        <w:t>20</w:t>
       </w:r>
       <w:r>
         <w:fldChar w:fldCharType="end"/>
@@ -3802,7 +4044,7 @@
           <w:bCs/>
           <w:szCs w:val="30"/>
         </w:rPr>
-        <w:instrText xml:space="preserve"> HYPERLINK \l _Toc24114 </w:instrText>
+        <w:instrText xml:space="preserve"> HYPERLINK \l _Toc24721 </w:instrText>
       </w:r>
       <w:r>
         <w:rPr>
@@ -3814,12 +4056,52 @@
       </w:r>
       <w:r>
         <w:rPr>
+          <w:rFonts w:hint="default" w:cs="黑体" w:asciiTheme="majorEastAsia" w:hAnsiTheme="majorEastAsia" w:eastAsiaTheme="majorEastAsia"/>
+          <w:bCs/>
+          <w:kern w:val="2"/>
+          <w:szCs w:val="30"/>
+          <w:lang w:val="en-US" w:eastAsia="zh-CN" w:bidi="ar-SA"/>
+        </w:rPr>
+        <w:t>第</w:t>
+      </w:r>
+      <w:r>
+        <w:rPr>
+          <w:rFonts w:hint="eastAsia" w:cs="黑体" w:asciiTheme="majorEastAsia" w:hAnsiTheme="majorEastAsia" w:eastAsiaTheme="majorEastAsia"/>
+          <w:bCs/>
+          <w:kern w:val="2"/>
+          <w:szCs w:val="30"/>
+          <w:lang w:val="en-US" w:eastAsia="zh-CN" w:bidi="ar-SA"/>
+        </w:rPr>
+        <w:t>5</w:t>
+      </w:r>
+      <w:r>
+        <w:rPr>
+          <w:rFonts w:hint="default" w:cs="黑体" w:asciiTheme="majorEastAsia" w:hAnsiTheme="majorEastAsia" w:eastAsiaTheme="majorEastAsia"/>
+          <w:bCs/>
+          <w:kern w:val="2"/>
+          <w:szCs w:val="30"/>
+          <w:lang w:val="en-US" w:eastAsia="zh-CN" w:bidi="ar-SA"/>
+        </w:rPr>
+        <w:t>.1节</w:t>
+      </w:r>
+      <w:r>
+        <w:rPr>
+          <w:rFonts w:hint="eastAsia" w:cs="黑体" w:asciiTheme="majorEastAsia" w:hAnsiTheme="majorEastAsia" w:eastAsiaTheme="majorEastAsia"/>
+          <w:bCs/>
+          <w:kern w:val="2"/>
+          <w:szCs w:val="30"/>
+          <w:lang w:val="en-US" w:eastAsia="zh-CN" w:bidi="ar-SA"/>
+        </w:rPr>
+        <w:t xml:space="preserve"> </w:t>
+      </w:r>
+      <w:r>
+        <w:rPr>
           <w:rFonts w:hint="eastAsia" w:cs="黑体" w:asciiTheme="majorEastAsia" w:hAnsiTheme="majorEastAsia" w:eastAsiaTheme="majorEastAsia"/>
           <w:bCs/>
           <w:szCs w:val="30"/>
           <w:lang w:val="en-US" w:eastAsia="zh-CN"/>
         </w:rPr>
-        <w:t>第3.5节 模数转换接口设计</w:t>
+        <w:t>实验平台与测试方法</w:t>
       </w:r>
       <w:r>
         <w:tab/>
@@ -3828,13 +4110,13 @@
         <w:fldChar w:fldCharType="begin"/>
       </w:r>
       <w:r>
-        <w:instrText xml:space="preserve"> PAGEREF _Toc24114 \h </w:instrText>
+        <w:instrText xml:space="preserve"> PAGEREF _Toc24721 \h </w:instrText>
       </w:r>
       <w:r>
         <w:fldChar w:fldCharType="separate"/>
       </w:r>
       <w:r>
-        <w:t>10</w:t>
+        <w:t>20</w:t>
       </w:r>
       <w:r>
         <w:fldChar w:fldCharType="end"/>
@@ -3869,7 +4151,7 @@
           <w:bCs/>
           <w:szCs w:val="30"/>
         </w:rPr>
-        <w:instrText xml:space="preserve"> HYPERLINK \l _Toc7263 </w:instrText>
+        <w:instrText xml:space="preserve"> HYPERLINK \l _Toc4273 </w:instrText>
       </w:r>
       <w:r>
         <w:rPr>
@@ -3897,7 +4179,7 @@
           <w:szCs w:val="30"/>
           <w:lang w:val="en-US" w:eastAsia="zh-CN" w:bidi="ar-SA"/>
         </w:rPr>
-        <w:t>3</w:t>
+        <w:t>5</w:t>
       </w:r>
       <w:r>
         <w:rPr>
@@ -3917,7 +4199,7 @@
           <w:szCs w:val="30"/>
           <w:lang w:val="en-US" w:eastAsia="zh-CN" w:bidi="ar-SA"/>
         </w:rPr>
-        <w:t>6</w:t>
+        <w:t>2</w:t>
       </w:r>
       <w:r>
         <w:rPr>
@@ -3946,7 +4228,7 @@
           <w:szCs w:val="30"/>
           <w:lang w:val="en-US" w:eastAsia="zh-CN"/>
         </w:rPr>
-        <w:t>人机交互与串口通信</w:t>
+        <w:t>模块级调试结果</w:t>
       </w:r>
       <w:r>
         <w:tab/>
@@ -3955,13 +4237,13 @@
         <w:fldChar w:fldCharType="begin"/>
       </w:r>
       <w:r>
-        <w:instrText xml:space="preserve"> PAGEREF _Toc7263 \h </w:instrText>
+        <w:instrText xml:space="preserve"> PAGEREF _Toc4273 \h </w:instrText>
       </w:r>
       <w:r>
         <w:fldChar w:fldCharType="separate"/>
       </w:r>
       <w:r>
-        <w:t>11</w:t>
+        <w:t>20</w:t>
       </w:r>
       <w:r>
         <w:fldChar w:fldCharType="end"/>
@@ -3996,7 +4278,7 @@
           <w:bCs/>
           <w:szCs w:val="30"/>
         </w:rPr>
-        <w:instrText xml:space="preserve"> HYPERLINK \l _Toc13347 </w:instrText>
+        <w:instrText xml:space="preserve"> HYPERLINK \l _Toc2578 </w:instrText>
       </w:r>
       <w:r>
         <w:rPr>
@@ -4008,12 +4290,72 @@
       </w:r>
       <w:r>
         <w:rPr>
+          <w:rFonts w:hint="default" w:cs="黑体" w:asciiTheme="majorEastAsia" w:hAnsiTheme="majorEastAsia" w:eastAsiaTheme="majorEastAsia"/>
+          <w:bCs/>
+          <w:kern w:val="2"/>
+          <w:szCs w:val="30"/>
+          <w:lang w:val="en-US" w:eastAsia="zh-CN" w:bidi="ar-SA"/>
+        </w:rPr>
+        <w:t>第</w:t>
+      </w:r>
+      <w:r>
+        <w:rPr>
+          <w:rFonts w:hint="eastAsia" w:cs="黑体" w:asciiTheme="majorEastAsia" w:hAnsiTheme="majorEastAsia" w:eastAsiaTheme="majorEastAsia"/>
+          <w:bCs/>
+          <w:kern w:val="2"/>
+          <w:szCs w:val="30"/>
+          <w:lang w:val="en-US" w:eastAsia="zh-CN" w:bidi="ar-SA"/>
+        </w:rPr>
+        <w:t>5</w:t>
+      </w:r>
+      <w:r>
+        <w:rPr>
+          <w:rFonts w:hint="default" w:cs="黑体" w:asciiTheme="majorEastAsia" w:hAnsiTheme="majorEastAsia" w:eastAsiaTheme="majorEastAsia"/>
+          <w:bCs/>
+          <w:kern w:val="2"/>
+          <w:szCs w:val="30"/>
+          <w:lang w:val="en-US" w:eastAsia="zh-CN" w:bidi="ar-SA"/>
+        </w:rPr>
+        <w:t>.</w:t>
+      </w:r>
+      <w:r>
+        <w:rPr>
+          <w:rFonts w:hint="eastAsia" w:cs="黑体" w:asciiTheme="majorEastAsia" w:hAnsiTheme="majorEastAsia" w:eastAsiaTheme="majorEastAsia"/>
+          <w:bCs/>
+          <w:kern w:val="2"/>
+          <w:szCs w:val="30"/>
+          <w:lang w:val="en-US" w:eastAsia="zh-CN" w:bidi="ar-SA"/>
+        </w:rPr>
+        <w:t>3</w:t>
+      </w:r>
+      <w:r>
+        <w:rPr>
+          <w:rFonts w:hint="default" w:cs="黑体" w:asciiTheme="majorEastAsia" w:hAnsiTheme="majorEastAsia" w:eastAsiaTheme="majorEastAsia"/>
+          <w:bCs/>
+          <w:kern w:val="2"/>
+          <w:szCs w:val="30"/>
+          <w:lang w:val="en-US" w:eastAsia="zh-CN" w:bidi="ar-SA"/>
+        </w:rPr>
+        <w:t>节</w:t>
+      </w:r>
+      <w:r>
+        <w:rPr>
+          <w:rFonts w:hint="eastAsia" w:cs="黑体" w:asciiTheme="majorEastAsia" w:hAnsiTheme="majorEastAsia" w:eastAsiaTheme="majorEastAsia"/>
+          <w:bCs/>
+          <w:kern w:val="2"/>
+          <w:szCs w:val="30"/>
+          <w:lang w:val="en-US" w:eastAsia="zh-CN" w:bidi="ar-SA"/>
+        </w:rPr>
+        <w:t xml:space="preserve"> </w:t>
+      </w:r>
+      <w:r>
+        <w:rPr>
           <w:rFonts w:hint="eastAsia" w:cs="黑体" w:asciiTheme="majorEastAsia" w:hAnsiTheme="majorEastAsia" w:eastAsiaTheme="majorEastAsia"/>
           <w:bCs/>
           <w:szCs w:val="30"/>
           <w:lang w:val="en-US" w:eastAsia="zh-CN"/>
         </w:rPr>
-        <w:t>第3.7节 音频输出模块</w:t>
+        <w:t>识别性能与响应时间分析</w:t>
       </w:r>
       <w:r>
         <w:tab/>
@@ -4022,13 +4364,207 @@
         <w:fldChar w:fldCharType="begin"/>
       </w:r>
       <w:r>
-        <w:instrText xml:space="preserve"> PAGEREF _Toc13347 \h </w:instrText>
+        <w:instrText xml:space="preserve"> PAGEREF _Toc2578 \h </w:instrText>
       </w:r>
       <w:r>
         <w:fldChar w:fldCharType="separate"/>
       </w:r>
       <w:r>
-        <w:t>12</w:t>
+        <w:t>24</w:t>
+      </w:r>
+      <w:r>
+        <w:fldChar w:fldCharType="end"/>
+      </w:r>
+      <w:r>
+        <w:rPr>
+          <w:rFonts w:hint="eastAsia" w:cs="黑体" w:asciiTheme="majorEastAsia" w:hAnsiTheme="majorEastAsia" w:eastAsiaTheme="majorEastAsia"/>
+          <w:bCs/>
+          <w:szCs w:val="30"/>
+        </w:rPr>
+        <w:fldChar w:fldCharType="end"/>
+      </w:r>
+    </w:p>
+    <w:p>
+      <w:pPr>
+        <w:pStyle w:val="6"/>
+        <w:tabs>
+          <w:tab w:val="right" w:leader="dot" w:pos="8306"/>
+        </w:tabs>
+      </w:pPr>
+      <w:r>
+        <w:rPr>
+          <w:rFonts w:hint="eastAsia" w:cs="黑体" w:asciiTheme="majorEastAsia" w:hAnsiTheme="majorEastAsia" w:eastAsiaTheme="majorEastAsia"/>
+          <w:bCs/>
+          <w:szCs w:val="30"/>
+        </w:rPr>
+        <w:fldChar w:fldCharType="begin"/>
+      </w:r>
+      <w:r>
+        <w:rPr>
+          <w:rFonts w:hint="eastAsia" w:cs="黑体" w:asciiTheme="majorEastAsia" w:hAnsiTheme="majorEastAsia" w:eastAsiaTheme="majorEastAsia"/>
+          <w:bCs/>
+          <w:szCs w:val="30"/>
+        </w:rPr>
+        <w:instrText xml:space="preserve"> HYPERLINK \l _Toc22939 </w:instrText>
+      </w:r>
+      <w:r>
+        <w:rPr>
+          <w:rFonts w:hint="eastAsia" w:cs="黑体" w:asciiTheme="majorEastAsia" w:hAnsiTheme="majorEastAsia" w:eastAsiaTheme="majorEastAsia"/>
+          <w:bCs/>
+          <w:szCs w:val="30"/>
+        </w:rPr>
+        <w:fldChar w:fldCharType="separate"/>
+      </w:r>
+      <w:r>
+        <w:rPr>
+          <w:rFonts w:hint="eastAsia" w:cs="黑体" w:asciiTheme="majorEastAsia" w:hAnsiTheme="majorEastAsia" w:eastAsiaTheme="majorEastAsia"/>
+          <w:bCs/>
+          <w:szCs w:val="30"/>
+          <w:lang w:val="en-US" w:eastAsia="zh-CN"/>
+        </w:rPr>
+        <w:t>第5.4节 系统功能验证结果</w:t>
+      </w:r>
+      <w:r>
+        <w:tab/>
+      </w:r>
+      <w:r>
+        <w:fldChar w:fldCharType="begin"/>
+      </w:r>
+      <w:r>
+        <w:instrText xml:space="preserve"> PAGEREF _Toc22939 \h </w:instrText>
+      </w:r>
+      <w:r>
+        <w:fldChar w:fldCharType="separate"/>
+      </w:r>
+      <w:r>
+        <w:t>25</w:t>
+      </w:r>
+      <w:r>
+        <w:fldChar w:fldCharType="end"/>
+      </w:r>
+      <w:r>
+        <w:rPr>
+          <w:rFonts w:hint="eastAsia" w:cs="黑体" w:asciiTheme="majorEastAsia" w:hAnsiTheme="majorEastAsia" w:eastAsiaTheme="majorEastAsia"/>
+          <w:bCs/>
+          <w:szCs w:val="30"/>
+        </w:rPr>
+        <w:fldChar w:fldCharType="end"/>
+      </w:r>
+    </w:p>
+    <w:p>
+      <w:pPr>
+        <w:pStyle w:val="6"/>
+        <w:tabs>
+          <w:tab w:val="right" w:leader="dot" w:pos="8306"/>
+        </w:tabs>
+      </w:pPr>
+      <w:r>
+        <w:rPr>
+          <w:rFonts w:hint="eastAsia" w:cs="黑体" w:asciiTheme="majorEastAsia" w:hAnsiTheme="majorEastAsia" w:eastAsiaTheme="majorEastAsia"/>
+          <w:bCs/>
+          <w:szCs w:val="30"/>
+        </w:rPr>
+        <w:fldChar w:fldCharType="begin"/>
+      </w:r>
+      <w:r>
+        <w:rPr>
+          <w:rFonts w:hint="eastAsia" w:cs="黑体" w:asciiTheme="majorEastAsia" w:hAnsiTheme="majorEastAsia" w:eastAsiaTheme="majorEastAsia"/>
+          <w:bCs/>
+          <w:szCs w:val="30"/>
+        </w:rPr>
+        <w:instrText xml:space="preserve"> HYPERLINK \l _Toc27951 </w:instrText>
+      </w:r>
+      <w:r>
+        <w:rPr>
+          <w:rFonts w:hint="eastAsia" w:cs="黑体" w:asciiTheme="majorEastAsia" w:hAnsiTheme="majorEastAsia" w:eastAsiaTheme="majorEastAsia"/>
+          <w:bCs/>
+          <w:szCs w:val="30"/>
+        </w:rPr>
+        <w:fldChar w:fldCharType="separate"/>
+      </w:r>
+      <w:r>
+        <w:rPr>
+          <w:rFonts w:hint="default" w:cs="黑体" w:asciiTheme="majorEastAsia" w:hAnsiTheme="majorEastAsia" w:eastAsiaTheme="majorEastAsia"/>
+          <w:bCs/>
+          <w:kern w:val="2"/>
+          <w:szCs w:val="30"/>
+          <w:lang w:val="en-US" w:eastAsia="zh-CN" w:bidi="ar-SA"/>
+        </w:rPr>
+        <w:t>第</w:t>
+      </w:r>
+      <w:r>
+        <w:rPr>
+          <w:rFonts w:hint="eastAsia" w:cs="黑体" w:asciiTheme="majorEastAsia" w:hAnsiTheme="majorEastAsia" w:eastAsiaTheme="majorEastAsia"/>
+          <w:bCs/>
+          <w:kern w:val="2"/>
+          <w:szCs w:val="30"/>
+          <w:lang w:val="en-US" w:eastAsia="zh-CN" w:bidi="ar-SA"/>
+        </w:rPr>
+        <w:t>5</w:t>
+      </w:r>
+      <w:r>
+        <w:rPr>
+          <w:rFonts w:hint="default" w:cs="黑体" w:asciiTheme="majorEastAsia" w:hAnsiTheme="majorEastAsia" w:eastAsiaTheme="majorEastAsia"/>
+          <w:bCs/>
+          <w:kern w:val="2"/>
+          <w:szCs w:val="30"/>
+          <w:lang w:val="en-US" w:eastAsia="zh-CN" w:bidi="ar-SA"/>
+        </w:rPr>
+        <w:t>.</w:t>
+      </w:r>
+      <w:r>
+        <w:rPr>
+          <w:rFonts w:hint="eastAsia" w:cs="黑体" w:asciiTheme="majorEastAsia" w:hAnsiTheme="majorEastAsia" w:eastAsiaTheme="majorEastAsia"/>
+          <w:bCs/>
+          <w:kern w:val="2"/>
+          <w:szCs w:val="30"/>
+          <w:lang w:val="en-US" w:eastAsia="zh-CN" w:bidi="ar-SA"/>
+        </w:rPr>
+        <w:t>5</w:t>
+      </w:r>
+      <w:r>
+        <w:rPr>
+          <w:rFonts w:hint="default" w:cs="黑体" w:asciiTheme="majorEastAsia" w:hAnsiTheme="majorEastAsia" w:eastAsiaTheme="majorEastAsia"/>
+          <w:bCs/>
+          <w:kern w:val="2"/>
+          <w:szCs w:val="30"/>
+          <w:lang w:val="en-US" w:eastAsia="zh-CN" w:bidi="ar-SA"/>
+        </w:rPr>
+        <w:t>节</w:t>
+      </w:r>
+      <w:r>
+        <w:rPr>
+          <w:rFonts w:hint="eastAsia" w:cs="黑体" w:asciiTheme="majorEastAsia" w:hAnsiTheme="majorEastAsia" w:eastAsiaTheme="majorEastAsia"/>
+          <w:bCs/>
+          <w:kern w:val="2"/>
+          <w:szCs w:val="30"/>
+          <w:lang w:val="en-US" w:eastAsia="zh-CN" w:bidi="ar-SA"/>
+        </w:rPr>
+        <w:t xml:space="preserve"> </w:t>
+      </w:r>
+      <w:r>
+        <w:rPr>
+          <w:rFonts w:hint="eastAsia" w:cs="黑体" w:asciiTheme="majorEastAsia" w:hAnsiTheme="majorEastAsia" w:eastAsiaTheme="majorEastAsia"/>
+          <w:bCs/>
+          <w:szCs w:val="30"/>
+          <w:lang w:val="en-US" w:eastAsia="zh-CN"/>
+        </w:rPr>
+        <w:t>误差来源与改进分析</w:t>
+      </w:r>
+      <w:r>
+        <w:tab/>
+      </w:r>
+      <w:r>
+        <w:fldChar w:fldCharType="begin"/>
+      </w:r>
+      <w:r>
+        <w:instrText xml:space="preserve"> PAGEREF _Toc27951 \h </w:instrText>
+      </w:r>
+      <w:r>
+        <w:fldChar w:fldCharType="separate"/>
+      </w:r>
+      <w:r>
+        <w:t>25</w:t>
       </w:r>
       <w:r>
         <w:fldChar w:fldCharType="end"/>
@@ -4063,7 +4599,7 @@
           <w:bCs/>
           <w:szCs w:val="30"/>
         </w:rPr>
-        <w:instrText xml:space="preserve"> HYPERLINK \l _Toc1140 </w:instrText>
+        <w:instrText xml:space="preserve"> HYPERLINK \l _Toc19548 </w:instrText>
       </w:r>
       <w:r>
         <w:rPr>
@@ -4088,7 +4624,7 @@
           <w:szCs w:val="30"/>
           <w:lang w:val="en-US" w:eastAsia="zh-CN"/>
         </w:rPr>
-        <w:t>4</w:t>
+        <w:t>6</w:t>
       </w:r>
       <w:r>
         <w:rPr>
@@ -4105,7 +4641,7 @@
           <w:szCs w:val="30"/>
           <w:lang w:val="en-US" w:eastAsia="zh-CN"/>
         </w:rPr>
-        <w:t>软件设计与算法实现</w:t>
+        <w:t>总结与展望</w:t>
       </w:r>
       <w:r>
         <w:tab/>
@@ -4114,13 +4650,13 @@
         <w:fldChar w:fldCharType="begin"/>
       </w:r>
       <w:r>
-        <w:instrText xml:space="preserve"> PAGEREF _Toc1140 \h </w:instrText>
+        <w:instrText xml:space="preserve"> PAGEREF _Toc19548 \h </w:instrText>
       </w:r>
       <w:r>
         <w:fldChar w:fldCharType="separate"/>
       </w:r>
       <w:r>
-        <w:t>13</w:t>
+        <w:t>27</w:t>
       </w:r>
       <w:r>
         <w:fldChar w:fldCharType="end"/>
@@ -4155,7 +4691,7 @@
           <w:bCs/>
           <w:szCs w:val="30"/>
         </w:rPr>
-        <w:instrText xml:space="preserve"> HYPERLINK \l _Toc28638 </w:instrText>
+        <w:instrText xml:space="preserve"> HYPERLINK \l _Toc16333 </w:instrText>
       </w:r>
       <w:r>
         <w:rPr>
@@ -4167,12 +4703,52 @@
       </w:r>
       <w:r>
         <w:rPr>
+          <w:rFonts w:hint="default" w:cs="黑体" w:asciiTheme="majorEastAsia" w:hAnsiTheme="majorEastAsia" w:eastAsiaTheme="majorEastAsia"/>
+          <w:bCs/>
+          <w:kern w:val="2"/>
+          <w:szCs w:val="30"/>
+          <w:lang w:val="en-US" w:eastAsia="zh-CN" w:bidi="ar-SA"/>
+        </w:rPr>
+        <w:t>第</w:t>
+      </w:r>
+      <w:r>
+        <w:rPr>
+          <w:rFonts w:hint="eastAsia" w:cs="黑体" w:asciiTheme="majorEastAsia" w:hAnsiTheme="majorEastAsia" w:eastAsiaTheme="majorEastAsia"/>
+          <w:bCs/>
+          <w:kern w:val="2"/>
+          <w:szCs w:val="30"/>
+          <w:lang w:val="en-US" w:eastAsia="zh-CN" w:bidi="ar-SA"/>
+        </w:rPr>
+        <w:t>6</w:t>
+      </w:r>
+      <w:r>
+        <w:rPr>
+          <w:rFonts w:hint="default" w:cs="黑体" w:asciiTheme="majorEastAsia" w:hAnsiTheme="majorEastAsia" w:eastAsiaTheme="majorEastAsia"/>
+          <w:bCs/>
+          <w:kern w:val="2"/>
+          <w:szCs w:val="30"/>
+          <w:lang w:val="en-US" w:eastAsia="zh-CN" w:bidi="ar-SA"/>
+        </w:rPr>
+        <w:t>.1节</w:t>
+      </w:r>
+      <w:r>
+        <w:rPr>
+          <w:rFonts w:hint="eastAsia" w:cs="黑体" w:asciiTheme="majorEastAsia" w:hAnsiTheme="majorEastAsia" w:eastAsiaTheme="majorEastAsia"/>
+          <w:bCs/>
+          <w:kern w:val="2"/>
+          <w:szCs w:val="30"/>
+          <w:lang w:val="en-US" w:eastAsia="zh-CN" w:bidi="ar-SA"/>
+        </w:rPr>
+        <w:t xml:space="preserve"> </w:t>
+      </w:r>
+      <w:r>
+        <w:rPr>
           <w:rFonts w:hint="eastAsia" w:cs="黑体" w:asciiTheme="majorEastAsia" w:hAnsiTheme="majorEastAsia" w:eastAsiaTheme="majorEastAsia"/>
           <w:bCs/>
           <w:szCs w:val="30"/>
           <w:lang w:val="en-US" w:eastAsia="zh-CN"/>
         </w:rPr>
-        <w:t>第4.1节 系统主程序设计流程</w:t>
+        <w:t>研究工作总结</w:t>
       </w:r>
       <w:r>
         <w:tab/>
@@ -4181,13 +4757,13 @@
         <w:fldChar w:fldCharType="begin"/>
       </w:r>
       <w:r>
-        <w:instrText xml:space="preserve"> PAGEREF _Toc28638 \h </w:instrText>
+        <w:instrText xml:space="preserve"> PAGEREF _Toc16333 \h </w:instrText>
       </w:r>
       <w:r>
         <w:fldChar w:fldCharType="separate"/>
       </w:r>
       <w:r>
-        <w:t>13</w:t>
+        <w:t>27</w:t>
       </w:r>
       <w:r>
         <w:fldChar w:fldCharType="end"/>
@@ -4222,7 +4798,7 @@
           <w:bCs/>
           <w:szCs w:val="30"/>
         </w:rPr>
-        <w:instrText xml:space="preserve"> HYPERLINK \l _Toc16250 </w:instrText>
+        <w:instrText xml:space="preserve"> HYPERLINK \l _Toc22145 </w:instrText>
       </w:r>
       <w:r>
         <w:rPr>
@@ -4239,7 +4815,7 @@
           <w:szCs w:val="30"/>
           <w:lang w:val="en-US" w:eastAsia="zh-CN"/>
         </w:rPr>
-        <w:t>第4.2节 频域分析与模板匹配算法设计</w:t>
+        <w:t>第6.2节 研究工作展望</w:t>
       </w:r>
       <w:r>
         <w:tab/>
@@ -4248,147 +4824,13 @@
         <w:fldChar w:fldCharType="begin"/>
       </w:r>
       <w:r>
-        <w:instrText xml:space="preserve"> PAGEREF _Toc16250 \h </w:instrText>
+        <w:instrText xml:space="preserve"> PAGEREF _Toc22145 \h </w:instrText>
       </w:r>
       <w:r>
         <w:fldChar w:fldCharType="separate"/>
       </w:r>
       <w:r>
-        <w:t>15</w:t>
-      </w:r>
-      <w:r>
-        <w:fldChar w:fldCharType="end"/>
-      </w:r>
-      <w:r>
-        <w:rPr>
-          <w:rFonts w:hint="eastAsia" w:cs="黑体" w:asciiTheme="majorEastAsia" w:hAnsiTheme="majorEastAsia" w:eastAsiaTheme="majorEastAsia"/>
-          <w:bCs/>
-          <w:szCs w:val="30"/>
-        </w:rPr>
-        <w:fldChar w:fldCharType="end"/>
-      </w:r>
-    </w:p>
-    <w:p>
-      <w:pPr>
-        <w:pStyle w:val="6"/>
-        <w:tabs>
-          <w:tab w:val="right" w:leader="dot" w:pos="8306"/>
-        </w:tabs>
-      </w:pPr>
-      <w:r>
-        <w:rPr>
-          <w:rFonts w:hint="eastAsia" w:cs="黑体" w:asciiTheme="majorEastAsia" w:hAnsiTheme="majorEastAsia" w:eastAsiaTheme="majorEastAsia"/>
-          <w:bCs/>
-          <w:szCs w:val="30"/>
-        </w:rPr>
-        <w:fldChar w:fldCharType="begin"/>
-      </w:r>
-      <w:r>
-        <w:rPr>
-          <w:rFonts w:hint="eastAsia" w:cs="黑体" w:asciiTheme="majorEastAsia" w:hAnsiTheme="majorEastAsia" w:eastAsiaTheme="majorEastAsia"/>
-          <w:bCs/>
-          <w:szCs w:val="30"/>
-        </w:rPr>
-        <w:instrText xml:space="preserve"> HYPERLINK \l _Toc26187 </w:instrText>
-      </w:r>
-      <w:r>
-        <w:rPr>
-          <w:rFonts w:hint="eastAsia" w:cs="黑体" w:asciiTheme="majorEastAsia" w:hAnsiTheme="majorEastAsia" w:eastAsiaTheme="majorEastAsia"/>
-          <w:bCs/>
-          <w:szCs w:val="30"/>
-        </w:rPr>
-        <w:fldChar w:fldCharType="separate"/>
-      </w:r>
-      <w:r>
-        <w:rPr>
-          <w:rFonts w:hint="eastAsia" w:cs="黑体" w:asciiTheme="majorEastAsia" w:hAnsiTheme="majorEastAsia" w:eastAsiaTheme="majorEastAsia"/>
-          <w:bCs/>
-          <w:szCs w:val="30"/>
-          <w:lang w:val="en-US" w:eastAsia="zh-CN"/>
-        </w:rPr>
-        <w:t>第4.3节 串口协议与报文解析</w:t>
-      </w:r>
-      <w:r>
-        <w:tab/>
-      </w:r>
-      <w:r>
-        <w:fldChar w:fldCharType="begin"/>
-      </w:r>
-      <w:r>
-        <w:instrText xml:space="preserve"> PAGEREF _Toc26187 \h </w:instrText>
-      </w:r>
-      <w:r>
-        <w:fldChar w:fldCharType="separate"/>
-      </w:r>
-      <w:r>
-        <w:t>16</w:t>
-      </w:r>
-      <w:r>
-        <w:fldChar w:fldCharType="end"/>
-      </w:r>
-      <w:r>
-        <w:rPr>
-          <w:rFonts w:hint="eastAsia" w:cs="黑体" w:asciiTheme="majorEastAsia" w:hAnsiTheme="majorEastAsia" w:eastAsiaTheme="majorEastAsia"/>
-          <w:bCs/>
-          <w:szCs w:val="30"/>
-        </w:rPr>
-        <w:fldChar w:fldCharType="end"/>
-      </w:r>
-    </w:p>
-    <w:p>
-      <w:pPr>
-        <w:pStyle w:val="6"/>
-        <w:tabs>
-          <w:tab w:val="right" w:leader="dot" w:pos="8306"/>
-        </w:tabs>
-      </w:pPr>
-      <w:r>
-        <w:rPr>
-          <w:rFonts w:hint="eastAsia" w:cs="黑体" w:asciiTheme="majorEastAsia" w:hAnsiTheme="majorEastAsia" w:eastAsiaTheme="majorEastAsia"/>
-          <w:bCs/>
-          <w:szCs w:val="30"/>
-        </w:rPr>
-        <w:fldChar w:fldCharType="begin"/>
-      </w:r>
-      <w:r>
-        <w:rPr>
-          <w:rFonts w:hint="eastAsia" w:cs="黑体" w:asciiTheme="majorEastAsia" w:hAnsiTheme="majorEastAsia" w:eastAsiaTheme="majorEastAsia"/>
-          <w:bCs/>
-          <w:szCs w:val="30"/>
-        </w:rPr>
-        <w:instrText xml:space="preserve"> HYPERLINK \l _Toc3930 </w:instrText>
-      </w:r>
-      <w:r>
-        <w:rPr>
-          <w:rFonts w:hint="eastAsia" w:cs="黑体" w:asciiTheme="majorEastAsia" w:hAnsiTheme="majorEastAsia" w:eastAsiaTheme="majorEastAsia"/>
-          <w:bCs/>
-          <w:szCs w:val="30"/>
-        </w:rPr>
-        <w:fldChar w:fldCharType="separate"/>
-      </w:r>
-      <w:r>
-        <w:rPr>
-          <w:rFonts w:hint="eastAsia" w:cs="黑体" w:asciiTheme="majorEastAsia" w:hAnsiTheme="majorEastAsia" w:eastAsiaTheme="majorEastAsia"/>
-          <w:bCs/>
-          <w:szCs w:val="30"/>
-          <w:lang w:val="en-US" w:eastAsia="zh-CN"/>
-        </w:rPr>
-        <w:t>第4.4节 音频输出与乐曲播放</w:t>
-      </w:r>
-      <w:r>
-        <w:tab/>
-      </w:r>
-      <w:r>
-        <w:fldChar w:fldCharType="begin"/>
-      </w:r>
-      <w:r>
-        <w:instrText xml:space="preserve"> PAGEREF _Toc3930 \h </w:instrText>
-      </w:r>
-      <w:r>
-        <w:fldChar w:fldCharType="separate"/>
-      </w:r>
-      <w:r>
-        <w:t>16</w:t>
+        <w:t>27</w:t>
       </w:r>
       <w:r>
         <w:fldChar w:fldCharType="end"/>
@@ -4423,7 +4865,7 @@
           <w:bCs/>
           <w:szCs w:val="30"/>
         </w:rPr>
-        <w:instrText xml:space="preserve"> HYPERLINK \l _Toc24664 </w:instrText>
+        <w:instrText xml:space="preserve"> HYPERLINK \l _Toc4991 </w:instrText>
       </w:r>
       <w:r>
         <w:rPr>
@@ -4435,37 +4877,11 @@
       </w:r>
       <w:r>
         <w:rPr>
-          <w:rFonts w:hint="eastAsia" w:cs="黑体"/>
-          <w:bCs/>
-          <w:szCs w:val="30"/>
-        </w:rPr>
-        <w:t>第</w:t>
-      </w:r>
-      <w:r>
-        <w:rPr>
-          <w:rFonts w:hint="eastAsia" w:cs="黑体"/>
-          <w:bCs/>
-          <w:szCs w:val="30"/>
-          <w:lang w:val="en-US" w:eastAsia="zh-CN"/>
-        </w:rPr>
-        <w:t>5</w:t>
-      </w:r>
-      <w:r>
-        <w:rPr>
-          <w:rFonts w:hint="eastAsia" w:cs="黑体"/>
-          <w:bCs/>
-          <w:szCs w:val="30"/>
-        </w:rPr>
-        <w:t xml:space="preserve">章 </w:t>
-      </w:r>
-      <w:r>
-        <w:rPr>
-          <w:rFonts w:hint="eastAsia" w:cs="黑体"/>
-          <w:bCs/>
-          <w:szCs w:val="30"/>
-          <w:lang w:val="en-US" w:eastAsia="zh-CN"/>
-        </w:rPr>
-        <w:t>系统调试与实验结果</w:t>
+          <w:rFonts w:hint="eastAsia" w:cs="黑体" w:asciiTheme="majorEastAsia" w:hAnsiTheme="majorEastAsia" w:eastAsiaTheme="majorEastAsia"/>
+          <w:bCs/>
+          <w:szCs w:val="30"/>
+        </w:rPr>
+        <w:t>参考文献</w:t>
       </w:r>
       <w:r>
         <w:tab/>
@@ -4474,1087 +4890,13 @@
         <w:fldChar w:fldCharType="begin"/>
       </w:r>
       <w:r>
-        <w:instrText xml:space="preserve"> PAGEREF _Toc24664 \h </w:instrText>
+        <w:instrText xml:space="preserve"> PAGEREF _Toc4991 \h </w:instrText>
       </w:r>
       <w:r>
         <w:fldChar w:fldCharType="separate"/>
       </w:r>
       <w:r>
-        <w:t>18</w:t>
-      </w:r>
-      <w:r>
-        <w:fldChar w:fldCharType="end"/>
-      </w:r>
-      <w:r>
-        <w:rPr>
-          <w:rFonts w:hint="eastAsia" w:cs="黑体" w:asciiTheme="majorEastAsia" w:hAnsiTheme="majorEastAsia" w:eastAsiaTheme="majorEastAsia"/>
-          <w:bCs/>
-          <w:szCs w:val="30"/>
-        </w:rPr>
-        <w:fldChar w:fldCharType="end"/>
-      </w:r>
-    </w:p>
-    <w:p>
-      <w:pPr>
-        <w:pStyle w:val="6"/>
-        <w:tabs>
-          <w:tab w:val="right" w:leader="dot" w:pos="8306"/>
-        </w:tabs>
-      </w:pPr>
-      <w:r>
-        <w:rPr>
-          <w:rFonts w:hint="eastAsia" w:cs="黑体" w:asciiTheme="majorEastAsia" w:hAnsiTheme="majorEastAsia" w:eastAsiaTheme="majorEastAsia"/>
-          <w:bCs/>
-          <w:szCs w:val="30"/>
-        </w:rPr>
-        <w:fldChar w:fldCharType="begin"/>
-      </w:r>
-      <w:r>
-        <w:rPr>
-          <w:rFonts w:hint="eastAsia" w:cs="黑体" w:asciiTheme="majorEastAsia" w:hAnsiTheme="majorEastAsia" w:eastAsiaTheme="majorEastAsia"/>
-          <w:bCs/>
-          <w:szCs w:val="30"/>
-        </w:rPr>
-        <w:instrText xml:space="preserve"> HYPERLINK \l _Toc23243 </w:instrText>
-      </w:r>
-      <w:r>
-        <w:rPr>
-          <w:rFonts w:hint="eastAsia" w:cs="黑体" w:asciiTheme="majorEastAsia" w:hAnsiTheme="majorEastAsia" w:eastAsiaTheme="majorEastAsia"/>
-          <w:bCs/>
-          <w:szCs w:val="30"/>
-        </w:rPr>
-        <w:fldChar w:fldCharType="separate"/>
-      </w:r>
-      <w:r>
-        <w:rPr>
-          <w:rFonts w:hint="default" w:cs="黑体" w:asciiTheme="majorEastAsia" w:hAnsiTheme="majorEastAsia" w:eastAsiaTheme="majorEastAsia"/>
-          <w:bCs/>
-          <w:kern w:val="2"/>
-          <w:szCs w:val="30"/>
-          <w:lang w:val="en-US" w:eastAsia="zh-CN" w:bidi="ar-SA"/>
-        </w:rPr>
-        <w:t>第</w:t>
-      </w:r>
-      <w:r>
-        <w:rPr>
-          <w:rFonts w:hint="eastAsia" w:cs="黑体" w:asciiTheme="majorEastAsia" w:hAnsiTheme="majorEastAsia" w:eastAsiaTheme="majorEastAsia"/>
-          <w:bCs/>
-          <w:kern w:val="2"/>
-          <w:szCs w:val="30"/>
-          <w:lang w:val="en-US" w:eastAsia="zh-CN" w:bidi="ar-SA"/>
-        </w:rPr>
-        <w:t>5</w:t>
-      </w:r>
-      <w:r>
-        <w:rPr>
-          <w:rFonts w:hint="default" w:cs="黑体" w:asciiTheme="majorEastAsia" w:hAnsiTheme="majorEastAsia" w:eastAsiaTheme="majorEastAsia"/>
-          <w:bCs/>
-          <w:kern w:val="2"/>
-          <w:szCs w:val="30"/>
-          <w:lang w:val="en-US" w:eastAsia="zh-CN" w:bidi="ar-SA"/>
-        </w:rPr>
-        <w:t>.1节</w:t>
-      </w:r>
-      <w:r>
-        <w:rPr>
-          <w:rFonts w:hint="eastAsia" w:cs="黑体" w:asciiTheme="majorEastAsia" w:hAnsiTheme="majorEastAsia" w:eastAsiaTheme="majorEastAsia"/>
-          <w:bCs/>
-          <w:kern w:val="2"/>
-          <w:szCs w:val="30"/>
-          <w:lang w:val="en-US" w:eastAsia="zh-CN" w:bidi="ar-SA"/>
-        </w:rPr>
-        <w:t xml:space="preserve"> </w:t>
-      </w:r>
-      <w:r>
-        <w:rPr>
-          <w:rFonts w:hint="eastAsia" w:cs="黑体" w:asciiTheme="majorEastAsia" w:hAnsiTheme="majorEastAsia" w:eastAsiaTheme="majorEastAsia"/>
-          <w:bCs/>
-          <w:szCs w:val="30"/>
-          <w:lang w:val="en-US" w:eastAsia="zh-CN"/>
-        </w:rPr>
-        <w:t>实验平台与测试方法</w:t>
-      </w:r>
-      <w:r>
-        <w:tab/>
-      </w:r>
-      <w:r>
-        <w:fldChar w:fldCharType="begin"/>
-      </w:r>
-      <w:r>
-        <w:instrText xml:space="preserve"> PAGEREF _Toc23243 \h </w:instrText>
-      </w:r>
-      <w:r>
-        <w:fldChar w:fldCharType="separate"/>
-      </w:r>
-      <w:r>
-        <w:t>18</w:t>
-      </w:r>
-      <w:r>
-        <w:fldChar w:fldCharType="end"/>
-      </w:r>
-      <w:r>
-        <w:rPr>
-          <w:rFonts w:hint="eastAsia" w:cs="黑体" w:asciiTheme="majorEastAsia" w:hAnsiTheme="majorEastAsia" w:eastAsiaTheme="majorEastAsia"/>
-          <w:bCs/>
-          <w:szCs w:val="30"/>
-        </w:rPr>
-        <w:fldChar w:fldCharType="end"/>
-      </w:r>
-    </w:p>
-    <w:p>
-      <w:pPr>
-        <w:pStyle w:val="6"/>
-        <w:tabs>
-          <w:tab w:val="right" w:leader="dot" w:pos="8306"/>
-        </w:tabs>
-      </w:pPr>
-      <w:r>
-        <w:rPr>
-          <w:rFonts w:hint="eastAsia" w:cs="黑体" w:asciiTheme="majorEastAsia" w:hAnsiTheme="majorEastAsia" w:eastAsiaTheme="majorEastAsia"/>
-          <w:bCs/>
-          <w:szCs w:val="30"/>
-        </w:rPr>
-        <w:fldChar w:fldCharType="begin"/>
-      </w:r>
-      <w:r>
-        <w:rPr>
-          <w:rFonts w:hint="eastAsia" w:cs="黑体" w:asciiTheme="majorEastAsia" w:hAnsiTheme="majorEastAsia" w:eastAsiaTheme="majorEastAsia"/>
-          <w:bCs/>
-          <w:szCs w:val="30"/>
-        </w:rPr>
-        <w:instrText xml:space="preserve"> HYPERLINK \l _Toc27996 </w:instrText>
-      </w:r>
-      <w:r>
-        <w:rPr>
-          <w:rFonts w:hint="eastAsia" w:cs="黑体" w:asciiTheme="majorEastAsia" w:hAnsiTheme="majorEastAsia" w:eastAsiaTheme="majorEastAsia"/>
-          <w:bCs/>
-          <w:szCs w:val="30"/>
-        </w:rPr>
-        <w:fldChar w:fldCharType="separate"/>
-      </w:r>
-      <w:r>
-        <w:rPr>
-          <w:rFonts w:hint="default" w:cs="黑体" w:asciiTheme="majorEastAsia" w:hAnsiTheme="majorEastAsia" w:eastAsiaTheme="majorEastAsia"/>
-          <w:bCs/>
-          <w:kern w:val="2"/>
-          <w:szCs w:val="30"/>
-          <w:lang w:val="en-US" w:eastAsia="zh-CN" w:bidi="ar-SA"/>
-        </w:rPr>
-        <w:t>第</w:t>
-      </w:r>
-      <w:r>
-        <w:rPr>
-          <w:rFonts w:hint="eastAsia" w:cs="黑体" w:asciiTheme="majorEastAsia" w:hAnsiTheme="majorEastAsia" w:eastAsiaTheme="majorEastAsia"/>
-          <w:bCs/>
-          <w:kern w:val="2"/>
-          <w:szCs w:val="30"/>
-          <w:lang w:val="en-US" w:eastAsia="zh-CN" w:bidi="ar-SA"/>
-        </w:rPr>
-        <w:t>5</w:t>
-      </w:r>
-      <w:r>
-        <w:rPr>
-          <w:rFonts w:hint="default" w:cs="黑体" w:asciiTheme="majorEastAsia" w:hAnsiTheme="majorEastAsia" w:eastAsiaTheme="majorEastAsia"/>
-          <w:bCs/>
-          <w:kern w:val="2"/>
-          <w:szCs w:val="30"/>
-          <w:lang w:val="en-US" w:eastAsia="zh-CN" w:bidi="ar-SA"/>
-        </w:rPr>
-        <w:t>.</w:t>
-      </w:r>
-      <w:r>
-        <w:rPr>
-          <w:rFonts w:hint="eastAsia" w:cs="黑体" w:asciiTheme="majorEastAsia" w:hAnsiTheme="majorEastAsia" w:eastAsiaTheme="majorEastAsia"/>
-          <w:bCs/>
-          <w:kern w:val="2"/>
-          <w:szCs w:val="30"/>
-          <w:lang w:val="en-US" w:eastAsia="zh-CN" w:bidi="ar-SA"/>
-        </w:rPr>
-        <w:t>2</w:t>
-      </w:r>
-      <w:r>
-        <w:rPr>
-          <w:rFonts w:hint="default" w:cs="黑体" w:asciiTheme="majorEastAsia" w:hAnsiTheme="majorEastAsia" w:eastAsiaTheme="majorEastAsia"/>
-          <w:bCs/>
-          <w:kern w:val="2"/>
-          <w:szCs w:val="30"/>
-          <w:lang w:val="en-US" w:eastAsia="zh-CN" w:bidi="ar-SA"/>
-        </w:rPr>
-        <w:t>节</w:t>
-      </w:r>
-      <w:r>
-        <w:rPr>
-          <w:rFonts w:hint="eastAsia" w:cs="黑体" w:asciiTheme="majorEastAsia" w:hAnsiTheme="majorEastAsia" w:eastAsiaTheme="majorEastAsia"/>
-          <w:bCs/>
-          <w:kern w:val="2"/>
-          <w:szCs w:val="30"/>
-          <w:lang w:val="en-US" w:eastAsia="zh-CN" w:bidi="ar-SA"/>
-        </w:rPr>
-        <w:t xml:space="preserve"> </w:t>
-      </w:r>
-      <w:r>
-        <w:rPr>
-          <w:rFonts w:hint="eastAsia" w:cs="黑体" w:asciiTheme="majorEastAsia" w:hAnsiTheme="majorEastAsia" w:eastAsiaTheme="majorEastAsia"/>
-          <w:bCs/>
-          <w:szCs w:val="30"/>
-          <w:lang w:val="en-US" w:eastAsia="zh-CN"/>
-        </w:rPr>
-        <w:t>模块级调试结果</w:t>
-      </w:r>
-      <w:r>
-        <w:tab/>
-      </w:r>
-      <w:r>
-        <w:fldChar w:fldCharType="begin"/>
-      </w:r>
-      <w:r>
-        <w:instrText xml:space="preserve"> PAGEREF _Toc27996 \h </w:instrText>
-      </w:r>
-      <w:r>
-        <w:fldChar w:fldCharType="separate"/>
-      </w:r>
-      <w:r>
-        <w:t>18</w:t>
-      </w:r>
-      <w:r>
-        <w:fldChar w:fldCharType="end"/>
-      </w:r>
-      <w:r>
-        <w:rPr>
-          <w:rFonts w:hint="eastAsia" w:cs="黑体" w:asciiTheme="majorEastAsia" w:hAnsiTheme="majorEastAsia" w:eastAsiaTheme="majorEastAsia"/>
-          <w:bCs/>
-          <w:szCs w:val="30"/>
-        </w:rPr>
-        <w:fldChar w:fldCharType="end"/>
-      </w:r>
-    </w:p>
-    <w:p>
-      <w:pPr>
-        <w:pStyle w:val="6"/>
-        <w:tabs>
-          <w:tab w:val="right" w:leader="dot" w:pos="8306"/>
-        </w:tabs>
-      </w:pPr>
-      <w:r>
-        <w:rPr>
-          <w:rFonts w:hint="eastAsia" w:cs="黑体" w:asciiTheme="majorEastAsia" w:hAnsiTheme="majorEastAsia" w:eastAsiaTheme="majorEastAsia"/>
-          <w:bCs/>
-          <w:szCs w:val="30"/>
-        </w:rPr>
-        <w:fldChar w:fldCharType="begin"/>
-      </w:r>
-      <w:r>
-        <w:rPr>
-          <w:rFonts w:hint="eastAsia" w:cs="黑体" w:asciiTheme="majorEastAsia" w:hAnsiTheme="majorEastAsia" w:eastAsiaTheme="majorEastAsia"/>
-          <w:bCs/>
-          <w:szCs w:val="30"/>
-        </w:rPr>
-        <w:instrText xml:space="preserve"> HYPERLINK \l _Toc4444 </w:instrText>
-      </w:r>
-      <w:r>
-        <w:rPr>
-          <w:rFonts w:hint="eastAsia" w:cs="黑体" w:asciiTheme="majorEastAsia" w:hAnsiTheme="majorEastAsia" w:eastAsiaTheme="majorEastAsia"/>
-          <w:bCs/>
-          <w:szCs w:val="30"/>
-        </w:rPr>
-        <w:fldChar w:fldCharType="separate"/>
-      </w:r>
-      <w:r>
-        <w:rPr>
-          <w:rFonts w:hint="default" w:cs="黑体" w:asciiTheme="majorEastAsia" w:hAnsiTheme="majorEastAsia" w:eastAsiaTheme="majorEastAsia"/>
-          <w:bCs/>
-          <w:kern w:val="2"/>
-          <w:szCs w:val="30"/>
-          <w:lang w:val="en-US" w:eastAsia="zh-CN" w:bidi="ar-SA"/>
-        </w:rPr>
-        <w:t>第</w:t>
-      </w:r>
-      <w:r>
-        <w:rPr>
-          <w:rFonts w:hint="eastAsia" w:cs="黑体" w:asciiTheme="majorEastAsia" w:hAnsiTheme="majorEastAsia" w:eastAsiaTheme="majorEastAsia"/>
-          <w:bCs/>
-          <w:kern w:val="2"/>
-          <w:szCs w:val="30"/>
-          <w:lang w:val="en-US" w:eastAsia="zh-CN" w:bidi="ar-SA"/>
-        </w:rPr>
-        <w:t>5</w:t>
-      </w:r>
-      <w:r>
-        <w:rPr>
-          <w:rFonts w:hint="default" w:cs="黑体" w:asciiTheme="majorEastAsia" w:hAnsiTheme="majorEastAsia" w:eastAsiaTheme="majorEastAsia"/>
-          <w:bCs/>
-          <w:kern w:val="2"/>
-          <w:szCs w:val="30"/>
-          <w:lang w:val="en-US" w:eastAsia="zh-CN" w:bidi="ar-SA"/>
-        </w:rPr>
-        <w:t>.</w:t>
-      </w:r>
-      <w:r>
-        <w:rPr>
-          <w:rFonts w:hint="eastAsia" w:cs="黑体" w:asciiTheme="majorEastAsia" w:hAnsiTheme="majorEastAsia" w:eastAsiaTheme="majorEastAsia"/>
-          <w:bCs/>
-          <w:kern w:val="2"/>
-          <w:szCs w:val="30"/>
-          <w:lang w:val="en-US" w:eastAsia="zh-CN" w:bidi="ar-SA"/>
-        </w:rPr>
-        <w:t>3</w:t>
-      </w:r>
-      <w:r>
-        <w:rPr>
-          <w:rFonts w:hint="default" w:cs="黑体" w:asciiTheme="majorEastAsia" w:hAnsiTheme="majorEastAsia" w:eastAsiaTheme="majorEastAsia"/>
-          <w:bCs/>
-          <w:kern w:val="2"/>
-          <w:szCs w:val="30"/>
-          <w:lang w:val="en-US" w:eastAsia="zh-CN" w:bidi="ar-SA"/>
-        </w:rPr>
-        <w:t>节</w:t>
-      </w:r>
-      <w:r>
-        <w:rPr>
-          <w:rFonts w:hint="eastAsia" w:cs="黑体" w:asciiTheme="majorEastAsia" w:hAnsiTheme="majorEastAsia" w:eastAsiaTheme="majorEastAsia"/>
-          <w:bCs/>
-          <w:kern w:val="2"/>
-          <w:szCs w:val="30"/>
-          <w:lang w:val="en-US" w:eastAsia="zh-CN" w:bidi="ar-SA"/>
-        </w:rPr>
-        <w:t xml:space="preserve"> </w:t>
-      </w:r>
-      <w:r>
-        <w:rPr>
-          <w:rFonts w:hint="eastAsia" w:cs="黑体" w:asciiTheme="majorEastAsia" w:hAnsiTheme="majorEastAsia" w:eastAsiaTheme="majorEastAsia"/>
-          <w:bCs/>
-          <w:szCs w:val="30"/>
-          <w:lang w:val="en-US" w:eastAsia="zh-CN"/>
-        </w:rPr>
-        <w:t>识别性能与响应时间分析</w:t>
-      </w:r>
-      <w:r>
-        <w:tab/>
-      </w:r>
-      <w:r>
-        <w:fldChar w:fldCharType="begin"/>
-      </w:r>
-      <w:r>
-        <w:instrText xml:space="preserve"> PAGEREF _Toc4444 \h </w:instrText>
-      </w:r>
-      <w:r>
-        <w:fldChar w:fldCharType="separate"/>
-      </w:r>
-      <w:r>
-        <w:t>22</w:t>
-      </w:r>
-      <w:r>
-        <w:fldChar w:fldCharType="end"/>
-      </w:r>
-      <w:r>
-        <w:rPr>
-          <w:rFonts w:hint="eastAsia" w:cs="黑体" w:asciiTheme="majorEastAsia" w:hAnsiTheme="majorEastAsia" w:eastAsiaTheme="majorEastAsia"/>
-          <w:bCs/>
-          <w:szCs w:val="30"/>
-        </w:rPr>
-        <w:fldChar w:fldCharType="end"/>
-      </w:r>
-    </w:p>
-    <w:p>
-      <w:pPr>
-        <w:pStyle w:val="6"/>
-        <w:tabs>
-          <w:tab w:val="right" w:leader="dot" w:pos="8306"/>
-        </w:tabs>
-      </w:pPr>
-      <w:r>
-        <w:rPr>
-          <w:rFonts w:hint="eastAsia" w:cs="黑体" w:asciiTheme="majorEastAsia" w:hAnsiTheme="majorEastAsia" w:eastAsiaTheme="majorEastAsia"/>
-          <w:bCs/>
-          <w:szCs w:val="30"/>
-        </w:rPr>
-        <w:fldChar w:fldCharType="begin"/>
-      </w:r>
-      <w:r>
-        <w:rPr>
-          <w:rFonts w:hint="eastAsia" w:cs="黑体" w:asciiTheme="majorEastAsia" w:hAnsiTheme="majorEastAsia" w:eastAsiaTheme="majorEastAsia"/>
-          <w:bCs/>
-          <w:szCs w:val="30"/>
-        </w:rPr>
-        <w:instrText xml:space="preserve"> HYPERLINK \l _Toc11763 </w:instrText>
-      </w:r>
-      <w:r>
-        <w:rPr>
-          <w:rFonts w:hint="eastAsia" w:cs="黑体" w:asciiTheme="majorEastAsia" w:hAnsiTheme="majorEastAsia" w:eastAsiaTheme="majorEastAsia"/>
-          <w:bCs/>
-          <w:szCs w:val="30"/>
-        </w:rPr>
-        <w:fldChar w:fldCharType="separate"/>
-      </w:r>
-      <w:r>
-        <w:rPr>
-          <w:rFonts w:hint="eastAsia" w:cs="黑体" w:asciiTheme="majorEastAsia" w:hAnsiTheme="majorEastAsia" w:eastAsiaTheme="majorEastAsia"/>
-          <w:bCs/>
-          <w:szCs w:val="30"/>
-          <w:lang w:val="en-US" w:eastAsia="zh-CN"/>
-        </w:rPr>
-        <w:t>第5.4节 系统功能验证结果</w:t>
-      </w:r>
-      <w:r>
-        <w:tab/>
-      </w:r>
-      <w:r>
-        <w:fldChar w:fldCharType="begin"/>
-      </w:r>
-      <w:r>
-        <w:instrText xml:space="preserve"> PAGEREF _Toc11763 \h </w:instrText>
-      </w:r>
-      <w:r>
-        <w:fldChar w:fldCharType="separate"/>
-      </w:r>
-      <w:r>
-        <w:t>23</w:t>
-      </w:r>
-      <w:r>
-        <w:fldChar w:fldCharType="end"/>
-      </w:r>
-      <w:r>
-        <w:rPr>
-          <w:rFonts w:hint="eastAsia" w:cs="黑体" w:asciiTheme="majorEastAsia" w:hAnsiTheme="majorEastAsia" w:eastAsiaTheme="majorEastAsia"/>
-          <w:bCs/>
-          <w:szCs w:val="30"/>
-        </w:rPr>
-        <w:fldChar w:fldCharType="end"/>
-      </w:r>
-    </w:p>
-    <w:p>
-      <w:pPr>
-        <w:pStyle w:val="6"/>
-        <w:tabs>
-          <w:tab w:val="right" w:leader="dot" w:pos="8306"/>
-        </w:tabs>
-      </w:pPr>
-      <w:r>
-        <w:rPr>
-          <w:rFonts w:hint="eastAsia" w:cs="黑体" w:asciiTheme="majorEastAsia" w:hAnsiTheme="majorEastAsia" w:eastAsiaTheme="majorEastAsia"/>
-          <w:bCs/>
-          <w:szCs w:val="30"/>
-        </w:rPr>
-        <w:fldChar w:fldCharType="begin"/>
-      </w:r>
-      <w:r>
-        <w:rPr>
-          <w:rFonts w:hint="eastAsia" w:cs="黑体" w:asciiTheme="majorEastAsia" w:hAnsiTheme="majorEastAsia" w:eastAsiaTheme="majorEastAsia"/>
-          <w:bCs/>
-          <w:szCs w:val="30"/>
-        </w:rPr>
-        <w:instrText xml:space="preserve"> HYPERLINK \l _Toc11099 </w:instrText>
-      </w:r>
-      <w:r>
-        <w:rPr>
-          <w:rFonts w:hint="eastAsia" w:cs="黑体" w:asciiTheme="majorEastAsia" w:hAnsiTheme="majorEastAsia" w:eastAsiaTheme="majorEastAsia"/>
-          <w:bCs/>
-          <w:szCs w:val="30"/>
-        </w:rPr>
-        <w:fldChar w:fldCharType="separate"/>
-      </w:r>
-      <w:r>
-        <w:rPr>
-          <w:rFonts w:hint="default" w:cs="黑体" w:asciiTheme="majorEastAsia" w:hAnsiTheme="majorEastAsia" w:eastAsiaTheme="majorEastAsia"/>
-          <w:bCs/>
-          <w:kern w:val="2"/>
-          <w:szCs w:val="30"/>
-          <w:lang w:val="en-US" w:eastAsia="zh-CN" w:bidi="ar-SA"/>
-        </w:rPr>
-        <w:t>第</w:t>
-      </w:r>
-      <w:r>
-        <w:rPr>
-          <w:rFonts w:hint="eastAsia" w:cs="黑体" w:asciiTheme="majorEastAsia" w:hAnsiTheme="majorEastAsia" w:eastAsiaTheme="majorEastAsia"/>
-          <w:bCs/>
-          <w:kern w:val="2"/>
-          <w:szCs w:val="30"/>
-          <w:lang w:val="en-US" w:eastAsia="zh-CN" w:bidi="ar-SA"/>
-        </w:rPr>
-        <w:t>5</w:t>
-      </w:r>
-      <w:r>
-        <w:rPr>
-          <w:rFonts w:hint="default" w:cs="黑体" w:asciiTheme="majorEastAsia" w:hAnsiTheme="majorEastAsia" w:eastAsiaTheme="majorEastAsia"/>
-          <w:bCs/>
-          <w:kern w:val="2"/>
-          <w:szCs w:val="30"/>
-          <w:lang w:val="en-US" w:eastAsia="zh-CN" w:bidi="ar-SA"/>
-        </w:rPr>
-        <w:t>.</w:t>
-      </w:r>
-      <w:r>
-        <w:rPr>
-          <w:rFonts w:hint="eastAsia" w:cs="黑体" w:asciiTheme="majorEastAsia" w:hAnsiTheme="majorEastAsia" w:eastAsiaTheme="majorEastAsia"/>
-          <w:bCs/>
-          <w:kern w:val="2"/>
-          <w:szCs w:val="30"/>
-          <w:lang w:val="en-US" w:eastAsia="zh-CN" w:bidi="ar-SA"/>
-        </w:rPr>
-        <w:t>5</w:t>
-      </w:r>
-      <w:r>
-        <w:rPr>
-          <w:rFonts w:hint="default" w:cs="黑体" w:asciiTheme="majorEastAsia" w:hAnsiTheme="majorEastAsia" w:eastAsiaTheme="majorEastAsia"/>
-          <w:bCs/>
-          <w:kern w:val="2"/>
-          <w:szCs w:val="30"/>
-          <w:lang w:val="en-US" w:eastAsia="zh-CN" w:bidi="ar-SA"/>
-        </w:rPr>
-        <w:t>节</w:t>
-      </w:r>
-      <w:r>
-        <w:rPr>
-          <w:rFonts w:hint="eastAsia" w:cs="黑体" w:asciiTheme="majorEastAsia" w:hAnsiTheme="majorEastAsia" w:eastAsiaTheme="majorEastAsia"/>
-          <w:bCs/>
-          <w:kern w:val="2"/>
-          <w:szCs w:val="30"/>
-          <w:lang w:val="en-US" w:eastAsia="zh-CN" w:bidi="ar-SA"/>
-        </w:rPr>
-        <w:t xml:space="preserve"> </w:t>
-      </w:r>
-      <w:r>
-        <w:rPr>
-          <w:rFonts w:hint="eastAsia" w:cs="黑体" w:asciiTheme="majorEastAsia" w:hAnsiTheme="majorEastAsia" w:eastAsiaTheme="majorEastAsia"/>
-          <w:bCs/>
-          <w:szCs w:val="30"/>
-          <w:lang w:val="en-US" w:eastAsia="zh-CN"/>
-        </w:rPr>
-        <w:t>误差来源与改进分析</w:t>
-      </w:r>
-      <w:r>
-        <w:tab/>
-      </w:r>
-      <w:r>
-        <w:fldChar w:fldCharType="begin"/>
-      </w:r>
-      <w:r>
-        <w:instrText xml:space="preserve"> PAGEREF _Toc11099 \h </w:instrText>
-      </w:r>
-      <w:r>
-        <w:fldChar w:fldCharType="separate"/>
-      </w:r>
-      <w:r>
-        <w:t>23</w:t>
-      </w:r>
-      <w:r>
-        <w:fldChar w:fldCharType="end"/>
-      </w:r>
-      <w:r>
-        <w:rPr>
-          <w:rFonts w:hint="eastAsia" w:cs="黑体" w:asciiTheme="majorEastAsia" w:hAnsiTheme="majorEastAsia" w:eastAsiaTheme="majorEastAsia"/>
-          <w:bCs/>
-          <w:szCs w:val="30"/>
-        </w:rPr>
-        <w:fldChar w:fldCharType="end"/>
-      </w:r>
-    </w:p>
-    <w:p>
-      <w:pPr>
-        <w:pStyle w:val="5"/>
-        <w:tabs>
-          <w:tab w:val="right" w:leader="dot" w:pos="8306"/>
-        </w:tabs>
-      </w:pPr>
-      <w:r>
-        <w:rPr>
-          <w:rFonts w:hint="eastAsia" w:cs="黑体" w:asciiTheme="majorEastAsia" w:hAnsiTheme="majorEastAsia" w:eastAsiaTheme="majorEastAsia"/>
-          <w:bCs/>
-          <w:szCs w:val="30"/>
-        </w:rPr>
-        <w:fldChar w:fldCharType="begin"/>
-      </w:r>
-      <w:r>
-        <w:rPr>
-          <w:rFonts w:hint="eastAsia" w:cs="黑体" w:asciiTheme="majorEastAsia" w:hAnsiTheme="majorEastAsia" w:eastAsiaTheme="majorEastAsia"/>
-          <w:bCs/>
-          <w:szCs w:val="30"/>
-        </w:rPr>
-        <w:instrText xml:space="preserve"> HYPERLINK \l _Toc13006 </w:instrText>
-      </w:r>
-      <w:r>
-        <w:rPr>
-          <w:rFonts w:hint="eastAsia" w:cs="黑体" w:asciiTheme="majorEastAsia" w:hAnsiTheme="majorEastAsia" w:eastAsiaTheme="majorEastAsia"/>
-          <w:bCs/>
-          <w:szCs w:val="30"/>
-        </w:rPr>
-        <w:fldChar w:fldCharType="separate"/>
-      </w:r>
-      <w:r>
-        <w:rPr>
-          <w:rFonts w:hint="eastAsia" w:cs="黑体"/>
-          <w:bCs/>
-          <w:szCs w:val="30"/>
-        </w:rPr>
-        <w:t>第</w:t>
-      </w:r>
-      <w:r>
-        <w:rPr>
-          <w:rFonts w:hint="eastAsia" w:cs="黑体"/>
-          <w:bCs/>
-          <w:szCs w:val="30"/>
-          <w:lang w:val="en-US" w:eastAsia="zh-CN"/>
-        </w:rPr>
-        <w:t>6</w:t>
-      </w:r>
-      <w:r>
-        <w:rPr>
-          <w:rFonts w:hint="eastAsia" w:cs="黑体"/>
-          <w:bCs/>
-          <w:szCs w:val="30"/>
-        </w:rPr>
-        <w:t xml:space="preserve">章 </w:t>
-      </w:r>
-      <w:r>
-        <w:rPr>
-          <w:rFonts w:hint="eastAsia" w:cs="黑体"/>
-          <w:bCs/>
-          <w:szCs w:val="30"/>
-          <w:lang w:val="en-US" w:eastAsia="zh-CN"/>
-        </w:rPr>
-        <w:t>总结与展望</w:t>
-      </w:r>
-      <w:r>
-        <w:tab/>
-      </w:r>
-      <w:r>
-        <w:fldChar w:fldCharType="begin"/>
-      </w:r>
-      <w:r>
-        <w:instrText xml:space="preserve"> PAGEREF _Toc13006 \h </w:instrText>
-      </w:r>
-      <w:r>
-        <w:fldChar w:fldCharType="separate"/>
-      </w:r>
-      <w:r>
-        <w:t>25</w:t>
-      </w:r>
-      <w:r>
-        <w:fldChar w:fldCharType="end"/>
-      </w:r>
-      <w:r>
-        <w:rPr>
-          <w:rFonts w:hint="eastAsia" w:cs="黑体" w:asciiTheme="majorEastAsia" w:hAnsiTheme="majorEastAsia" w:eastAsiaTheme="majorEastAsia"/>
-          <w:bCs/>
-          <w:szCs w:val="30"/>
-        </w:rPr>
-        <w:fldChar w:fldCharType="end"/>
-      </w:r>
-    </w:p>
-    <w:p>
-      <w:pPr>
-        <w:pStyle w:val="6"/>
-        <w:tabs>
-          <w:tab w:val="right" w:leader="dot" w:pos="8306"/>
-        </w:tabs>
-      </w:pPr>
-      <w:r>
-        <w:rPr>
-          <w:rFonts w:hint="eastAsia" w:cs="黑体" w:asciiTheme="majorEastAsia" w:hAnsiTheme="majorEastAsia" w:eastAsiaTheme="majorEastAsia"/>
-          <w:bCs/>
-          <w:szCs w:val="30"/>
-        </w:rPr>
-        <w:fldChar w:fldCharType="begin"/>
-      </w:r>
-      <w:r>
-        <w:rPr>
-          <w:rFonts w:hint="eastAsia" w:cs="黑体" w:asciiTheme="majorEastAsia" w:hAnsiTheme="majorEastAsia" w:eastAsiaTheme="majorEastAsia"/>
-          <w:bCs/>
-          <w:szCs w:val="30"/>
-        </w:rPr>
-        <w:instrText xml:space="preserve"> HYPERLINK \l _Toc29158 </w:instrText>
-      </w:r>
-      <w:r>
-        <w:rPr>
-          <w:rFonts w:hint="eastAsia" w:cs="黑体" w:asciiTheme="majorEastAsia" w:hAnsiTheme="majorEastAsia" w:eastAsiaTheme="majorEastAsia"/>
-          <w:bCs/>
-          <w:szCs w:val="30"/>
-        </w:rPr>
-        <w:fldChar w:fldCharType="separate"/>
-      </w:r>
-      <w:r>
-        <w:rPr>
-          <w:rFonts w:hint="default" w:cs="黑体" w:asciiTheme="majorEastAsia" w:hAnsiTheme="majorEastAsia" w:eastAsiaTheme="majorEastAsia"/>
-          <w:bCs/>
-          <w:kern w:val="2"/>
-          <w:szCs w:val="30"/>
-          <w:lang w:val="en-US" w:eastAsia="zh-CN" w:bidi="ar-SA"/>
-        </w:rPr>
-        <w:t>第</w:t>
-      </w:r>
-      <w:r>
-        <w:rPr>
-          <w:rFonts w:hint="eastAsia" w:cs="黑体" w:asciiTheme="majorEastAsia" w:hAnsiTheme="majorEastAsia" w:eastAsiaTheme="majorEastAsia"/>
-          <w:bCs/>
-          <w:kern w:val="2"/>
-          <w:szCs w:val="30"/>
-          <w:lang w:val="en-US" w:eastAsia="zh-CN" w:bidi="ar-SA"/>
-        </w:rPr>
-        <w:t>6</w:t>
-      </w:r>
-      <w:r>
-        <w:rPr>
-          <w:rFonts w:hint="default" w:cs="黑体" w:asciiTheme="majorEastAsia" w:hAnsiTheme="majorEastAsia" w:eastAsiaTheme="majorEastAsia"/>
-          <w:bCs/>
-          <w:kern w:val="2"/>
-          <w:szCs w:val="30"/>
-          <w:lang w:val="en-US" w:eastAsia="zh-CN" w:bidi="ar-SA"/>
-        </w:rPr>
-        <w:t>.1节</w:t>
-      </w:r>
-      <w:r>
-        <w:rPr>
-          <w:rFonts w:hint="eastAsia" w:cs="黑体" w:asciiTheme="majorEastAsia" w:hAnsiTheme="majorEastAsia" w:eastAsiaTheme="majorEastAsia"/>
-          <w:bCs/>
-          <w:kern w:val="2"/>
-          <w:szCs w:val="30"/>
-          <w:lang w:val="en-US" w:eastAsia="zh-CN" w:bidi="ar-SA"/>
-        </w:rPr>
-        <w:t xml:space="preserve"> </w:t>
-      </w:r>
-      <w:r>
-        <w:rPr>
-          <w:rFonts w:hint="eastAsia" w:cs="黑体" w:asciiTheme="majorEastAsia" w:hAnsiTheme="majorEastAsia" w:eastAsiaTheme="majorEastAsia"/>
-          <w:bCs/>
-          <w:szCs w:val="30"/>
-          <w:lang w:val="en-US" w:eastAsia="zh-CN"/>
-        </w:rPr>
-        <w:t>研究工作总结</w:t>
-      </w:r>
-      <w:r>
-        <w:tab/>
-      </w:r>
-      <w:r>
-        <w:fldChar w:fldCharType="begin"/>
-      </w:r>
-      <w:r>
-        <w:instrText xml:space="preserve"> PAGEREF _Toc29158 \h </w:instrText>
-      </w:r>
-      <w:r>
-        <w:fldChar w:fldCharType="separate"/>
-      </w:r>
-      <w:r>
-        <w:t>25</w:t>
-      </w:r>
-      <w:r>
-        <w:fldChar w:fldCharType="end"/>
-      </w:r>
-      <w:r>
-        <w:rPr>
-          <w:rFonts w:hint="eastAsia" w:cs="黑体" w:asciiTheme="majorEastAsia" w:hAnsiTheme="majorEastAsia" w:eastAsiaTheme="majorEastAsia"/>
-          <w:bCs/>
-          <w:szCs w:val="30"/>
-        </w:rPr>
-        <w:fldChar w:fldCharType="end"/>
-      </w:r>
-    </w:p>
-    <w:p>
-      <w:pPr>
-        <w:pStyle w:val="6"/>
-        <w:tabs>
-          <w:tab w:val="right" w:leader="dot" w:pos="8306"/>
-        </w:tabs>
-      </w:pPr>
-      <w:r>
-        <w:rPr>
-          <w:rFonts w:hint="eastAsia" w:cs="黑体" w:asciiTheme="majorEastAsia" w:hAnsiTheme="majorEastAsia" w:eastAsiaTheme="majorEastAsia"/>
-          <w:bCs/>
-          <w:szCs w:val="30"/>
-        </w:rPr>
-        <w:fldChar w:fldCharType="begin"/>
-      </w:r>
-      <w:r>
-        <w:rPr>
-          <w:rFonts w:hint="eastAsia" w:cs="黑体" w:asciiTheme="majorEastAsia" w:hAnsiTheme="majorEastAsia" w:eastAsiaTheme="majorEastAsia"/>
-          <w:bCs/>
-          <w:szCs w:val="30"/>
-        </w:rPr>
-        <w:instrText xml:space="preserve"> HYPERLINK \l _Toc30459 </w:instrText>
-      </w:r>
-      <w:r>
-        <w:rPr>
-          <w:rFonts w:hint="eastAsia" w:cs="黑体" w:asciiTheme="majorEastAsia" w:hAnsiTheme="majorEastAsia" w:eastAsiaTheme="majorEastAsia"/>
-          <w:bCs/>
-          <w:szCs w:val="30"/>
-        </w:rPr>
-        <w:fldChar w:fldCharType="separate"/>
-      </w:r>
-      <w:r>
-        <w:rPr>
-          <w:rFonts w:hint="default" w:cs="黑体" w:asciiTheme="majorEastAsia" w:hAnsiTheme="majorEastAsia" w:eastAsiaTheme="majorEastAsia"/>
-          <w:bCs/>
-          <w:kern w:val="2"/>
-          <w:szCs w:val="30"/>
-          <w:lang w:val="en-US" w:eastAsia="zh-CN" w:bidi="ar-SA"/>
-        </w:rPr>
-        <w:t>第</w:t>
-      </w:r>
-      <w:r>
-        <w:rPr>
-          <w:rFonts w:hint="eastAsia" w:cs="黑体" w:asciiTheme="majorEastAsia" w:hAnsiTheme="majorEastAsia" w:eastAsiaTheme="majorEastAsia"/>
-          <w:bCs/>
-          <w:kern w:val="2"/>
-          <w:szCs w:val="30"/>
-          <w:lang w:val="en-US" w:eastAsia="zh-CN" w:bidi="ar-SA"/>
-        </w:rPr>
-        <w:t>6</w:t>
-      </w:r>
-      <w:r>
-        <w:rPr>
-          <w:rFonts w:hint="default" w:cs="黑体" w:asciiTheme="majorEastAsia" w:hAnsiTheme="majorEastAsia" w:eastAsiaTheme="majorEastAsia"/>
-          <w:bCs/>
-          <w:kern w:val="2"/>
-          <w:szCs w:val="30"/>
-          <w:lang w:val="en-US" w:eastAsia="zh-CN" w:bidi="ar-SA"/>
-        </w:rPr>
-        <w:t>.</w:t>
-      </w:r>
-      <w:r>
-        <w:rPr>
-          <w:rFonts w:hint="eastAsia" w:cs="黑体" w:asciiTheme="majorEastAsia" w:hAnsiTheme="majorEastAsia" w:eastAsiaTheme="majorEastAsia"/>
-          <w:bCs/>
-          <w:kern w:val="2"/>
-          <w:szCs w:val="30"/>
-          <w:lang w:val="en-US" w:eastAsia="zh-CN" w:bidi="ar-SA"/>
-        </w:rPr>
-        <w:t>2</w:t>
-      </w:r>
-      <w:r>
-        <w:rPr>
-          <w:rFonts w:hint="default" w:cs="黑体" w:asciiTheme="majorEastAsia" w:hAnsiTheme="majorEastAsia" w:eastAsiaTheme="majorEastAsia"/>
-          <w:bCs/>
-          <w:kern w:val="2"/>
-          <w:szCs w:val="30"/>
-          <w:lang w:val="en-US" w:eastAsia="zh-CN" w:bidi="ar-SA"/>
-        </w:rPr>
-        <w:t>节</w:t>
-      </w:r>
-      <w:r>
-        <w:rPr>
-          <w:rFonts w:hint="eastAsia" w:cs="黑体" w:asciiTheme="majorEastAsia" w:hAnsiTheme="majorEastAsia" w:eastAsiaTheme="majorEastAsia"/>
-          <w:bCs/>
-          <w:kern w:val="2"/>
-          <w:szCs w:val="30"/>
-          <w:lang w:val="en-US" w:eastAsia="zh-CN" w:bidi="ar-SA"/>
-        </w:rPr>
-        <w:t xml:space="preserve"> </w:t>
-      </w:r>
-      <w:r>
-        <w:rPr>
-          <w:rFonts w:hint="eastAsia" w:cs="黑体" w:asciiTheme="majorEastAsia" w:hAnsiTheme="majorEastAsia" w:eastAsiaTheme="majorEastAsia"/>
-          <w:bCs/>
-          <w:szCs w:val="30"/>
-          <w:lang w:val="en-US" w:eastAsia="zh-CN"/>
-        </w:rPr>
-        <w:t>工程特点与不足分析</w:t>
-      </w:r>
-      <w:r>
-        <w:tab/>
-      </w:r>
-      <w:r>
-        <w:fldChar w:fldCharType="begin"/>
-      </w:r>
-      <w:r>
-        <w:instrText xml:space="preserve"> PAGEREF _Toc30459 \h </w:instrText>
-      </w:r>
-      <w:r>
-        <w:fldChar w:fldCharType="separate"/>
-      </w:r>
-      <w:r>
-        <w:t>25</w:t>
-      </w:r>
-      <w:r>
-        <w:fldChar w:fldCharType="end"/>
-      </w:r>
-      <w:r>
-        <w:rPr>
-          <w:rFonts w:hint="eastAsia" w:cs="黑体" w:asciiTheme="majorEastAsia" w:hAnsiTheme="majorEastAsia" w:eastAsiaTheme="majorEastAsia"/>
-          <w:bCs/>
-          <w:szCs w:val="30"/>
-        </w:rPr>
-        <w:fldChar w:fldCharType="end"/>
-      </w:r>
-    </w:p>
-    <w:p>
-      <w:pPr>
-        <w:pStyle w:val="6"/>
-        <w:tabs>
-          <w:tab w:val="right" w:leader="dot" w:pos="8306"/>
-        </w:tabs>
-      </w:pPr>
-      <w:r>
-        <w:rPr>
-          <w:rFonts w:hint="eastAsia" w:cs="黑体" w:asciiTheme="majorEastAsia" w:hAnsiTheme="majorEastAsia" w:eastAsiaTheme="majorEastAsia"/>
-          <w:bCs/>
-          <w:szCs w:val="30"/>
-        </w:rPr>
-        <w:fldChar w:fldCharType="begin"/>
-      </w:r>
-      <w:r>
-        <w:rPr>
-          <w:rFonts w:hint="eastAsia" w:cs="黑体" w:asciiTheme="majorEastAsia" w:hAnsiTheme="majorEastAsia" w:eastAsiaTheme="majorEastAsia"/>
-          <w:bCs/>
-          <w:szCs w:val="30"/>
-        </w:rPr>
-        <w:instrText xml:space="preserve"> HYPERLINK \l _Toc6292 </w:instrText>
-      </w:r>
-      <w:r>
-        <w:rPr>
-          <w:rFonts w:hint="eastAsia" w:cs="黑体" w:asciiTheme="majorEastAsia" w:hAnsiTheme="majorEastAsia" w:eastAsiaTheme="majorEastAsia"/>
-          <w:bCs/>
-          <w:szCs w:val="30"/>
-        </w:rPr>
-        <w:fldChar w:fldCharType="separate"/>
-      </w:r>
-      <w:r>
-        <w:rPr>
-          <w:rFonts w:hint="default" w:cs="黑体" w:asciiTheme="majorEastAsia" w:hAnsiTheme="majorEastAsia" w:eastAsiaTheme="majorEastAsia"/>
-          <w:bCs/>
-          <w:kern w:val="2"/>
-          <w:szCs w:val="30"/>
-          <w:lang w:val="en-US" w:eastAsia="zh-CN" w:bidi="ar-SA"/>
-        </w:rPr>
-        <w:t>第</w:t>
-      </w:r>
-      <w:r>
-        <w:rPr>
-          <w:rFonts w:hint="eastAsia" w:cs="黑体" w:asciiTheme="majorEastAsia" w:hAnsiTheme="majorEastAsia" w:eastAsiaTheme="majorEastAsia"/>
-          <w:bCs/>
-          <w:kern w:val="2"/>
-          <w:szCs w:val="30"/>
-          <w:lang w:val="en-US" w:eastAsia="zh-CN" w:bidi="ar-SA"/>
-        </w:rPr>
-        <w:t>6</w:t>
-      </w:r>
-      <w:r>
-        <w:rPr>
-          <w:rFonts w:hint="default" w:cs="黑体" w:asciiTheme="majorEastAsia" w:hAnsiTheme="majorEastAsia" w:eastAsiaTheme="majorEastAsia"/>
-          <w:bCs/>
-          <w:kern w:val="2"/>
-          <w:szCs w:val="30"/>
-          <w:lang w:val="en-US" w:eastAsia="zh-CN" w:bidi="ar-SA"/>
-        </w:rPr>
-        <w:t>.</w:t>
-      </w:r>
-      <w:r>
-        <w:rPr>
-          <w:rFonts w:hint="eastAsia" w:cs="黑体" w:asciiTheme="majorEastAsia" w:hAnsiTheme="majorEastAsia" w:eastAsiaTheme="majorEastAsia"/>
-          <w:bCs/>
-          <w:kern w:val="2"/>
-          <w:szCs w:val="30"/>
-          <w:lang w:val="en-US" w:eastAsia="zh-CN" w:bidi="ar-SA"/>
-        </w:rPr>
-        <w:t>3</w:t>
-      </w:r>
-      <w:r>
-        <w:rPr>
-          <w:rFonts w:hint="default" w:cs="黑体" w:asciiTheme="majorEastAsia" w:hAnsiTheme="majorEastAsia" w:eastAsiaTheme="majorEastAsia"/>
-          <w:bCs/>
-          <w:kern w:val="2"/>
-          <w:szCs w:val="30"/>
-          <w:lang w:val="en-US" w:eastAsia="zh-CN" w:bidi="ar-SA"/>
-        </w:rPr>
-        <w:t>节</w:t>
-      </w:r>
-      <w:r>
-        <w:rPr>
-          <w:rFonts w:hint="eastAsia" w:cs="黑体" w:asciiTheme="majorEastAsia" w:hAnsiTheme="majorEastAsia" w:eastAsiaTheme="majorEastAsia"/>
-          <w:bCs/>
-          <w:kern w:val="2"/>
-          <w:szCs w:val="30"/>
-          <w:lang w:val="en-US" w:eastAsia="zh-CN" w:bidi="ar-SA"/>
-        </w:rPr>
-        <w:t xml:space="preserve"> </w:t>
-      </w:r>
-      <w:r>
-        <w:rPr>
-          <w:rFonts w:hint="eastAsia" w:cs="黑体" w:asciiTheme="majorEastAsia" w:hAnsiTheme="majorEastAsia" w:eastAsiaTheme="majorEastAsia"/>
-          <w:bCs/>
-          <w:szCs w:val="30"/>
-          <w:lang w:val="en-US" w:eastAsia="zh-CN"/>
-        </w:rPr>
-        <w:t>后续展望</w:t>
-      </w:r>
-      <w:r>
-        <w:tab/>
-      </w:r>
-      <w:r>
-        <w:fldChar w:fldCharType="begin"/>
-      </w:r>
-      <w:r>
-        <w:instrText xml:space="preserve"> PAGEREF _Toc6292 \h </w:instrText>
-      </w:r>
-      <w:r>
-        <w:fldChar w:fldCharType="separate"/>
-      </w:r>
-      <w:r>
-        <w:t>26</w:t>
-      </w:r>
-      <w:r>
-        <w:fldChar w:fldCharType="end"/>
-      </w:r>
-      <w:r>
-        <w:rPr>
-          <w:rFonts w:hint="eastAsia" w:cs="黑体" w:asciiTheme="majorEastAsia" w:hAnsiTheme="majorEastAsia" w:eastAsiaTheme="majorEastAsia"/>
-          <w:bCs/>
-          <w:szCs w:val="30"/>
-        </w:rPr>
-        <w:fldChar w:fldCharType="end"/>
-      </w:r>
-    </w:p>
-    <w:p>
-      <w:pPr>
-        <w:pStyle w:val="5"/>
-        <w:tabs>
-          <w:tab w:val="right" w:leader="dot" w:pos="8306"/>
-        </w:tabs>
-      </w:pPr>
-      <w:r>
-        <w:rPr>
-          <w:rFonts w:hint="eastAsia" w:cs="黑体" w:asciiTheme="majorEastAsia" w:hAnsiTheme="majorEastAsia" w:eastAsiaTheme="majorEastAsia"/>
-          <w:bCs/>
-          <w:szCs w:val="30"/>
-        </w:rPr>
-        <w:fldChar w:fldCharType="begin"/>
-      </w:r>
-      <w:r>
-        <w:rPr>
-          <w:rFonts w:hint="eastAsia" w:cs="黑体" w:asciiTheme="majorEastAsia" w:hAnsiTheme="majorEastAsia" w:eastAsiaTheme="majorEastAsia"/>
-          <w:bCs/>
-          <w:szCs w:val="30"/>
-        </w:rPr>
-        <w:instrText xml:space="preserve"> HYPERLINK \l _Toc31086 </w:instrText>
-      </w:r>
-      <w:r>
-        <w:rPr>
-          <w:rFonts w:hint="eastAsia" w:cs="黑体" w:asciiTheme="majorEastAsia" w:hAnsiTheme="majorEastAsia" w:eastAsiaTheme="majorEastAsia"/>
-          <w:bCs/>
-          <w:szCs w:val="30"/>
-        </w:rPr>
-        <w:fldChar w:fldCharType="separate"/>
-      </w:r>
-      <w:r>
-        <w:rPr>
-          <w:rFonts w:hint="eastAsia" w:cs="黑体" w:asciiTheme="majorEastAsia" w:hAnsiTheme="majorEastAsia" w:eastAsiaTheme="majorEastAsia"/>
-          <w:bCs/>
-          <w:szCs w:val="30"/>
-        </w:rPr>
-        <w:t>参考文献</w:t>
-      </w:r>
-      <w:r>
-        <w:tab/>
-      </w:r>
-      <w:r>
-        <w:fldChar w:fldCharType="begin"/>
-      </w:r>
-      <w:r>
-        <w:instrText xml:space="preserve"> PAGEREF _Toc31086 \h </w:instrText>
-      </w:r>
-      <w:r>
-        <w:fldChar w:fldCharType="separate"/>
-      </w:r>
-      <w:r>
-        <w:t>27</w:t>
+        <w:t>29</w:t>
       </w:r>
       <w:r>
         <w:fldChar w:fldCharType="end"/>
@@ -5618,7 +4960,7 @@
           <w:szCs w:val="30"/>
         </w:rPr>
       </w:pPr>
-      <w:bookmarkStart w:id="15" w:name="_Toc29597"/>
+      <w:bookmarkStart w:id="15" w:name="_Toc12838"/>
       <w:r>
         <w:rPr>
           <w:rFonts w:hint="eastAsia" w:cs="黑体"/>
@@ -5668,7 +5010,7 @@
           <w:szCs w:val="30"/>
         </w:rPr>
       </w:pPr>
-      <w:bookmarkStart w:id="16" w:name="_Toc10113"/>
+      <w:bookmarkStart w:id="16" w:name="_Toc22265"/>
       <w:r>
         <w:rPr>
           <w:rFonts w:hint="default" w:cs="黑体" w:asciiTheme="majorEastAsia" w:hAnsiTheme="majorEastAsia" w:eastAsiaTheme="majorEastAsia"/>
@@ -5804,7 +5146,7 @@
         <w:fldChar w:fldCharType="begin"/>
       </w:r>
       <w:r>
-        <w:instrText xml:space="preserve"> REF _Ref23839 \r \h  \* MERGEFORMAT</w:instrText>
+        <w:instrText xml:space="preserve"> REF _Ref11557 \r \h  \* MERGEFORMAT</w:instrText>
       </w:r>
       <w:r>
         <w:rPr>
@@ -5916,7 +5258,7 @@
           <w:szCs w:val="30"/>
         </w:rPr>
       </w:pPr>
-      <w:bookmarkStart w:id="17" w:name="_Toc29709"/>
+      <w:bookmarkStart w:id="17" w:name="_Toc23755"/>
       <w:r>
         <w:rPr>
           <w:rFonts w:hint="default" w:ascii="Times New Roman" w:hAnsi="Times New Roman" w:cs="黑体" w:eastAsiaTheme="majorEastAsia"/>
@@ -5976,6 +5318,8 @@
         <w:t>国内外研究现状及发展前景</w:t>
       </w:r>
       <w:bookmarkEnd w:id="17"/>
+      <w:bookmarkStart w:id="64" w:name="_GoBack"/>
+      <w:bookmarkEnd w:id="64"/>
     </w:p>
     <w:p>
       <w:pPr>
@@ -6013,7 +5357,7 @@
         <w:fldChar w:fldCharType="begin"/>
       </w:r>
       <w:r>
-        <w:instrText xml:space="preserve"> REF _Ref11417 \r \h  \* MERGEFORMAT</w:instrText>
+        <w:instrText xml:space="preserve"> REF _Ref23963 \r \h  \* MERGEFORMAT</w:instrText>
       </w:r>
       <w:r>
         <w:rPr>
@@ -6031,7 +5375,46 @@
           <w:vertAlign w:val="superscript"/>
           <w:lang w:val="en-US"/>
         </w:rPr>
-        <w:t>[1]</w:t>
+        <w:t>[9]</w:t>
+      </w:r>
+      <w:r>
+        <w:rPr>
+          <w:rFonts w:hint="default"/>
+          <w:sz w:val="24"/>
+          <w:vertAlign w:val="superscript"/>
+          <w:lang w:val="en-US"/>
+        </w:rPr>
+        <w:fldChar w:fldCharType="end"/>
+      </w:r>
+      <w:r>
+        <w:rPr>
+          <w:rFonts w:hint="default"/>
+          <w:sz w:val="24"/>
+          <w:vertAlign w:val="superscript"/>
+          <w:lang w:val="en-US"/>
+        </w:rPr>
+        <w:fldChar w:fldCharType="begin"/>
+      </w:r>
+      <w:r>
+        <w:instrText xml:space="preserve"> REF _Ref23970 \r \h  \* MERGEFORMAT</w:instrText>
+      </w:r>
+      <w:r>
+        <w:rPr>
+          <w:rFonts w:hint="default"/>
+          <w:sz w:val="24"/>
+          <w:vertAlign w:val="superscript"/>
+          <w:lang w:val="en-US"/>
+        </w:rPr>
+        <w:fldChar w:fldCharType="separate"/>
+      </w:r>
+      <w:r>
+        <w:rPr>
+          <w:rFonts w:hint="default"/>
+          <w:sz w:val="24"/>
+          <w:vertAlign w:val="superscript"/>
+          <w:lang w:val="en-US"/>
+        </w:rPr>
+        <w:t>[10]</w:t>
       </w:r>
       <w:r>
         <w:rPr>
@@ -6307,7 +5690,7 @@
         </w:rPr>
       </w:pPr>
       <w:bookmarkStart w:id="18" w:name="_Toc13705"/>
-      <w:bookmarkStart w:id="19" w:name="_Toc13747"/>
+      <w:bookmarkStart w:id="19" w:name="_Toc27871"/>
       <w:r>
         <w:rPr>
           <w:rFonts w:hint="default" w:cs="黑体" w:asciiTheme="majorEastAsia" w:hAnsiTheme="majorEastAsia" w:eastAsiaTheme="majorEastAsia"/>
@@ -6469,7 +5852,54 @@
           <w:sz w:val="24"/>
           <w:lang w:eastAsia="zh-CN"/>
         </w:rPr>
-        <w:t>（5）开展系统级测试与性能评估。测试内容涵盖模块功能正确性、识别一致性、串口通信可靠性、音频输出稳定性与长时间运行表现，并基于测试结果总结系统优势、局限及后续优化方向。</w:t>
+        <w:t>（5）开展系统级测试与性能评估。测试内容涵盖模块功能正确性、识别一致性、串口通信可靠性、音频输出稳定性与长时间运行表现，并基于测试结果总结系统优势、局限及后续优化方向</w:t>
+      </w:r>
+      <w:r>
+        <w:rPr>
+          <w:rFonts w:hint="eastAsia"/>
+          <w:sz w:val="24"/>
+          <w:vertAlign w:val="superscript"/>
+          <w:lang w:eastAsia="zh-CN"/>
+        </w:rPr>
+        <w:fldChar w:fldCharType="begin"/>
+      </w:r>
+      <w:r>
+        <w:instrText xml:space="preserve"> REF _Ref24355 \r \h  \* MERGEFORMAT</w:instrText>
+      </w:r>
+      <w:r>
+        <w:rPr>
+          <w:rFonts w:hint="eastAsia"/>
+          <w:sz w:val="24"/>
+          <w:vertAlign w:val="superscript"/>
+          <w:lang w:eastAsia="zh-CN"/>
+        </w:rPr>
+        <w:fldChar w:fldCharType="separate"/>
+      </w:r>
+      <w:r>
+        <w:rPr>
+          <w:rFonts w:hint="eastAsia"/>
+          <w:sz w:val="24"/>
+          <w:vertAlign w:val="superscript"/>
+          <w:lang w:eastAsia="zh-CN"/>
+        </w:rPr>
+        <w:t>[14]</w:t>
+      </w:r>
+      <w:r>
+        <w:rPr>
+          <w:rFonts w:hint="eastAsia"/>
+          <w:sz w:val="24"/>
+          <w:vertAlign w:val="superscript"/>
+          <w:lang w:eastAsia="zh-CN"/>
+        </w:rPr>
+        <w:fldChar w:fldCharType="end"/>
+      </w:r>
+      <w:r>
+        <w:rPr>
+          <w:rFonts w:hint="eastAsia"/>
+          <w:sz w:val="24"/>
+          <w:lang w:eastAsia="zh-CN"/>
+        </w:rPr>
+        <w:t>。</w:t>
       </w:r>
     </w:p>
     <w:p>
@@ -6505,7 +5935,7 @@
           <w:lang w:eastAsia="zh-CN"/>
         </w:rPr>
       </w:pPr>
-      <w:bookmarkStart w:id="20" w:name="_Toc6928"/>
+      <w:bookmarkStart w:id="20" w:name="_Toc7353"/>
       <w:r>
         <w:rPr>
           <w:rFonts w:hint="default" w:cs="黑体" w:asciiTheme="majorEastAsia" w:hAnsiTheme="majorEastAsia" w:eastAsiaTheme="majorEastAsia"/>
@@ -6812,7 +6242,7 @@
           <w:szCs w:val="30"/>
         </w:rPr>
       </w:pPr>
-      <w:bookmarkStart w:id="21" w:name="_Toc19319"/>
+      <w:bookmarkStart w:id="21" w:name="_Toc24286"/>
       <w:r>
         <w:rPr>
           <w:rFonts w:hint="eastAsia" w:cs="黑体"/>
@@ -6869,7 +6299,7 @@
           <w:szCs w:val="30"/>
         </w:rPr>
       </w:pPr>
-      <w:bookmarkStart w:id="22" w:name="_Toc14973"/>
+      <w:bookmarkStart w:id="22" w:name="_Toc3456"/>
       <w:r>
         <w:rPr>
           <w:rFonts w:cs="黑体" w:asciiTheme="majorEastAsia" w:hAnsiTheme="majorEastAsia" w:eastAsiaTheme="majorEastAsia"/>
@@ -7066,7 +6496,7 @@
           <w:sz w:val="24"/>
         </w:rPr>
         <w:object>
-          <v:shape id="_x0000_i1040" o:spt="75" type="#_x0000_t75" style="height:18pt;width:51pt;" o:ole="t" filled="f" o:preferrelative="t" stroked="f" coordsize="21600,21600">
+          <v:shape id="_x0000_i1025" o:spt="75" type="#_x0000_t75" style="height:18pt;width:51pt;" o:ole="t" filled="f" o:preferrelative="t" stroked="f" coordsize="21600,21600">
             <v:path/>
             <v:fill on="f" focussize="0,0"/>
             <v:stroke on="f" joinstyle="miter"/>
@@ -7075,7 +6505,7 @@
             <w10:wrap type="none"/>
             <w10:anchorlock/>
           </v:shape>
-          <o:OLEObject Type="Embed" ProgID="Equation.KSEE3" ShapeID="_x0000_i1040" DrawAspect="Content" ObjectID="_1468075725" r:id="rId7">
+          <o:OLEObject Type="Embed" ProgID="Equation.KSEE3" ShapeID="_x0000_i1025" DrawAspect="Content" ObjectID="_1468075725" r:id="rId7">
             <o:LockedField>false</o:LockedField>
           </o:OLEObject>
         </w:object>
@@ -7343,7 +6773,7 @@
           <w:sz w:val="24"/>
         </w:rPr>
         <w:object>
-          <v:shape id="_x0000_i1042" o:spt="75" type="#_x0000_t75" style="height:34pt;width:186pt;" o:ole="t" filled="f" o:preferrelative="t" stroked="f" coordsize="21600,21600">
+          <v:shape id="_x0000_i1026" o:spt="75" type="#_x0000_t75" style="height:34pt;width:186pt;" o:ole="t" filled="f" o:preferrelative="t" stroked="f" coordsize="21600,21600">
             <v:path/>
             <v:fill on="f" focussize="0,0"/>
             <v:stroke on="f" joinstyle="miter"/>
@@ -7352,7 +6782,7 @@
             <w10:wrap type="none"/>
             <w10:anchorlock/>
           </v:shape>
-          <o:OLEObject Type="Embed" ProgID="Equation.KSEE3" ShapeID="_x0000_i1042" DrawAspect="Content" ObjectID="_1468075726" r:id="rId9">
+          <o:OLEObject Type="Embed" ProgID="Equation.KSEE3" ShapeID="_x0000_i1026" DrawAspect="Content" ObjectID="_1468075726" r:id="rId9">
             <o:LockedField>false</o:LockedField>
           </o:OLEObject>
         </w:object>
@@ -7576,7 +7006,7 @@
           <w:sz w:val="24"/>
         </w:rPr>
         <w:object>
-          <v:shape id="_x0000_i1043" o:spt="75" type="#_x0000_t75" style="height:24pt;width:160pt;" o:ole="t" filled="f" o:preferrelative="t" stroked="f" coordsize="21600,21600">
+          <v:shape id="_x0000_i1027" o:spt="75" type="#_x0000_t75" style="height:24pt;width:160pt;" o:ole="t" filled="f" o:preferrelative="t" stroked="f" coordsize="21600,21600">
             <v:path/>
             <v:fill on="f" focussize="0,0"/>
             <v:stroke on="f" joinstyle="miter"/>
@@ -7585,7 +7015,7 @@
             <w10:wrap type="none"/>
             <w10:anchorlock/>
           </v:shape>
-          <o:OLEObject Type="Embed" ProgID="Equation.KSEE3" ShapeID="_x0000_i1043" DrawAspect="Content" ObjectID="_1468075727" r:id="rId11">
+          <o:OLEObject Type="Embed" ProgID="Equation.KSEE3" ShapeID="_x0000_i1027" DrawAspect="Content" ObjectID="_1468075727" r:id="rId11">
             <o:LockedField>false</o:LockedField>
           </o:OLEObject>
         </w:object>
@@ -8046,6 +7476,7 @@
           <w:tab w:val="left" w:pos="0"/>
         </w:tabs>
         <w:spacing w:line="360" w:lineRule="auto"/>
+        <w:outlineLvl w:val="1"/>
         <w:rPr>
           <w:rFonts w:cs="黑体" w:asciiTheme="majorEastAsia" w:hAnsiTheme="majorEastAsia" w:eastAsiaTheme="majorEastAsia"/>
           <w:b/>
@@ -8054,6 +7485,7 @@
           <w:szCs w:val="30"/>
         </w:rPr>
       </w:pPr>
+      <w:bookmarkStart w:id="23" w:name="_Toc9175"/>
       <w:r>
         <w:rPr>
           <w:rFonts w:cs="黑体" w:asciiTheme="majorEastAsia" w:hAnsiTheme="majorEastAsia" w:eastAsiaTheme="majorEastAsia"/>
@@ -8064,6 +7496,7 @@
         </w:rPr>
         <w:t>第2.2节 系统实现相关技术</w:t>
       </w:r>
+      <w:bookmarkEnd w:id="23"/>
     </w:p>
     <w:p>
       <w:pPr>
@@ -8401,7 +7834,53 @@
           <w:rFonts w:hint="eastAsia"/>
           <w:sz w:val="24"/>
         </w:rPr>
-        <w:t>声学采集前端的核心任务是把敲击产生的微弱模拟信号调理为可稳定采样、可重复比较的电信号。从技术路径上看，前端通常包括拾音、预放大、滤波和可调增益等环节，其目标并不是单纯追求更大的放大倍数，而是保证信号既能够被有效提取，又不会因幅值失衡而影响后续频谱分析结果。因此，声学采集与模拟调理技术的关键在于建立合理的动态范围，使不同强度、不同位置和不同容器条件下获得的样本仍具有可比性。</w:t>
+        <w:t>声学采集前端的核心任务是把敲击产生的微弱模拟信号调理为可稳定采样、可重复比较的电信号。从技术路径上看，前端通常包括拾音、预放大、滤波和可调增益等环节，其目标并不是单纯追求更大的放大倍数，而是保证信号既能够被有效提取，又不会因幅值失衡而影响后续频谱分析结果。因此，声学采集与模拟调理技术的关键在于建立合理的动态范围，使不同强度、不同位置和不同容器条件下获得的样本仍具有可比性</w:t>
+      </w:r>
+      <w:r>
+        <w:rPr>
+          <w:rFonts w:hint="eastAsia"/>
+          <w:sz w:val="24"/>
+          <w:vertAlign w:val="superscript"/>
+          <w:lang w:eastAsia="zh-CN"/>
+        </w:rPr>
+        <w:fldChar w:fldCharType="begin"/>
+      </w:r>
+      <w:r>
+        <w:instrText xml:space="preserve"> REF _Ref11417 \r \h  \* MERGEFORMAT</w:instrText>
+      </w:r>
+      <w:r>
+        <w:rPr>
+          <w:rFonts w:hint="eastAsia"/>
+          <w:sz w:val="24"/>
+          <w:vertAlign w:val="superscript"/>
+          <w:lang w:eastAsia="zh-CN"/>
+        </w:rPr>
+        <w:fldChar w:fldCharType="separate"/>
+      </w:r>
+      <w:r>
+        <w:rPr>
+          <w:rFonts w:hint="eastAsia"/>
+          <w:sz w:val="24"/>
+          <w:vertAlign w:val="superscript"/>
+          <w:lang w:eastAsia="zh-CN"/>
+        </w:rPr>
+        <w:t>[1]</w:t>
+      </w:r>
+      <w:r>
+        <w:rPr>
+          <w:rFonts w:hint="eastAsia"/>
+          <w:sz w:val="24"/>
+          <w:vertAlign w:val="superscript"/>
+          <w:lang w:eastAsia="zh-CN"/>
+        </w:rPr>
+        <w:fldChar w:fldCharType="end"/>
+      </w:r>
+      <w:r>
+        <w:rPr>
+          <w:rFonts w:hint="eastAsia"/>
+          <w:sz w:val="24"/>
+        </w:rPr>
+        <w:t>。</w:t>
       </w:r>
     </w:p>
     <w:p>
@@ -8751,7 +8230,7 @@
           <w:szCs w:val="30"/>
         </w:rPr>
       </w:pPr>
-      <w:bookmarkStart w:id="23" w:name="_Toc23992"/>
+      <w:bookmarkStart w:id="24" w:name="_Toc13774"/>
       <w:r>
         <w:rPr>
           <w:rFonts w:hint="eastAsia" w:cs="黑体"/>
@@ -8794,7 +8273,7 @@
         </w:rPr>
         <w:t>系统硬件设计与实现</w:t>
       </w:r>
-      <w:bookmarkEnd w:id="23"/>
+      <w:bookmarkEnd w:id="24"/>
     </w:p>
     <w:p>
       <w:pPr>
@@ -8825,7 +8304,7 @@
           <w:szCs w:val="30"/>
         </w:rPr>
       </w:pPr>
-      <w:bookmarkStart w:id="24" w:name="_Toc11338"/>
+      <w:bookmarkStart w:id="25" w:name="_Toc3550"/>
       <w:r>
         <w:rPr>
           <w:rFonts w:hint="default" w:cs="黑体" w:asciiTheme="majorEastAsia" w:hAnsiTheme="majorEastAsia" w:eastAsiaTheme="majorEastAsia"/>
@@ -8885,7 +8364,7 @@
         </w:rPr>
         <w:t>系统硬件总体方案</w:t>
       </w:r>
-      <w:bookmarkEnd w:id="24"/>
+      <w:bookmarkEnd w:id="25"/>
     </w:p>
     <w:p>
       <w:pPr>
@@ -8923,7 +8402,7 @@
     <w:p>
       <w:pPr>
         <w:spacing w:line="360" w:lineRule="auto"/>
-        <w:jc w:val="both"/>
+        <w:jc w:val="center"/>
         <w:rPr>
           <w:rFonts w:hint="eastAsia" w:eastAsia="宋体"/>
           <w:lang w:eastAsia="zh-CN"/>
@@ -8936,8 +8415,8 @@
         </w:rPr>
         <w:drawing>
           <wp:inline distT="0" distB="0" distL="114300" distR="114300">
-            <wp:extent cx="5400040" cy="1904365"/>
-            <wp:effectExtent l="0" t="0" r="10160" b="635"/>
+            <wp:extent cx="5104765" cy="1800225"/>
+            <wp:effectExtent l="0" t="0" r="635" b="9525"/>
             <wp:docPr id="2" name="图片 2" descr="QQ_1776486845601"/>
             <wp:cNvGraphicFramePr>
               <a:graphicFrameLocks xmlns:a="http://schemas.openxmlformats.org/drawingml/2006/main" noChangeAspect="1"/>
@@ -8960,7 +8439,7 @@
                   <pic:spPr>
                     <a:xfrm>
                       <a:off x="0" y="0"/>
-                      <a:ext cx="5400040" cy="1904365"/>
+                      <a:ext cx="5104765" cy="1800225"/>
                     </a:xfrm>
                     <a:prstGeom prst="rect">
                       <a:avLst/>
@@ -9104,7 +8583,7 @@
           <w:szCs w:val="30"/>
         </w:rPr>
       </w:pPr>
-      <w:bookmarkStart w:id="25" w:name="_Toc3110"/>
+      <w:bookmarkStart w:id="26" w:name="_Toc29954"/>
       <w:r>
         <w:rPr>
           <w:rFonts w:hint="default" w:cs="黑体" w:asciiTheme="majorEastAsia" w:hAnsiTheme="majorEastAsia" w:eastAsiaTheme="majorEastAsia"/>
@@ -9164,7 +8643,7 @@
         </w:rPr>
         <w:t>主控平台与引脚分配</w:t>
       </w:r>
-      <w:bookmarkEnd w:id="25"/>
+      <w:bookmarkEnd w:id="26"/>
     </w:p>
     <w:p>
       <w:pPr>
@@ -9246,8 +8725,8 @@
         </w:rPr>
         <w:drawing>
           <wp:inline distT="0" distB="0" distL="114300" distR="114300">
-            <wp:extent cx="3599815" cy="1751965"/>
-            <wp:effectExtent l="0" t="0" r="635" b="635"/>
+            <wp:extent cx="3698875" cy="1800225"/>
+            <wp:effectExtent l="0" t="0" r="15875" b="9525"/>
             <wp:docPr id="12" name="图片 12" descr="屏幕截图 2026-04-10 094459"/>
             <wp:cNvGraphicFramePr>
               <a:graphicFrameLocks xmlns:a="http://schemas.openxmlformats.org/drawingml/2006/main" noChangeAspect="1"/>
@@ -9270,7 +8749,7 @@
                   <pic:spPr>
                     <a:xfrm>
                       <a:off x="0" y="0"/>
-                      <a:ext cx="3599815" cy="1751965"/>
+                      <a:ext cx="3698875" cy="1800225"/>
                     </a:xfrm>
                     <a:prstGeom prst="rect">
                       <a:avLst/>
@@ -10691,7 +10170,7 @@
           <w:lang w:val="en-US" w:eastAsia="zh-CN"/>
         </w:rPr>
       </w:pPr>
-      <w:bookmarkStart w:id="26" w:name="_Toc10951"/>
+      <w:bookmarkStart w:id="27" w:name="_Toc26128"/>
       <w:r>
         <w:rPr>
           <w:rFonts w:hint="default" w:cs="黑体" w:asciiTheme="majorEastAsia" w:hAnsiTheme="majorEastAsia" w:eastAsiaTheme="majorEastAsia"/>
@@ -10775,7 +10254,7 @@
         </w:rPr>
         <w:t>声学采集模块（MAX9814）</w:t>
       </w:r>
-      <w:bookmarkEnd w:id="26"/>
+      <w:bookmarkEnd w:id="27"/>
     </w:p>
     <w:p>
       <w:pPr>
@@ -10997,7 +10476,7 @@
           <w:lang w:val="en-US" w:eastAsia="zh-CN"/>
         </w:rPr>
       </w:pPr>
-      <w:bookmarkStart w:id="27" w:name="_Toc29043"/>
+      <w:bookmarkStart w:id="28" w:name="_Toc554"/>
       <w:r>
         <w:rPr>
           <w:rFonts w:hint="default" w:cs="黑体" w:asciiTheme="majorEastAsia" w:hAnsiTheme="majorEastAsia" w:eastAsiaTheme="majorEastAsia"/>
@@ -11081,7 +10560,7 @@
         </w:rPr>
         <w:t>可编程增益模块（PGA117）</w:t>
       </w:r>
-      <w:bookmarkEnd w:id="27"/>
+      <w:bookmarkEnd w:id="28"/>
     </w:p>
     <w:p>
       <w:pPr>
@@ -11140,8 +10619,8 @@
       <w:r>
         <w:drawing>
           <wp:inline distT="0" distB="0" distL="114300" distR="114300">
-            <wp:extent cx="3599815" cy="2086610"/>
-            <wp:effectExtent l="0" t="0" r="635" b="8890"/>
+            <wp:extent cx="3239770" cy="1877695"/>
+            <wp:effectExtent l="0" t="0" r="17780" b="8255"/>
             <wp:docPr id="14" name="Picture 7"/>
             <wp:cNvGraphicFramePr>
               <a:graphicFrameLocks xmlns:a="http://schemas.openxmlformats.org/drawingml/2006/main" noChangeAspect="1"/>
@@ -11164,7 +10643,7 @@
                   <pic:spPr>
                     <a:xfrm>
                       <a:off x="0" y="0"/>
-                      <a:ext cx="3599815" cy="2086610"/>
+                      <a:ext cx="3239770" cy="1877695"/>
                     </a:xfrm>
                     <a:prstGeom prst="rect">
                       <a:avLst/>
@@ -11229,8 +10708,8 @@
       <w:r>
         <w:drawing>
           <wp:inline distT="0" distB="0" distL="114300" distR="114300">
-            <wp:extent cx="3599815" cy="1945005"/>
-            <wp:effectExtent l="0" t="0" r="635" b="17145"/>
+            <wp:extent cx="3239770" cy="1750695"/>
+            <wp:effectExtent l="0" t="0" r="17780" b="1905"/>
             <wp:docPr id="4" name="Picture 4"/>
             <wp:cNvGraphicFramePr>
               <a:graphicFrameLocks xmlns:a="http://schemas.openxmlformats.org/drawingml/2006/main" noChangeAspect="1"/>
@@ -11253,7 +10732,7 @@
                   <pic:spPr>
                     <a:xfrm>
                       <a:off x="0" y="0"/>
-                      <a:ext cx="3599815" cy="1945005"/>
+                      <a:ext cx="3239770" cy="1750695"/>
                     </a:xfrm>
                     <a:prstGeom prst="rect">
                       <a:avLst/>
@@ -11309,7 +10788,7 @@
           <w:lang w:val="en-US" w:eastAsia="zh-CN"/>
         </w:rPr>
       </w:pPr>
-      <w:bookmarkStart w:id="28" w:name="_Toc24114"/>
+      <w:bookmarkStart w:id="29" w:name="_Toc30715"/>
       <w:r>
         <w:rPr>
           <w:rFonts w:hint="eastAsia" w:cs="黑体" w:asciiTheme="majorEastAsia" w:hAnsiTheme="majorEastAsia" w:eastAsiaTheme="majorEastAsia"/>
@@ -11321,7 +10800,7 @@
         </w:rPr>
         <w:t>第3.5节 模数转换接口设计</w:t>
       </w:r>
-      <w:bookmarkEnd w:id="28"/>
+      <w:bookmarkEnd w:id="29"/>
     </w:p>
     <w:p>
       <w:pPr>
@@ -11352,7 +10831,53 @@
           <w:rFonts w:hint="eastAsia"/>
           <w:sz w:val="24"/>
         </w:rPr>
-        <w:t>采集链路的模拟信号最终需要通过模数转换接口进入数字域。硬件上，本系统采用单通道输入结构，将前端调理后的敲击声信号送入主控ADC引脚，并通过合理的参考地、供电去耦和紧凑的信号回路布局减小数字开关噪声对模拟测量的影响。</w:t>
+        <w:t>采集链路的模拟信号最终需要通过模数转换接口进入数字域。硬件上，本系统采用单通道输入结构，将前端调理后的敲击声信号送入主控ADC引脚，并通过合理的参考地、供电去耦和紧凑的信号回路布局减小数字开关噪声对模拟测量的影响</w:t>
+      </w:r>
+      <w:r>
+        <w:rPr>
+          <w:rFonts w:hint="eastAsia"/>
+          <w:sz w:val="24"/>
+          <w:vertAlign w:val="superscript"/>
+          <w:lang w:eastAsia="zh-CN"/>
+        </w:rPr>
+        <w:fldChar w:fldCharType="begin"/>
+      </w:r>
+      <w:r>
+        <w:instrText xml:space="preserve"> REF _Ref24185 \r \h  \* MERGEFORMAT</w:instrText>
+      </w:r>
+      <w:r>
+        <w:rPr>
+          <w:rFonts w:hint="eastAsia"/>
+          <w:sz w:val="24"/>
+          <w:vertAlign w:val="superscript"/>
+          <w:lang w:eastAsia="zh-CN"/>
+        </w:rPr>
+        <w:fldChar w:fldCharType="separate"/>
+      </w:r>
+      <w:r>
+        <w:rPr>
+          <w:rFonts w:hint="eastAsia"/>
+          <w:sz w:val="24"/>
+          <w:vertAlign w:val="superscript"/>
+          <w:lang w:eastAsia="zh-CN"/>
+        </w:rPr>
+        <w:t>[7]</w:t>
+      </w:r>
+      <w:r>
+        <w:rPr>
+          <w:rFonts w:hint="eastAsia"/>
+          <w:sz w:val="24"/>
+          <w:vertAlign w:val="superscript"/>
+          <w:lang w:eastAsia="zh-CN"/>
+        </w:rPr>
+        <w:fldChar w:fldCharType="end"/>
+      </w:r>
+      <w:r>
+        <w:rPr>
+          <w:rFonts w:hint="eastAsia"/>
+          <w:sz w:val="24"/>
+        </w:rPr>
+        <w:t>。</w:t>
       </w:r>
     </w:p>
     <w:p>
@@ -11403,7 +10928,7 @@
           <w:szCs w:val="30"/>
         </w:rPr>
       </w:pPr>
-      <w:bookmarkStart w:id="29" w:name="_Toc7263"/>
+      <w:bookmarkStart w:id="30" w:name="_Toc12376"/>
       <w:r>
         <w:rPr>
           <w:rFonts w:hint="default" w:cs="黑体" w:asciiTheme="majorEastAsia" w:hAnsiTheme="majorEastAsia" w:eastAsiaTheme="majorEastAsia"/>
@@ -11487,7 +11012,7 @@
         </w:rPr>
         <w:t>人机交互与串口通信</w:t>
       </w:r>
-      <w:bookmarkEnd w:id="29"/>
+      <w:bookmarkEnd w:id="30"/>
     </w:p>
     <w:p>
       <w:pPr>
@@ -11545,18 +11070,6 @@
       <w:pPr>
         <w:spacing w:line="360" w:lineRule="auto"/>
         <w:ind w:firstLine="420" w:firstLineChars="0"/>
-        <w:jc w:val="both"/>
-        <w:rPr>
-          <w:rFonts w:hint="eastAsia"/>
-          <w:sz w:val="24"/>
-          <w:lang w:eastAsia="zh-CN"/>
-        </w:rPr>
-      </w:pPr>
-    </w:p>
-    <w:p>
-      <w:pPr>
-        <w:spacing w:line="360" w:lineRule="auto"/>
-        <w:ind w:firstLine="420" w:firstLineChars="0"/>
         <w:jc w:val="center"/>
         <w:rPr>
           <w:rFonts w:hint="eastAsia"/>
@@ -11572,8 +11085,8 @@
         </w:rPr>
         <w:drawing>
           <wp:inline distT="0" distB="0" distL="114300" distR="114300">
-            <wp:extent cx="3599815" cy="2357755"/>
-            <wp:effectExtent l="0" t="0" r="635" b="4445"/>
+            <wp:extent cx="2700020" cy="1769110"/>
+            <wp:effectExtent l="0" t="0" r="5080" b="2540"/>
             <wp:docPr id="16" name="图片 16" descr="屏幕截图 2026-04-10 095107"/>
             <wp:cNvGraphicFramePr>
               <a:graphicFrameLocks xmlns:a="http://schemas.openxmlformats.org/drawingml/2006/main" noChangeAspect="1"/>
@@ -11596,7 +11109,7 @@
                   <pic:spPr>
                     <a:xfrm>
                       <a:off x="0" y="0"/>
-                      <a:ext cx="3599815" cy="2357755"/>
+                      <a:ext cx="2700020" cy="1769110"/>
                     </a:xfrm>
                     <a:prstGeom prst="rect">
                       <a:avLst/>
@@ -11670,8 +11183,8 @@
         </w:rPr>
         <w:drawing>
           <wp:inline distT="0" distB="0" distL="114300" distR="114300">
-            <wp:extent cx="3599815" cy="2066925"/>
-            <wp:effectExtent l="0" t="0" r="635" b="9525"/>
+            <wp:extent cx="2700020" cy="1550035"/>
+            <wp:effectExtent l="0" t="0" r="5080" b="12065"/>
             <wp:docPr id="11" name="图片 11" descr="屏幕截图 2026-04-10 091014"/>
             <wp:cNvGraphicFramePr>
               <a:graphicFrameLocks xmlns:a="http://schemas.openxmlformats.org/drawingml/2006/main" noChangeAspect="1"/>
@@ -11694,7 +11207,7 @@
                   <pic:spPr>
                     <a:xfrm>
                       <a:off x="0" y="0"/>
-                      <a:ext cx="3599815" cy="2066925"/>
+                      <a:ext cx="2700020" cy="1550035"/>
                     </a:xfrm>
                     <a:prstGeom prst="rect">
                       <a:avLst/>
@@ -11760,7 +11273,7 @@
           <w:lang w:val="en-US" w:eastAsia="zh-CN"/>
         </w:rPr>
       </w:pPr>
-      <w:bookmarkStart w:id="30" w:name="_Toc13347"/>
+      <w:bookmarkStart w:id="31" w:name="_Toc4419"/>
       <w:r>
         <w:rPr>
           <w:rFonts w:hint="eastAsia" w:cs="黑体" w:asciiTheme="majorEastAsia" w:hAnsiTheme="majorEastAsia" w:eastAsiaTheme="majorEastAsia"/>
@@ -11772,7 +11285,7 @@
         </w:rPr>
         <w:t>第3.7节 音频输出模块</w:t>
       </w:r>
-      <w:bookmarkEnd w:id="30"/>
+      <w:bookmarkEnd w:id="31"/>
     </w:p>
     <w:p>
       <w:pPr>
@@ -12007,7 +11520,7 @@
           <w:szCs w:val="30"/>
         </w:rPr>
       </w:pPr>
-      <w:bookmarkStart w:id="31" w:name="_Toc1140"/>
+      <w:bookmarkStart w:id="32" w:name="_Toc2603"/>
       <w:r>
         <w:rPr>
           <w:rFonts w:hint="eastAsia" w:cs="黑体"/>
@@ -12050,7 +11563,7 @@
         </w:rPr>
         <w:t>软件设计与算法实现</w:t>
       </w:r>
-      <w:bookmarkEnd w:id="31"/>
+      <w:bookmarkEnd w:id="32"/>
     </w:p>
     <w:p>
       <w:pPr>
@@ -12101,7 +11614,7 @@
           <w:lang w:val="en-US" w:eastAsia="zh-CN"/>
         </w:rPr>
       </w:pPr>
-      <w:bookmarkStart w:id="32" w:name="_Toc28638"/>
+      <w:bookmarkStart w:id="33" w:name="_Toc24426"/>
       <w:r>
         <w:rPr>
           <w:rFonts w:hint="eastAsia" w:cs="黑体" w:asciiTheme="majorEastAsia" w:hAnsiTheme="majorEastAsia" w:eastAsiaTheme="majorEastAsia"/>
@@ -12113,7 +11626,7 @@
         </w:rPr>
         <w:t>第4.1节 系统主程序设计流程</w:t>
       </w:r>
-      <w:bookmarkEnd w:id="32"/>
+      <w:bookmarkEnd w:id="33"/>
     </w:p>
     <w:p>
       <w:pPr>
@@ -13384,7 +12897,7 @@
           <w:lang w:val="en-US" w:eastAsia="zh-CN"/>
         </w:rPr>
       </w:pPr>
-      <w:bookmarkStart w:id="33" w:name="_Toc16250"/>
+      <w:bookmarkStart w:id="34" w:name="_Toc9975"/>
       <w:r>
         <w:rPr>
           <w:rFonts w:hint="eastAsia" w:cs="黑体" w:asciiTheme="majorEastAsia" w:hAnsiTheme="majorEastAsia" w:eastAsiaTheme="majorEastAsia"/>
@@ -13396,7 +12909,7 @@
         </w:rPr>
         <w:t>第4.2节 频域分析与模板匹配算法设计</w:t>
       </w:r>
-      <w:bookmarkEnd w:id="33"/>
+      <w:bookmarkEnd w:id="34"/>
     </w:p>
     <w:p>
       <w:pPr>
@@ -13692,7 +13205,7 @@
           <w:lang w:val="en-US" w:eastAsia="zh-CN"/>
         </w:rPr>
       </w:pPr>
-      <w:bookmarkStart w:id="34" w:name="_Toc26187"/>
+      <w:bookmarkStart w:id="35" w:name="_Toc9447"/>
       <w:r>
         <w:rPr>
           <w:rFonts w:hint="eastAsia" w:cs="黑体" w:asciiTheme="majorEastAsia" w:hAnsiTheme="majorEastAsia" w:eastAsiaTheme="majorEastAsia"/>
@@ -13704,7 +13217,7 @@
         </w:rPr>
         <w:t>第4.3节 串口协议与报文解析</w:t>
       </w:r>
-      <w:bookmarkEnd w:id="34"/>
+      <w:bookmarkEnd w:id="35"/>
     </w:p>
     <w:p>
       <w:pPr>
@@ -14742,7 +14255,7 @@
           <w:lang w:val="en-US" w:eastAsia="zh-CN"/>
         </w:rPr>
       </w:pPr>
-      <w:bookmarkStart w:id="35" w:name="_Toc3930"/>
+      <w:bookmarkStart w:id="36" w:name="_Toc28158"/>
       <w:r>
         <w:rPr>
           <w:rFonts w:hint="eastAsia" w:cs="黑体" w:asciiTheme="majorEastAsia" w:hAnsiTheme="majorEastAsia" w:eastAsiaTheme="majorEastAsia"/>
@@ -14754,7 +14267,7 @@
         </w:rPr>
         <w:t>第4.4节 音频输出与乐曲播放</w:t>
       </w:r>
-      <w:bookmarkEnd w:id="35"/>
+      <w:bookmarkEnd w:id="36"/>
     </w:p>
     <w:p>
       <w:pPr>
@@ -14835,6 +14348,12 @@
             <w:insideH w:val="none" w:color="auto" w:sz="0" w:space="0"/>
             <w:insideV w:val="none" w:color="auto" w:sz="0" w:space="0"/>
           </w:tblBorders>
+          <w:tblCellMar>
+            <w:top w:w="0" w:type="dxa"/>
+            <w:left w:w="108" w:type="dxa"/>
+            <w:bottom w:w="0" w:type="dxa"/>
+            <w:right w:w="108" w:type="dxa"/>
+          </w:tblCellMar>
         </w:tblPrEx>
         <w:trPr>
           <w:tblHeader/>
@@ -15417,8 +14936,6 @@
           <w:lang w:eastAsia="zh-CN"/>
         </w:rPr>
       </w:pPr>
-      <w:bookmarkStart w:id="61" w:name="_GoBack"/>
-      <w:bookmarkEnd w:id="61"/>
       <w:r>
         <w:rPr>
           <w:rFonts w:ascii="宋体" w:hAnsi="宋体" w:eastAsia="宋体" w:cs="宋体"/>
@@ -15512,7 +15029,7 @@
           <w:szCs w:val="30"/>
         </w:rPr>
       </w:pPr>
-      <w:bookmarkStart w:id="36" w:name="_Toc24664"/>
+      <w:bookmarkStart w:id="37" w:name="_Toc18419"/>
       <w:r>
         <w:rPr>
           <w:rFonts w:hint="eastAsia" w:cs="黑体"/>
@@ -15555,7 +15072,7 @@
         </w:rPr>
         <w:t>系统调试与实验结果</w:t>
       </w:r>
-      <w:bookmarkEnd w:id="36"/>
+      <w:bookmarkEnd w:id="37"/>
     </w:p>
     <w:p>
       <w:pPr>
@@ -15586,7 +15103,7 @@
           <w:szCs w:val="30"/>
         </w:rPr>
       </w:pPr>
-      <w:bookmarkStart w:id="37" w:name="_Toc23243"/>
+      <w:bookmarkStart w:id="38" w:name="_Toc24721"/>
       <w:r>
         <w:rPr>
           <w:rFonts w:hint="default" w:cs="黑体" w:asciiTheme="majorEastAsia" w:hAnsiTheme="majorEastAsia" w:eastAsiaTheme="majorEastAsia"/>
@@ -15646,7 +15163,7 @@
         </w:rPr>
         <w:t>实验平台与测试方法</w:t>
       </w:r>
-      <w:bookmarkEnd w:id="37"/>
+      <w:bookmarkEnd w:id="38"/>
     </w:p>
     <w:p>
       <w:pPr>
@@ -15677,7 +15194,52 @@
         <w:rPr>
           <w:sz w:val="24"/>
         </w:rPr>
-        <w:t>系统调试在完成硬件接线和软件烧录后进行，实验平台包括STM32H750XBH6开发板、MAX9814声学采集模块、PGA117可编程增益模块、串口屏、TPA3138功放板、扬声器、示波器以及上位机串口调试工具。测试内容覆盖模块级联调、系统级识别验证、串口通信稳定性与长时间运行观察；相关声音识别系统通常也采用“采集—识别—验证”的实验路径开展性能评估[3]。</w:t>
+        <w:t>系统调试在完成硬件接线和软件烧录后进行，实验平台包括STM32H750XBH6开发板、MAX9814声学采集模块、PGA117可编程增益模块、串口屏、TPA3138功放板、扬声器、示波器以及上位机串口调试工具。测试内容覆盖模块级联调、系统级识别验证、串口通信稳定性与长时间运行观察；相关声音识别系统通常也采用“采集—识别—验证”的实验路径开展性能评估</w:t>
+      </w:r>
+      <w:r>
+        <w:rPr>
+          <w:rFonts w:hint="default"/>
+          <w:sz w:val="24"/>
+          <w:vertAlign w:val="superscript"/>
+          <w:lang w:val="en-US"/>
+        </w:rPr>
+        <w:fldChar w:fldCharType="begin"/>
+      </w:r>
+      <w:r>
+        <w:instrText xml:space="preserve"> REF _Ref22937 \r \h  \* MERGEFORMAT</w:instrText>
+      </w:r>
+      <w:r>
+        <w:rPr>
+          <w:rFonts w:hint="default"/>
+          <w:sz w:val="24"/>
+          <w:vertAlign w:val="superscript"/>
+          <w:lang w:val="en-US"/>
+        </w:rPr>
+        <w:fldChar w:fldCharType="separate"/>
+      </w:r>
+      <w:r>
+        <w:rPr>
+          <w:rFonts w:hint="default"/>
+          <w:sz w:val="24"/>
+          <w:vertAlign w:val="superscript"/>
+          <w:lang w:val="en-US"/>
+        </w:rPr>
+        <w:t>[3]</w:t>
+      </w:r>
+      <w:r>
+        <w:rPr>
+          <w:rFonts w:hint="default"/>
+          <w:sz w:val="24"/>
+          <w:vertAlign w:val="superscript"/>
+          <w:lang w:val="en-US"/>
+        </w:rPr>
+        <w:fldChar w:fldCharType="end"/>
+      </w:r>
+      <w:r>
+        <w:rPr>
+          <w:sz w:val="24"/>
+        </w:rPr>
+        <w:t>。</w:t>
       </w:r>
     </w:p>
     <w:p>
@@ -15729,7 +15291,7 @@
           <w:szCs w:val="30"/>
         </w:rPr>
       </w:pPr>
-      <w:bookmarkStart w:id="38" w:name="_Toc27996"/>
+      <w:bookmarkStart w:id="39" w:name="_Toc4273"/>
       <w:r>
         <w:rPr>
           <w:rFonts w:hint="default" w:cs="黑体" w:asciiTheme="majorEastAsia" w:hAnsiTheme="majorEastAsia" w:eastAsiaTheme="majorEastAsia"/>
@@ -15813,7 +15375,7 @@
         </w:rPr>
         <w:t>模块级调试结果</w:t>
       </w:r>
-      <w:bookmarkEnd w:id="38"/>
+      <w:bookmarkEnd w:id="39"/>
     </w:p>
     <w:p>
       <w:pPr>
@@ -17523,7 +17085,7 @@
           <w:szCs w:val="30"/>
         </w:rPr>
       </w:pPr>
-      <w:bookmarkStart w:id="39" w:name="_Toc4444"/>
+      <w:bookmarkStart w:id="40" w:name="_Toc2578"/>
       <w:r>
         <w:rPr>
           <w:rFonts w:hint="default" w:cs="黑体" w:asciiTheme="majorEastAsia" w:hAnsiTheme="majorEastAsia" w:eastAsiaTheme="majorEastAsia"/>
@@ -17607,7 +17169,7 @@
         </w:rPr>
         <w:t>识别性能与响应时间分析</w:t>
       </w:r>
-      <w:bookmarkEnd w:id="39"/>
+      <w:bookmarkEnd w:id="40"/>
     </w:p>
     <w:p>
       <w:pPr>
@@ -18943,7 +18505,7 @@
           <w:lang w:val="en-US" w:eastAsia="zh-CN"/>
         </w:rPr>
       </w:pPr>
-      <w:bookmarkStart w:id="40" w:name="_Toc11763"/>
+      <w:bookmarkStart w:id="41" w:name="_Toc22939"/>
       <w:r>
         <w:rPr>
           <w:rFonts w:hint="eastAsia" w:cs="黑体" w:asciiTheme="majorEastAsia" w:hAnsiTheme="majorEastAsia" w:eastAsiaTheme="majorEastAsia"/>
@@ -18955,7 +18517,7 @@
         </w:rPr>
         <w:t>第5.4节 系统功能验证结果</w:t>
       </w:r>
-      <w:bookmarkEnd w:id="40"/>
+      <w:bookmarkEnd w:id="41"/>
     </w:p>
     <w:p>
       <w:pPr>
@@ -19053,7 +18615,7 @@
           <w:szCs w:val="30"/>
         </w:rPr>
       </w:pPr>
-      <w:bookmarkStart w:id="41" w:name="_Toc11099"/>
+      <w:bookmarkStart w:id="42" w:name="_Toc27951"/>
       <w:r>
         <w:rPr>
           <w:rFonts w:hint="default" w:cs="黑体" w:asciiTheme="majorEastAsia" w:hAnsiTheme="majorEastAsia" w:eastAsiaTheme="majorEastAsia"/>
@@ -19137,7 +18699,7 @@
         </w:rPr>
         <w:t>误差来源与改进分析</w:t>
       </w:r>
-      <w:bookmarkEnd w:id="41"/>
+      <w:bookmarkEnd w:id="42"/>
     </w:p>
     <w:p>
       <w:pPr>
@@ -19168,7 +18730,52 @@
         <w:rPr>
           <w:sz w:val="24"/>
         </w:rPr>
-        <w:t>实验中影响识别结果的主要因素包括敲击力度不一致、环境噪声干扰、杯体摆放差异以及增益参数选择不当。当敲击过轻时，主峰幅值可能低于阈值导致漏检；当增益过高时，信号易出现削顶或谐波增强，从而影响模板匹配结果。</w:t>
+        <w:t>实验中影响识别结果的主要因素包括敲击力度不一致、环境噪声干扰、杯体摆放差异以及增益参数选择不当。当敲击过轻时，主峰幅值可能低于阈值导致漏检；当增益过高时，信号易出现削顶或谐波增强，从而影响模板匹配结果</w:t>
+      </w:r>
+      <w:r>
+        <w:rPr>
+          <w:rFonts w:hint="default"/>
+          <w:sz w:val="24"/>
+          <w:vertAlign w:val="superscript"/>
+          <w:lang w:val="en-US"/>
+        </w:rPr>
+        <w:fldChar w:fldCharType="begin"/>
+      </w:r>
+      <w:r>
+        <w:instrText xml:space="preserve"> REF _Ref24296 \r \h  \* MERGEFORMAT</w:instrText>
+      </w:r>
+      <w:r>
+        <w:rPr>
+          <w:rFonts w:hint="default"/>
+          <w:sz w:val="24"/>
+          <w:vertAlign w:val="superscript"/>
+          <w:lang w:val="en-US"/>
+        </w:rPr>
+        <w:fldChar w:fldCharType="separate"/>
+      </w:r>
+      <w:r>
+        <w:rPr>
+          <w:rFonts w:hint="default"/>
+          <w:sz w:val="24"/>
+          <w:vertAlign w:val="superscript"/>
+          <w:lang w:val="en-US"/>
+        </w:rPr>
+        <w:t>[11]</w:t>
+      </w:r>
+      <w:r>
+        <w:rPr>
+          <w:rFonts w:hint="default"/>
+          <w:sz w:val="24"/>
+          <w:vertAlign w:val="superscript"/>
+          <w:lang w:val="en-US"/>
+        </w:rPr>
+        <w:fldChar w:fldCharType="end"/>
+      </w:r>
+      <w:r>
+        <w:rPr>
+          <w:sz w:val="24"/>
+        </w:rPr>
+        <w:t>。</w:t>
       </w:r>
     </w:p>
     <w:p>
@@ -19209,8 +18816,8 @@
       <w:r>
         <w:drawing>
           <wp:inline distT="0" distB="0" distL="114300" distR="114300">
-            <wp:extent cx="5303520" cy="2774950"/>
-            <wp:effectExtent l="0" t="0" r="11430" b="6350"/>
+            <wp:extent cx="5503545" cy="2879725"/>
+            <wp:effectExtent l="0" t="0" r="1905" b="15875"/>
             <wp:docPr id="20" name="Picture 20"/>
             <wp:cNvGraphicFramePr>
               <a:graphicFrameLocks xmlns:a="http://schemas.openxmlformats.org/drawingml/2006/main" noChangeAspect="1"/>
@@ -19233,7 +18840,7 @@
                   <pic:spPr>
                     <a:xfrm>
                       <a:off x="0" y="0"/>
-                      <a:ext cx="5303520" cy="2775164"/>
+                      <a:ext cx="5503545" cy="2879725"/>
                     </a:xfrm>
                     <a:prstGeom prst="rect">
                       <a:avLst/>
@@ -19301,7 +18908,7 @@
         <w:fldChar w:fldCharType="begin"/>
       </w:r>
       <w:r>
-        <w:instrText xml:space="preserve"> REF _Ref24355 \r \h  \* MERGEFORMAT</w:instrText>
+        <w:instrText xml:space="preserve"> REF _Ref24126 \r \h  \* MERGEFORMAT</w:instrText>
       </w:r>
       <w:r>
         <w:rPr>
@@ -19319,7 +18926,7 @@
           <w:vertAlign w:val="superscript"/>
           <w:lang w:eastAsia="zh-CN"/>
         </w:rPr>
-        <w:t>[14]</w:t>
+        <w:t>[12]</w:t>
       </w:r>
       <w:r>
         <w:rPr>
@@ -19354,7 +18961,7 @@
           <w:szCs w:val="30"/>
         </w:rPr>
       </w:pPr>
-      <w:bookmarkStart w:id="42" w:name="_Toc13006"/>
+      <w:bookmarkStart w:id="43" w:name="_Toc19548"/>
       <w:r>
         <w:rPr>
           <w:rFonts w:hint="eastAsia" w:cs="黑体"/>
@@ -19397,7 +19004,7 @@
         </w:rPr>
         <w:t>总结与展望</w:t>
       </w:r>
-      <w:bookmarkEnd w:id="42"/>
+      <w:bookmarkEnd w:id="43"/>
     </w:p>
     <w:p>
       <w:pPr>
@@ -19428,7 +19035,7 @@
           <w:szCs w:val="30"/>
         </w:rPr>
       </w:pPr>
-      <w:bookmarkStart w:id="43" w:name="_Toc29158"/>
+      <w:bookmarkStart w:id="44" w:name="_Toc16333"/>
       <w:r>
         <w:rPr>
           <w:rFonts w:hint="default" w:cs="黑体" w:asciiTheme="majorEastAsia" w:hAnsiTheme="majorEastAsia" w:eastAsiaTheme="majorEastAsia"/>
@@ -19488,7 +19095,7 @@
         </w:rPr>
         <w:t>研究工作总结</w:t>
       </w:r>
-      <w:bookmarkEnd w:id="43"/>
+      <w:bookmarkEnd w:id="44"/>
     </w:p>
     <w:p>
       <w:pPr>
@@ -19580,17 +19187,6 @@
     <w:p>
       <w:pPr>
         <w:spacing w:line="360" w:lineRule="auto"/>
-        <w:ind w:firstLine="420" w:firstLineChars="0"/>
-        <w:jc w:val="both"/>
-        <w:rPr>
-          <w:rFonts w:hint="eastAsia"/>
-          <w:sz w:val="24"/>
-        </w:rPr>
-      </w:pPr>
-    </w:p>
-    <w:p>
-      <w:pPr>
-        <w:spacing w:line="360" w:lineRule="auto"/>
         <w:rPr>
           <w:sz w:val="24"/>
         </w:rPr>
@@ -19602,6 +19198,7 @@
           <w:tab w:val="left" w:pos="0"/>
         </w:tabs>
         <w:spacing w:line="360" w:lineRule="auto"/>
+        <w:outlineLvl w:val="1"/>
         <w:rPr>
           <w:rFonts w:hint="eastAsia" w:cs="黑体" w:asciiTheme="majorEastAsia" w:hAnsiTheme="majorEastAsia" w:eastAsiaTheme="majorEastAsia"/>
           <w:b/>
@@ -19611,6 +19208,7 @@
           <w:lang w:val="en-US" w:eastAsia="zh-CN"/>
         </w:rPr>
       </w:pPr>
+      <w:bookmarkStart w:id="45" w:name="_Toc22145"/>
       <w:r>
         <w:rPr>
           <w:rFonts w:hint="eastAsia" w:cs="黑体" w:asciiTheme="majorEastAsia" w:hAnsiTheme="majorEastAsia" w:eastAsiaTheme="majorEastAsia"/>
@@ -19622,6 +19220,7 @@
         </w:rPr>
         <w:t>第6.2节 研究工作展望</w:t>
       </w:r>
+      <w:bookmarkEnd w:id="45"/>
     </w:p>
     <w:p>
       <w:pPr>
@@ -19676,6 +19275,45 @@
           <w:rFonts w:hint="eastAsia"/>
           <w:sz w:val="24"/>
           <w:vertAlign w:val="superscript"/>
+          <w:lang w:eastAsia="zh-CN"/>
+        </w:rPr>
+        <w:fldChar w:fldCharType="begin"/>
+      </w:r>
+      <w:r>
+        <w:instrText xml:space="preserve"> REF _Ref23963 \r \h  \* MERGEFORMAT</w:instrText>
+      </w:r>
+      <w:r>
+        <w:rPr>
+          <w:rFonts w:hint="eastAsia"/>
+          <w:sz w:val="24"/>
+          <w:vertAlign w:val="superscript"/>
+          <w:lang w:eastAsia="zh-CN"/>
+        </w:rPr>
+        <w:fldChar w:fldCharType="separate"/>
+      </w:r>
+      <w:r>
+        <w:rPr>
+          <w:rFonts w:hint="eastAsia"/>
+          <w:sz w:val="24"/>
+          <w:vertAlign w:val="superscript"/>
+          <w:lang w:eastAsia="zh-CN"/>
+        </w:rPr>
+        <w:t>[9]</w:t>
+      </w:r>
+      <w:r>
+        <w:rPr>
+          <w:rFonts w:hint="eastAsia"/>
+          <w:sz w:val="24"/>
+          <w:vertAlign w:val="superscript"/>
+          <w:lang w:eastAsia="zh-CN"/>
+        </w:rPr>
+        <w:fldChar w:fldCharType="end"/>
+      </w:r>
+      <w:r>
+        <w:rPr>
+          <w:rFonts w:hint="eastAsia"/>
+          <w:sz w:val="24"/>
+          <w:vertAlign w:val="superscript"/>
         </w:rPr>
         <w:fldChar w:fldCharType="begin"/>
       </w:r>
@@ -19739,37 +19377,37 @@
           <w:rFonts w:hint="eastAsia"/>
           <w:sz w:val="24"/>
           <w:vertAlign w:val="superscript"/>
+          <w:lang w:eastAsia="zh-CN"/>
         </w:rPr>
         <w:fldChar w:fldCharType="begin"/>
       </w:r>
       <w:r>
-        <w:rPr>
+        <w:instrText xml:space="preserve"> REF _Ref11600 \r \h  \* MERGEFORMAT</w:instrText>
+      </w:r>
+      <w:r>
+        <w:rPr>
+          <w:rFonts w:hint="eastAsia"/>
           <w:sz w:val="24"/>
           <w:vertAlign w:val="superscript"/>
-        </w:rPr>
-        <w:instrText xml:space="preserve"> REF _Ref23930 \r \h  \* MERGEFORMAT</w:instrText>
+          <w:lang w:eastAsia="zh-CN"/>
+        </w:rPr>
+        <w:fldChar w:fldCharType="separate"/>
       </w:r>
       <w:r>
         <w:rPr>
           <w:rFonts w:hint="eastAsia"/>
           <w:sz w:val="24"/>
           <w:vertAlign w:val="superscript"/>
-        </w:rPr>
-        <w:fldChar w:fldCharType="separate"/>
+          <w:lang w:eastAsia="zh-CN"/>
+        </w:rPr>
+        <w:t>[5]</w:t>
       </w:r>
       <w:r>
         <w:rPr>
           <w:rFonts w:hint="eastAsia"/>
           <w:sz w:val="24"/>
           <w:vertAlign w:val="superscript"/>
-        </w:rPr>
-        <w:t>[5]</w:t>
-      </w:r>
-      <w:r>
-        <w:rPr>
-          <w:rFonts w:hint="eastAsia"/>
-          <w:sz w:val="24"/>
-          <w:vertAlign w:val="superscript"/>
+          <w:lang w:eastAsia="zh-CN"/>
         </w:rPr>
         <w:fldChar w:fldCharType="end"/>
       </w:r>
@@ -19850,9 +19488,9 @@
           <w:szCs w:val="30"/>
         </w:rPr>
       </w:pPr>
-      <w:bookmarkStart w:id="44" w:name="_Toc31086"/>
-      <w:bookmarkStart w:id="45" w:name="_Toc32500"/>
       <w:bookmarkStart w:id="46" w:name="_Toc20352"/>
+      <w:bookmarkStart w:id="47" w:name="_Toc32500"/>
+      <w:bookmarkStart w:id="48" w:name="_Toc4991"/>
       <w:r>
         <w:rPr>
           <w:rFonts w:hint="eastAsia" w:cs="黑体" w:asciiTheme="majorEastAsia" w:hAnsiTheme="majorEastAsia" w:eastAsiaTheme="majorEastAsia"/>
@@ -19863,9 +19501,9 @@
         </w:rPr>
         <w:t>参考文献</w:t>
       </w:r>
-      <w:bookmarkEnd w:id="44"/>
-      <w:bookmarkEnd w:id="45"/>
       <w:bookmarkEnd w:id="46"/>
+      <w:bookmarkEnd w:id="47"/>
+      <w:bookmarkEnd w:id="48"/>
     </w:p>
     <w:p>
       <w:pPr>
@@ -19881,14 +19519,14 @@
           <w:szCs w:val="21"/>
         </w:rPr>
       </w:pPr>
-      <w:bookmarkStart w:id="47" w:name="_Ref11417"/>
+      <w:bookmarkStart w:id="49" w:name="_Ref11417"/>
       <w:r>
         <w:rPr>
           <w:sz w:val="24"/>
         </w:rPr>
         <w:t>杨烁祯, 张珑, 王建华, 张恒远. 声音事件检测综述[J]. 广西师范大学学报(自然科学版), 2023, 41(2): 1-18.</w:t>
       </w:r>
-      <w:bookmarkEnd w:id="47"/>
+      <w:bookmarkEnd w:id="49"/>
     </w:p>
     <w:p>
       <w:pPr>
@@ -19904,14 +19542,14 @@
           <w:szCs w:val="21"/>
         </w:rPr>
       </w:pPr>
-      <w:bookmarkStart w:id="48" w:name="_Ref11159"/>
+      <w:bookmarkStart w:id="50" w:name="_Ref11159"/>
       <w:r>
         <w:rPr>
           <w:sz w:val="24"/>
         </w:rPr>
         <w:t>李晓飞, 刘宏. 机器人听觉声源定位研究综述[J]. 智能系统学报, 2012, 7(1): 9-20.</w:t>
       </w:r>
-      <w:bookmarkEnd w:id="48"/>
+      <w:bookmarkEnd w:id="50"/>
     </w:p>
     <w:p>
       <w:pPr>
@@ -19927,12 +19565,14 @@
           <w:szCs w:val="21"/>
         </w:rPr>
       </w:pPr>
+      <w:bookmarkStart w:id="51" w:name="_Ref22937"/>
       <w:r>
         <w:rPr>
           <w:sz w:val="24"/>
         </w:rPr>
         <w:t>薛珊, 李广青, 吕琼莹, 毛逸维. 基于卷积神经网络的反无人机系统声音识别方法[J]. 工程科学学报, 2020, 42(11): 1516-1524.</w:t>
       </w:r>
+      <w:bookmarkEnd w:id="51"/>
     </w:p>
     <w:p>
       <w:pPr>
@@ -19948,14 +19588,14 @@
           <w:szCs w:val="21"/>
         </w:rPr>
       </w:pPr>
-      <w:bookmarkStart w:id="49" w:name="_Ref11557"/>
+      <w:bookmarkStart w:id="52" w:name="_Ref11557"/>
       <w:r>
         <w:rPr>
           <w:sz w:val="24"/>
         </w:rPr>
         <w:t>王恬, 朱晨阳, 李圣辰, 邵曦. 基于多尺度条带卷积注意的声音事件检测[J]. 智能计算机与应用, 2025, 15(2): 168-174.</w:t>
       </w:r>
-      <w:bookmarkEnd w:id="49"/>
+      <w:bookmarkEnd w:id="52"/>
     </w:p>
     <w:p>
       <w:pPr>
@@ -19971,14 +19611,14 @@
           <w:szCs w:val="21"/>
         </w:rPr>
       </w:pPr>
-      <w:bookmarkStart w:id="50" w:name="_Ref11600"/>
+      <w:bookmarkStart w:id="53" w:name="_Ref11600"/>
       <w:r>
         <w:rPr>
           <w:sz w:val="24"/>
         </w:rPr>
         <w:t>姜彦吉, 郭丁旭, 邱友利, 董浩. 基于图神经网络的交通场景声音事件检测[J]. 信息与控制, 2025, 54(3): 413-427.</w:t>
       </w:r>
-      <w:bookmarkEnd w:id="50"/>
+      <w:bookmarkEnd w:id="53"/>
     </w:p>
     <w:p>
       <w:pPr>
@@ -19994,7 +19634,7 @@
           <w:szCs w:val="21"/>
         </w:rPr>
       </w:pPr>
-      <w:bookmarkStart w:id="51" w:name="_Ref24257"/>
+      <w:bookmarkStart w:id="54" w:name="_Ref24257"/>
       <w:r>
         <w:rPr>
           <w:sz w:val="24"/>
@@ -20002,7 +19642,7 @@
         </w:rPr>
         <w:t>Cooley J W, Tukey J W. An Algorithm for the Machine Calculation of Complex Fourier Series[J]. Mathematics of Computation, 1965, 19(90): 297-301.</w:t>
       </w:r>
-      <w:bookmarkEnd w:id="51"/>
+      <w:bookmarkEnd w:id="54"/>
     </w:p>
     <w:p>
       <w:pPr>
@@ -20018,7 +19658,7 @@
           <w:szCs w:val="21"/>
         </w:rPr>
       </w:pPr>
-      <w:bookmarkStart w:id="52" w:name="_Ref24185"/>
+      <w:bookmarkStart w:id="55" w:name="_Ref24185"/>
       <w:r>
         <w:rPr>
           <w:sz w:val="24"/>
@@ -20026,7 +19666,7 @@
         </w:rPr>
         <w:t>Shannon C E. Communication in the Presence of Noise[J]. Proceedings of the IRE, 1949, 37(1): 10-21.</w:t>
       </w:r>
-      <w:bookmarkEnd w:id="52"/>
+      <w:bookmarkEnd w:id="55"/>
     </w:p>
     <w:p>
       <w:pPr>
@@ -20042,7 +19682,7 @@
           <w:szCs w:val="21"/>
         </w:rPr>
       </w:pPr>
-      <w:bookmarkStart w:id="53" w:name="_Ref24090"/>
+      <w:bookmarkStart w:id="56" w:name="_Ref24090"/>
       <w:r>
         <w:rPr>
           <w:sz w:val="24"/>
@@ -20050,7 +19690,7 @@
         </w:rPr>
         <w:t>Lin S, Liu N, Nazemi M, et al. FFT-Based Deep Learning Deployment in Embedded Systems[C]//Proceedings of the Design, Automation and Test in Europe Conference (DATE). Dresden, 2018.</w:t>
       </w:r>
-      <w:bookmarkEnd w:id="53"/>
+      <w:bookmarkEnd w:id="56"/>
     </w:p>
     <w:p>
       <w:pPr>
@@ -20066,7 +19706,7 @@
           <w:szCs w:val="21"/>
         </w:rPr>
       </w:pPr>
-      <w:bookmarkStart w:id="54" w:name="_Ref23963"/>
+      <w:bookmarkStart w:id="57" w:name="_Ref23963"/>
       <w:r>
         <w:rPr>
           <w:sz w:val="24"/>
@@ -20074,7 +19714,7 @@
         </w:rPr>
         <w:t>Chen Y, Guo Q, Liang X, et al. Environmental Sound Classification with Dilated Convolutions[J]. Applied Acoustics, 2019, 148: 123-132.</w:t>
       </w:r>
-      <w:bookmarkEnd w:id="54"/>
+      <w:bookmarkEnd w:id="57"/>
     </w:p>
     <w:p>
       <w:pPr>
@@ -20090,7 +19730,7 @@
           <w:szCs w:val="21"/>
         </w:rPr>
       </w:pPr>
-      <w:bookmarkStart w:id="55" w:name="_Ref23970"/>
+      <w:bookmarkStart w:id="58" w:name="_Ref23970"/>
       <w:r>
         <w:rPr>
           <w:sz w:val="24"/>
@@ -20098,7 +19738,7 @@
         </w:rPr>
         <w:t>Zhang X, Zou Y, Wang W. LD-CNN: A Lightweight Dilated Convolutional Neural Network for Environmental Sound Classification[C]//2016 23rd International Conference on Pattern Recognition (ICPR). Cancun: IEEE, 2016.</w:t>
       </w:r>
-      <w:bookmarkEnd w:id="55"/>
+      <w:bookmarkEnd w:id="58"/>
     </w:p>
     <w:p>
       <w:pPr>
@@ -20114,7 +19754,7 @@
           <w:szCs w:val="21"/>
         </w:rPr>
       </w:pPr>
-      <w:bookmarkStart w:id="56" w:name="_Ref24296"/>
+      <w:bookmarkStart w:id="59" w:name="_Ref24296"/>
       <w:r>
         <w:rPr>
           <w:sz w:val="24"/>
@@ -20122,7 +19762,7 @@
         </w:rPr>
         <w:t>Adavanne S, Parascandolo G, Pertilä P, et al. Sound Event Detection in Multichannel Audio Using Spatial and Harmonic Features[C]//Proceedings of the Detection and Classification of Acoustic Scenes and Events 2016 Workshop. Budapest, 2016.</w:t>
       </w:r>
-      <w:bookmarkEnd w:id="56"/>
+      <w:bookmarkEnd w:id="59"/>
     </w:p>
     <w:p>
       <w:pPr>
@@ -20138,7 +19778,7 @@
           <w:szCs w:val="21"/>
         </w:rPr>
       </w:pPr>
-      <w:bookmarkStart w:id="57" w:name="_Ref24126"/>
+      <w:bookmarkStart w:id="60" w:name="_Ref24126"/>
       <w:r>
         <w:rPr>
           <w:sz w:val="24"/>
@@ -20146,7 +19786,7 @@
         </w:rPr>
         <w:t>Sandhan T, Sonowal S, Choi J Y. Audio Bank: A High-Level Acoustic Signal Representation for Audio Event Recognition[C]//2014 14th International Conference on Control, Automation and Systems (ICCAS). Gyeonggi-do, 2014.</w:t>
       </w:r>
-      <w:bookmarkEnd w:id="57"/>
+      <w:bookmarkEnd w:id="60"/>
     </w:p>
     <w:p>
       <w:pPr>
@@ -20162,7 +19802,7 @@
           <w:szCs w:val="21"/>
         </w:rPr>
       </w:pPr>
-      <w:bookmarkStart w:id="58" w:name="_Ref24499"/>
+      <w:bookmarkStart w:id="61" w:name="_Ref24499"/>
       <w:r>
         <w:rPr>
           <w:sz w:val="24"/>
@@ -20170,7 +19810,7 @@
         </w:rPr>
         <w:t>Meyer M, Cavigelli L, Thiele L. Efficient Convolutional Neural Network for Audio Event Detection[J/OL]. arXiv:1709.09888, 2017.</w:t>
       </w:r>
-      <w:bookmarkEnd w:id="58"/>
+      <w:bookmarkEnd w:id="61"/>
     </w:p>
     <w:p>
       <w:pPr>
@@ -20186,7 +19826,7 @@
           <w:szCs w:val="21"/>
         </w:rPr>
       </w:pPr>
-      <w:bookmarkStart w:id="59" w:name="_Ref24355"/>
+      <w:bookmarkStart w:id="62" w:name="_Ref24355"/>
       <w:r>
         <w:rPr>
           <w:sz w:val="24"/>
@@ -20194,7 +19834,7 @@
         </w:rPr>
         <w:t>Sagasti A, Artís P, Serra X, et al. Deployment of AI-based Sound Analysis Algorithms in Real-time Acoustic Sensors: Challenges and a Use Case[C]//Proceedings of the Detection and Classification of Acoustic Scenes and Events 2025 Workshop. Barcelona, 2025.</w:t>
       </w:r>
-      <w:bookmarkEnd w:id="59"/>
+      <w:bookmarkEnd w:id="62"/>
     </w:p>
     <w:p>
       <w:pPr>
@@ -20210,7 +19850,7 @@
           <w:szCs w:val="21"/>
         </w:rPr>
       </w:pPr>
-      <w:bookmarkStart w:id="60" w:name="_Ref24012"/>
+      <w:bookmarkStart w:id="63" w:name="_Ref24012"/>
       <w:r>
         <w:rPr>
           <w:sz w:val="24"/>
@@ -20218,7 +19858,7 @@
         </w:rPr>
         <w:t>Carmantini G, Benhamadi Y, Carreau M, et al. Bioacoustics on Tiny Hardware at the BioDCASE 2025 Challenge[C]//Proceedings of the Detection and Classification of Acoustic Scenes and Events 2025 Workshop. Barcelona, 2025.</w:t>
       </w:r>
-      <w:bookmarkEnd w:id="60"/>
+      <w:bookmarkEnd w:id="63"/>
     </w:p>
     <w:p/>
     <w:p/>
